--- a/docs/Panduan-SIM-SPENGA.docx
+++ b/docs/Panduan-SIM-SPENGA.docx
@@ -426,6 +426,58 @@
               <w:rPr>
                 <w:sz w:val="19"/>
               </w:rPr>
+              <w:t xml:space="preserve">Pemberitahuan WhatsApp otomatis</w:t>
+            </w:r>
+          </w:p>
+        </w:tc>
+        <w:tc>
+          <w:tcPr>
+            <w:tcW w:w="1500" w:type="pct"/>
+          </w:tcPr>
+          <w:p>
+            <w:pPr>
+              <w:spacing w:after="0"/>
+            </w:pPr>
+            <w:r>
+              <w:rPr>
+                <w:sz w:val="19"/>
+              </w:rPr>
+              <w:t xml:space="preserve">Admin, Guru, Wali Kelas</w:t>
+            </w:r>
+          </w:p>
+        </w:tc>
+      </w:tr>
+      <w:tr>
+        <w:tc>
+          <w:tcPr>
+            <w:tcW w:w="500" w:type="pct"/>
+            <w:shd w:val="clear" w:fill="F7F9FC"/>
+          </w:tcPr>
+          <w:p>
+            <w:pPr>
+              <w:spacing w:after="0"/>
+            </w:pPr>
+            <w:r>
+              <w:rPr>
+                <w:sz w:val="19"/>
+              </w:rPr>
+              <w:t xml:space="preserve">F</w:t>
+            </w:r>
+          </w:p>
+        </w:tc>
+        <w:tc>
+          <w:tcPr>
+            <w:tcW w:w="3000" w:type="pct"/>
+            <w:shd w:val="clear" w:fill="F7F9FC"/>
+          </w:tcPr>
+          <w:p>
+            <w:pPr>
+              <w:spacing w:after="0"/>
+            </w:pPr>
+            <w:r>
+              <w:rPr>
+                <w:sz w:val="19"/>
+              </w:rPr>
               <w:t xml:space="preserve">Pemilih periode: melihat data semester lampau</w:t>
             </w:r>
           </w:p>
@@ -433,6 +485,7 @@
         <w:tc>
           <w:tcPr>
             <w:tcW w:w="1500" w:type="pct"/>
+            <w:shd w:val="clear" w:fill="F7F9FC"/>
           </w:tcPr>
           <w:p>
             <w:pPr>
@@ -451,24 +504,22 @@
         <w:tc>
           <w:tcPr>
             <w:tcW w:w="500" w:type="pct"/>
-            <w:shd w:val="clear" w:fill="F7F9FC"/>
-          </w:tcPr>
-          <w:p>
-            <w:pPr>
-              <w:spacing w:after="0"/>
-            </w:pPr>
-            <w:r>
-              <w:rPr>
-                <w:sz w:val="19"/>
-              </w:rPr>
-              <w:t xml:space="preserve">F</w:t>
+          </w:tcPr>
+          <w:p>
+            <w:pPr>
+              <w:spacing w:after="0"/>
+            </w:pPr>
+            <w:r>
+              <w:rPr>
+                <w:sz w:val="19"/>
+              </w:rPr>
+              <w:t xml:space="preserve">G</w:t>
             </w:r>
           </w:p>
         </w:tc>
         <w:tc>
           <w:tcPr>
             <w:tcW w:w="3000" w:type="pct"/>
-            <w:shd w:val="clear" w:fill="F7F9FC"/>
           </w:tcPr>
           <w:p>
             <w:pPr>
@@ -485,7 +536,6 @@
         <w:tc>
           <w:tcPr>
             <w:tcW w:w="1500" w:type="pct"/>
-            <w:shd w:val="clear" w:fill="F7F9FC"/>
           </w:tcPr>
           <w:p>
             <w:pPr>
@@ -504,22 +554,24 @@
         <w:tc>
           <w:tcPr>
             <w:tcW w:w="500" w:type="pct"/>
-          </w:tcPr>
-          <w:p>
-            <w:pPr>
-              <w:spacing w:after="0"/>
-            </w:pPr>
-            <w:r>
-              <w:rPr>
-                <w:sz w:val="19"/>
-              </w:rPr>
-              <w:t xml:space="preserve">G</w:t>
+            <w:shd w:val="clear" w:fill="F7F9FC"/>
+          </w:tcPr>
+          <w:p>
+            <w:pPr>
+              <w:spacing w:after="0"/>
+            </w:pPr>
+            <w:r>
+              <w:rPr>
+                <w:sz w:val="19"/>
+              </w:rPr>
+              <w:t xml:space="preserve">H</w:t>
             </w:r>
           </w:p>
         </w:tc>
         <w:tc>
           <w:tcPr>
             <w:tcW w:w="3000" w:type="pct"/>
+            <w:shd w:val="clear" w:fill="F7F9FC"/>
           </w:tcPr>
           <w:p>
             <w:pPr>
@@ -536,6 +588,7 @@
         <w:tc>
           <w:tcPr>
             <w:tcW w:w="1500" w:type="pct"/>
+            <w:shd w:val="clear" w:fill="F7F9FC"/>
           </w:tcPr>
           <w:p>
             <w:pPr>
@@ -554,24 +607,22 @@
         <w:tc>
           <w:tcPr>
             <w:tcW w:w="500" w:type="pct"/>
-            <w:shd w:val="clear" w:fill="F7F9FC"/>
-          </w:tcPr>
-          <w:p>
-            <w:pPr>
-              <w:spacing w:after="0"/>
-            </w:pPr>
-            <w:r>
-              <w:rPr>
-                <w:sz w:val="19"/>
-              </w:rPr>
-              <w:t xml:space="preserve">H</w:t>
+          </w:tcPr>
+          <w:p>
+            <w:pPr>
+              <w:spacing w:after="0"/>
+            </w:pPr>
+            <w:r>
+              <w:rPr>
+                <w:sz w:val="19"/>
+              </w:rPr>
+              <w:t xml:space="preserve">I</w:t>
             </w:r>
           </w:p>
         </w:tc>
         <w:tc>
           <w:tcPr>
             <w:tcW w:w="3000" w:type="pct"/>
-            <w:shd w:val="clear" w:fill="F7F9FC"/>
           </w:tcPr>
           <w:p>
             <w:pPr>
@@ -588,7 +639,6 @@
         <w:tc>
           <w:tcPr>
             <w:tcW w:w="1500" w:type="pct"/>
-            <w:shd w:val="clear" w:fill="F7F9FC"/>
           </w:tcPr>
           <w:p>
             <w:pPr>
@@ -607,22 +657,24 @@
         <w:tc>
           <w:tcPr>
             <w:tcW w:w="500" w:type="pct"/>
-          </w:tcPr>
-          <w:p>
-            <w:pPr>
-              <w:spacing w:after="0"/>
-            </w:pPr>
-            <w:r>
-              <w:rPr>
-                <w:sz w:val="19"/>
-              </w:rPr>
-              <w:t xml:space="preserve">I</w:t>
+            <w:shd w:val="clear" w:fill="F7F9FC"/>
+          </w:tcPr>
+          <w:p>
+            <w:pPr>
+              <w:spacing w:after="0"/>
+            </w:pPr>
+            <w:r>
+              <w:rPr>
+                <w:sz w:val="19"/>
+              </w:rPr>
+              <w:t xml:space="preserve">J</w:t>
             </w:r>
           </w:p>
         </w:tc>
         <w:tc>
           <w:tcPr>
             <w:tcW w:w="3000" w:type="pct"/>
+            <w:shd w:val="clear" w:fill="F7F9FC"/>
           </w:tcPr>
           <w:p>
             <w:pPr>
@@ -639,6 +691,7 @@
         <w:tc>
           <w:tcPr>
             <w:tcW w:w="1500" w:type="pct"/>
+            <w:shd w:val="clear" w:fill="F7F9FC"/>
           </w:tcPr>
           <w:p>
             <w:pPr>
@@ -657,24 +710,22 @@
         <w:tc>
           <w:tcPr>
             <w:tcW w:w="500" w:type="pct"/>
-            <w:shd w:val="clear" w:fill="F7F9FC"/>
-          </w:tcPr>
-          <w:p>
-            <w:pPr>
-              <w:spacing w:after="0"/>
-            </w:pPr>
-            <w:r>
-              <w:rPr>
-                <w:sz w:val="19"/>
-              </w:rPr>
-              <w:t xml:space="preserve">J</w:t>
+          </w:tcPr>
+          <w:p>
+            <w:pPr>
+              <w:spacing w:after="0"/>
+            </w:pPr>
+            <w:r>
+              <w:rPr>
+                <w:sz w:val="19"/>
+              </w:rPr>
+              <w:t xml:space="preserve">K</w:t>
             </w:r>
           </w:p>
         </w:tc>
         <w:tc>
           <w:tcPr>
             <w:tcW w:w="3000" w:type="pct"/>
-            <w:shd w:val="clear" w:fill="F7F9FC"/>
           </w:tcPr>
           <w:p>
             <w:pPr>
@@ -691,7 +742,6 @@
         <w:tc>
           <w:tcPr>
             <w:tcW w:w="1500" w:type="pct"/>
-            <w:shd w:val="clear" w:fill="F7F9FC"/>
           </w:tcPr>
           <w:p>
             <w:pPr>
@@ -702,6 +752,64 @@
                 <w:sz w:val="19"/>
               </w:rPr>
               <w:t xml:space="preserve">Semua pengguna</w:t>
+            </w:r>
+          </w:p>
+        </w:tc>
+      </w:tr>
+    </w:tbl>
+    <w:p>
+      <w:pPr>
+        <w:spacing w:after="140"/>
+      </w:pPr>
+    </w:p>
+    <w:tbl>
+      <w:tblPr>
+        <w:tblW w:w="5000" w:type="pct"/>
+        <w:tblBorders>
+          <w:top w:val="single" w:sz="4" w:color="E0C878"/>
+          <w:left w:val="single" w:sz="18" w:color="E0A800"/>
+          <w:bottom w:val="single" w:sz="4" w:color="E0C878"/>
+          <w:right w:val="single" w:sz="4" w:color="E0C878"/>
+        </w:tblBorders>
+        <w:tblCellMar>
+          <w:top w:w="140" w:type="dxa"/>
+          <w:left w:w="200" w:type="dxa"/>
+          <w:bottom w:w="140" w:type="dxa"/>
+          <w:right w:w="200" w:type="dxa"/>
+        </w:tblCellMar>
+      </w:tblPr>
+      <w:tr>
+        <w:tc>
+          <w:tcPr>
+            <w:shd w:val="clear" w:fill="FFF4CE"/>
+          </w:tcPr>
+          <w:p>
+            <w:pPr>
+              <w:spacing w:after="60"/>
+            </w:pPr>
+            <w:r>
+              <w:rPr>
+                <w:b/>
+              </w:rPr>
+              <w:t xml:space="preserve">Ada dokumen kedua untuk urusan database</w:t>
+            </w:r>
+          </w:p>
+          <w:p>
+            <w:pPr>
+              <w:spacing w:after="0"/>
+              <w:jc w:val="both"/>
+            </w:pPr>
+            <w:r>
+              <w:t xml:space="preserve">Mencadangkan, memulihkan, mengosongkan data uji coba, dan merawat database dibahas terpisah di </w:t>
+            </w:r>
+            <w:r>
+              <w:rPr>
+                <w:b/>
+              </w:rPr>
+              <w:t xml:space="preserve">Panduan Database SIM-SPENGA</w:t>
+            </w:r>
+            <w:r>
+              <w:t xml:space="preserve"> — dokumen khusus Admin. Dokumen yang sedang Anda baca ini tentang pemakaian aplikasinya.</w:t>
             </w:r>
           </w:p>
         </w:tc>
@@ -1556,7 +1664,7 @@
         <w:t xml:space="preserve">Salin Data</w:t>
       </w:r>
       <w:r>
-        <w:t xml:space="preserve"> yang memindahkan seluruh pengaturan semester sebelumnya sekali klik. Caranya di Bagian F.</w:t>
+        <w:t xml:space="preserve"> yang memindahkan seluruh pengaturan semester sebelumnya sekali klik. Caranya di Bagian G.</w:t>
       </w:r>
     </w:p>
     <w:p>
@@ -2888,7 +2996,7 @@
         <w:t xml:space="preserve">Import Excel</w:t>
       </w:r>
       <w:r>
-        <w:t xml:space="preserve">, unduh templatnya, isi, lalu unggah kembali (lihat Bagian G).</w:t>
+        <w:t xml:space="preserve">, unduh templatnya, isi, lalu unggah kembali (lihat Bagian H).</w:t>
       </w:r>
     </w:p>
     <w:p>
@@ -5409,90 +5517,10 @@
     </w:p>
     <w:p>
       <w:pPr>
-        <w:pStyle w:val="Heading2"/>
-      </w:pPr>
-      <w:r>
-        <w:t xml:space="preserve">D.5 Kurikulum</w:t>
-      </w:r>
-    </w:p>
-    <w:p>
-      <w:pPr>
-        <w:numPr>
-          <w:ilvl w:val="0"/>
-          <w:numId w:val="1"/>
-        </w:numPr>
-        <w:spacing w:after="60" w:line="276" w:lineRule="auto"/>
-      </w:pPr>
-      <w:r>
-        <w:rPr>
-          <w:b/>
-        </w:rPr>
-        <w:t xml:space="preserve">Monitoring Input Nilai</w:t>
-      </w:r>
-      <w:r>
-        <w:t xml:space="preserve"> — melihat mapel dan kelas mana yang nilainya belum lengkap, satu layar untuk seluruh sekolah.</w:t>
-      </w:r>
-    </w:p>
-    <w:p>
-      <w:pPr>
-        <w:numPr>
-          <w:ilvl w:val="0"/>
-          <w:numId w:val="1"/>
-        </w:numPr>
-        <w:spacing w:after="60" w:line="276" w:lineRule="auto"/>
-      </w:pPr>
-      <w:r>
-        <w:rPr>
-          <w:b/>
-        </w:rPr>
-        <w:t xml:space="preserve">Kehadiran Mengajar Guru</w:t>
-      </w:r>
-      <w:r>
-        <w:t xml:space="preserve"> — memantau guru yang belum mengisi jurnal.</w:t>
-      </w:r>
-    </w:p>
-    <w:p>
-      <w:pPr>
-        <w:numPr>
-          <w:ilvl w:val="0"/>
-          <w:numId w:val="1"/>
-        </w:numPr>
-        <w:spacing w:after="60" w:line="276" w:lineRule="auto"/>
-      </w:pPr>
-      <w:r>
-        <w:rPr>
-          <w:b/>
-        </w:rPr>
-        <w:t xml:space="preserve">Rekapitulasi Kepatuhan</w:t>
-      </w:r>
-      <w:r>
-        <w:t xml:space="preserve"> — rekap kepatuhan pengisian.</w:t>
-      </w:r>
-    </w:p>
-    <w:p>
-      <w:pPr>
-        <w:numPr>
-          <w:ilvl w:val="0"/>
-          <w:numId w:val="1"/>
-        </w:numPr>
-        <w:spacing w:after="60" w:line="276" w:lineRule="auto"/>
-      </w:pPr>
-      <w:r>
-        <w:rPr>
-          <w:b/>
-        </w:rPr>
-        <w:t xml:space="preserve">Buka Kunci</w:t>
-      </w:r>
-      <w:r>
-        <w:t xml:space="preserve"> daftar nilai yang sudah difinalisasi guru bila masih perlu diperbaiki.</w:t>
-      </w:r>
-    </w:p>
-    <w:p>
-      <w:pPr>
-        <w:pStyle w:val="Heading2"/>
-      </w:pPr>
-      <w:r>
-        <w:t xml:space="preserve">D.6 Kepala Sekolah</w:t>
+        <w:pStyle w:val="Heading3"/>
+      </w:pPr>
+      <w:r>
+        <w:t xml:space="preserve">Menghentikan atau menghapus sebuah kegiatan</w:t>
       </w:r>
     </w:p>
     <w:p>
@@ -5501,508 +5529,7 @@
         <w:jc w:val="both"/>
       </w:pPr>
       <w:r>
-        <w:t xml:space="preserve">Seluruh menu Kepala Sekolah bersifat </w:t>
-      </w:r>
-      <w:r>
-        <w:rPr>
-          <w:b/>
-        </w:rPr>
-        <w:t xml:space="preserve">lihat dan cetak saja</w:t>
-      </w:r>
-      <w:r>
-        <w:t xml:space="preserve">. Tidak ada tombol simpan atau hapus, sehingga tidak mungkin mengubah data tanpa sengaja.</w:t>
-      </w:r>
-    </w:p>
-    <w:p>
-      <w:pPr>
-        <w:pStyle w:val="Heading2"/>
-      </w:pPr>
-      <w:r>
-        <w:t xml:space="preserve">D.7 Orang Tua</w:t>
-      </w:r>
-    </w:p>
-    <w:p>
-      <w:pPr>
-        <w:numPr>
-          <w:ilvl w:val="0"/>
-          <w:numId w:val="2"/>
-        </w:numPr>
-        <w:spacing w:after="80" w:line="276" w:lineRule="auto"/>
-      </w:pPr>
-      <w:r>
-        <w:t xml:space="preserve">Buka alamat aplikasi lalu tambahkan </w:t>
-      </w:r>
-      <w:r>
-        <w:rPr>
-          <w:rFonts w:ascii="Consolas" w:hAnsi="Consolas"/>
-          <w:color w:val="B03060"/>
-        </w:rPr>
-        <w:t xml:space="preserve">/orangtua/login</w:t>
-      </w:r>
-      <w:r>
-        <w:t xml:space="preserve">, atau klik tautan Portal Orang Tua di halaman masuk.</w:t>
-      </w:r>
-    </w:p>
-    <w:p>
-      <w:pPr>
-        <w:numPr>
-          <w:ilvl w:val="0"/>
-          <w:numId w:val="2"/>
-        </w:numPr>
-        <w:spacing w:after="80" w:line="276" w:lineRule="auto"/>
-      </w:pPr>
-      <w:r>
-        <w:t xml:space="preserve">Masukkan </w:t>
-      </w:r>
-      <w:r>
-        <w:rPr>
-          <w:b/>
-        </w:rPr>
-        <w:t xml:space="preserve">NIS anak</w:t>
-      </w:r>
-      <w:r>
-        <w:t xml:space="preserve"> sebagai nama pengguna dan kata sandi yang diberikan sekolah.</w:t>
-      </w:r>
-    </w:p>
-    <w:p>
-      <w:pPr>
-        <w:numPr>
-          <w:ilvl w:val="0"/>
-          <w:numId w:val="2"/>
-        </w:numPr>
-        <w:spacing w:after="80" w:line="276" w:lineRule="auto"/>
-      </w:pPr>
-      <w:r>
-        <w:t xml:space="preserve">Saat pertama masuk, aplikasi meminta Anda mengganti kata sandi. Ini wajib demi keamanan data anak.</w:t>
-      </w:r>
-    </w:p>
-    <w:p>
-      <w:pPr>
-        <w:numPr>
-          <w:ilvl w:val="0"/>
-          <w:numId w:val="2"/>
-        </w:numPr>
-        <w:spacing w:after="80" w:line="276" w:lineRule="auto"/>
-      </w:pPr>
-      <w:r>
-        <w:t xml:space="preserve">Setelah itu dashboard menampilkan nilai, kehadiran, catatan BK, dan riwayat kelas anak Anda.</w:t>
-      </w:r>
-    </w:p>
-    <w:p>
-      <w:pPr>
-        <w:pStyle w:val="Heading1"/>
-        <w:pageBreakBefore/>
-      </w:pPr>
-      <w:r>
-        <w:t xml:space="preserve">Bagian E — Melihat Data Semester Lampau</w:t>
-      </w:r>
-    </w:p>
-    <w:p>
-      <w:pPr>
-        <w:spacing w:after="140" w:line="276" w:lineRule="auto"/>
-        <w:jc w:val="both"/>
-      </w:pPr>
-      <w:r>
-        <w:t xml:space="preserve">Di kanan atas setiap halaman ada </w:t>
-      </w:r>
-      <w:r>
-        <w:rPr>
-          <w:b/>
-        </w:rPr>
-        <w:t xml:space="preserve">kotak pemilih periode</w:t>
-      </w:r>
-      <w:r>
-        <w:t xml:space="preserve">. Isinya seluruh periode yang pernah ada.</w:t>
-      </w:r>
-    </w:p>
-    <w:p>
-      <w:pPr>
-        <w:pStyle w:val="Heading2"/>
-      </w:pPr>
-      <w:r>
-        <w:t xml:space="preserve">E.1 Cara memakainya</w:t>
-      </w:r>
-    </w:p>
-    <w:p>
-      <w:pPr>
-        <w:numPr>
-          <w:ilvl w:val="0"/>
-          <w:numId w:val="2"/>
-        </w:numPr>
-        <w:spacing w:after="80" w:line="276" w:lineRule="auto"/>
-      </w:pPr>
-      <w:r>
-        <w:t xml:space="preserve">Klik kotak periode di kanan atas.</w:t>
-      </w:r>
-    </w:p>
-    <w:p>
-      <w:pPr>
-        <w:numPr>
-          <w:ilvl w:val="0"/>
-          <w:numId w:val="2"/>
-        </w:numPr>
-        <w:spacing w:after="80" w:line="276" w:lineRule="auto"/>
-      </w:pPr>
-      <w:r>
-        <w:t xml:space="preserve">Pilih periode yang ingin dilihat, misalnya "2026/2027 Ganjil".</w:t>
-      </w:r>
-    </w:p>
-    <w:p>
-      <w:pPr>
-        <w:numPr>
-          <w:ilvl w:val="0"/>
-          <w:numId w:val="2"/>
-        </w:numPr>
-        <w:spacing w:after="80" w:line="276" w:lineRule="auto"/>
-      </w:pPr>
-      <w:r>
-        <w:t xml:space="preserve">Halaman langsung menampilkan keadaan periode itu.</w:t>
-      </w:r>
-    </w:p>
-    <w:p>
-      <w:pPr>
-        <w:pStyle w:val="Heading2"/>
-      </w:pPr>
-      <w:r>
-        <w:t xml:space="preserve">E.2 Yang berubah saat Anda menengok periode lampau</w:t>
-      </w:r>
-    </w:p>
-    <w:p>
-      <w:pPr>
-        <w:numPr>
-          <w:ilvl w:val="0"/>
-          <w:numId w:val="1"/>
-        </w:numPr>
-        <w:spacing w:after="60" w:line="276" w:lineRule="auto"/>
-      </w:pPr>
-      <w:r>
-        <w:t xml:space="preserve">Kotak periodenya berubah warna menjadi kuning.</w:t>
-      </w:r>
-    </w:p>
-    <w:p>
-      <w:pPr>
-        <w:numPr>
-          <w:ilvl w:val="0"/>
-          <w:numId w:val="1"/>
-        </w:numPr>
-        <w:spacing w:after="60" w:line="276" w:lineRule="auto"/>
-      </w:pPr>
-      <w:r>
-        <w:t xml:space="preserve">Muncul spanduk </w:t>
-      </w:r>
-      <w:r>
-        <w:rPr>
-          <w:b/>
-        </w:rPr>
-        <w:t xml:space="preserve">"Mode lihat saja"</w:t>
-      </w:r>
-      <w:r>
-        <w:t xml:space="preserve"> di setiap halaman.</w:t>
-      </w:r>
-    </w:p>
-    <w:p>
-      <w:pPr>
-        <w:numPr>
-          <w:ilvl w:val="0"/>
-          <w:numId w:val="1"/>
-        </w:numPr>
-        <w:spacing w:after="60" w:line="276" w:lineRule="auto"/>
-      </w:pPr>
-      <w:r>
-        <w:t xml:space="preserve">Semua tombol simpan tidak berfungsi — data periode lampau tidak bisa diubah.</w:t>
-      </w:r>
-    </w:p>
-    <w:p>
-      <w:pPr>
-        <w:numPr>
-          <w:ilvl w:val="0"/>
-          <w:numId w:val="1"/>
-        </w:numPr>
-        <w:spacing w:after="60" w:line="276" w:lineRule="auto"/>
-      </w:pPr>
-      <w:r>
-        <w:rPr>
-          <w:b/>
-        </w:rPr>
-        <w:t xml:space="preserve">Peran Anda ikut menyesuaikan periode itu.</w:t>
-      </w:r>
-      <w:r>
-        <w:t xml:space="preserve"> Bila dulu Anda wali kelas 7A, menu wali kelas muncul kembali beserta daftar siswa dan nilai kelas itu apa adanya.</w:t>
-      </w:r>
-    </w:p>
-    <w:tbl>
-      <w:tblPr>
-        <w:tblW w:w="5000" w:type="pct"/>
-        <w:tblBorders>
-          <w:top w:val="single" w:sz="4" w:color="E0C878"/>
-          <w:left w:val="single" w:sz="18" w:color="E0A800"/>
-          <w:bottom w:val="single" w:sz="4" w:color="E0C878"/>
-          <w:right w:val="single" w:sz="4" w:color="E0C878"/>
-        </w:tblBorders>
-        <w:tblCellMar>
-          <w:top w:w="140" w:type="dxa"/>
-          <w:left w:w="200" w:type="dxa"/>
-          <w:bottom w:w="140" w:type="dxa"/>
-          <w:right w:w="200" w:type="dxa"/>
-        </w:tblCellMar>
-      </w:tblPr>
-      <w:tr>
-        <w:tc>
-          <w:tcPr>
-            <w:shd w:val="clear" w:fill="E7F3E7"/>
-          </w:tcPr>
-          <w:p>
-            <w:pPr>
-              <w:spacing w:after="60"/>
-            </w:pPr>
-            <w:r>
-              <w:rPr>
-                <w:b/>
-              </w:rPr>
-              <w:t xml:space="preserve">Inilah jawaban "data lama saya ke mana?"</w:t>
-            </w:r>
-          </w:p>
-          <w:p>
-            <w:pPr>
-              <w:spacing w:after="0"/>
-              <w:jc w:val="both"/>
-            </w:pPr>
-            <w:r>
-              <w:t xml:space="preserve">Guru yang tidak lagi menjadi wali kelas di semester berjalan tetap bisa membuka seluruh rekap, absensi, dan jurnal kelas perwaliannya di semester lampau — cukup pilih periodenya. Datanya tidak pernah hilang, hanya perlu dilihat dari periode yang benar.</w:t>
-            </w:r>
-          </w:p>
-        </w:tc>
-      </w:tr>
-    </w:tbl>
-    <w:p>
-      <w:pPr>
-        <w:spacing w:after="140"/>
-      </w:pPr>
-    </w:p>
-    <w:p>
-      <w:pPr>
-        <w:pStyle w:val="Heading2"/>
-      </w:pPr>
-      <w:r>
-        <w:t xml:space="preserve">E.3 Kembali ke periode berjalan</w:t>
-      </w:r>
-    </w:p>
-    <w:p>
-      <w:pPr>
-        <w:spacing w:after="140" w:line="276" w:lineRule="auto"/>
-        <w:jc w:val="both"/>
-      </w:pPr>
-      <w:r>
-        <w:t xml:space="preserve">Pilih kembali periode yang bertanda </w:t>
-      </w:r>
-      <w:r>
-        <w:rPr>
-          <w:b/>
-        </w:rPr>
-        <w:t xml:space="preserve">(berjalan)</w:t>
-      </w:r>
-      <w:r>
-        <w:t xml:space="preserve"> di kotak yang sama. Spanduk kuning hilang dan tombol simpan berfungsi lagi.</w:t>
-      </w:r>
-    </w:p>
-    <w:p>
-      <w:pPr>
-        <w:pStyle w:val="Heading1"/>
-        <w:pageBreakBefore/>
-      </w:pPr>
-      <w:r>
-        <w:t xml:space="preserve">Bagian F — Pergantian Semester &amp; Tahun Ajaran</w:t>
-      </w:r>
-    </w:p>
-    <w:p>
-      <w:pPr>
-        <w:pStyle w:val="Heading2"/>
-      </w:pPr>
-      <w:r>
-        <w:t xml:space="preserve">F.1 Pergantian Semester (Ganjil ke Genap)</w:t>
-      </w:r>
-    </w:p>
-    <w:p>
-      <w:pPr>
-        <w:spacing w:after="140" w:line="276" w:lineRule="auto"/>
-        <w:jc w:val="both"/>
-      </w:pPr>
-      <w:r>
-        <w:t xml:space="preserve">Dikerjakan Admin di menu </w:t>
-      </w:r>
-      <w:r>
-        <w:rPr>
-          <w:b/>
-        </w:rPr>
-        <w:t xml:space="preserve">Data Master → Tahun Ajaran</w:t>
-      </w:r>
-      <w:r>
-        <w:t xml:space="preserve">.</w:t>
-      </w:r>
-    </w:p>
-    <w:p>
-      <w:pPr>
-        <w:numPr>
-          <w:ilvl w:val="0"/>
-          <w:numId w:val="2"/>
-        </w:numPr>
-        <w:spacing w:after="80" w:line="276" w:lineRule="auto"/>
-      </w:pPr>
-      <w:r>
-        <w:t xml:space="preserve">Pastikan seluruh nilai Semester Ganjil sudah difinalisasi guru — cek lewat Monitoring Input Nilai.</w:t>
-      </w:r>
-    </w:p>
-    <w:p>
-      <w:pPr>
-        <w:numPr>
-          <w:ilvl w:val="0"/>
-          <w:numId w:val="2"/>
-        </w:numPr>
-        <w:spacing w:after="80" w:line="276" w:lineRule="auto"/>
-      </w:pPr>
-      <w:r>
-        <w:t xml:space="preserve">Pada baris </w:t>
-      </w:r>
-      <w:r>
-        <w:rPr>
-          <w:b/>
-        </w:rPr>
-        <w:t xml:space="preserve">Semester Ganjil</w:t>
-      </w:r>
-      <w:r>
-        <w:t xml:space="preserve">, klik </w:t>
-      </w:r>
-      <w:r>
-        <w:rPr>
-          <w:b/>
-        </w:rPr>
-        <w:t xml:space="preserve">Tutup Semester</w:t>
-      </w:r>
-      <w:r>
-        <w:t xml:space="preserve">. Datanya menjadi hanya-baca dan tidak bisa diubah lagi.</w:t>
-      </w:r>
-    </w:p>
-    <w:p>
-      <w:pPr>
-        <w:numPr>
-          <w:ilvl w:val="0"/>
-          <w:numId w:val="2"/>
-        </w:numPr>
-        <w:spacing w:after="80" w:line="276" w:lineRule="auto"/>
-      </w:pPr>
-      <w:r>
-        <w:t xml:space="preserve">Pada baris </w:t>
-      </w:r>
-      <w:r>
-        <w:rPr>
-          <w:b/>
-        </w:rPr>
-        <w:t xml:space="preserve">Semester Genap</w:t>
-      </w:r>
-      <w:r>
-        <w:t xml:space="preserve">, klik </w:t>
-      </w:r>
-      <w:r>
-        <w:rPr>
-          <w:b/>
-        </w:rPr>
-        <w:t xml:space="preserve">Aktifkan</w:t>
-      </w:r>
-      <w:r>
-        <w:t xml:space="preserve">.</w:t>
-      </w:r>
-    </w:p>
-    <w:p>
-      <w:pPr>
-        <w:numPr>
-          <w:ilvl w:val="0"/>
-          <w:numId w:val="2"/>
-        </w:numPr>
-        <w:spacing w:after="80" w:line="276" w:lineRule="auto"/>
-      </w:pPr>
-      <w:r>
-        <w:t xml:space="preserve">Pada baris </w:t>
-      </w:r>
-      <w:r>
-        <w:rPr>
-          <w:b/>
-        </w:rPr>
-        <w:t xml:space="preserve">Semester Ganjil</w:t>
-      </w:r>
-      <w:r>
-        <w:t xml:space="preserve">, klik </w:t>
-      </w:r>
-      <w:r>
-        <w:rPr>
-          <w:b/>
-        </w:rPr>
-        <w:t xml:space="preserve">Salin Data</w:t>
-      </w:r>
-      <w:r>
-        <w:t xml:space="preserve">.</w:t>
-      </w:r>
-    </w:p>
-    <w:p>
-      <w:pPr>
-        <w:numPr>
-          <w:ilvl w:val="0"/>
-          <w:numId w:val="2"/>
-        </w:numPr>
-        <w:spacing w:after="80" w:line="276" w:lineRule="auto"/>
-      </w:pPr>
-      <w:r>
-        <w:t xml:space="preserve">Pilih tujuan </w:t>
-      </w:r>
-      <w:r>
-        <w:rPr>
-          <w:b/>
-        </w:rPr>
-        <w:t xml:space="preserve">Semester Genap</w:t>
-      </w:r>
-      <w:r>
-        <w:t xml:space="preserve">, lalu periksa halaman Pratinjau. Halaman itu menampilkan persis apa saja yang akan disalin, dan belum menyimpan apa pun.</w:t>
-      </w:r>
-    </w:p>
-    <w:p>
-      <w:pPr>
-        <w:numPr>
-          <w:ilvl w:val="0"/>
-          <w:numId w:val="2"/>
-        </w:numPr>
-        <w:spacing w:after="80" w:line="276" w:lineRule="auto"/>
-      </w:pPr>
-      <w:r>
-        <w:t xml:space="preserve">Klik </w:t>
-      </w:r>
-      <w:r>
-        <w:rPr>
-          <w:b/>
-        </w:rPr>
-        <w:t xml:space="preserve">Salin Sekarang</w:t>
-      </w:r>
-      <w:r>
-        <w:t xml:space="preserve">.</w:t>
-      </w:r>
-    </w:p>
-    <w:p>
-      <w:pPr>
-        <w:numPr>
-          <w:ilvl w:val="0"/>
-          <w:numId w:val="2"/>
-        </w:numPr>
-        <w:spacing w:after="80" w:line="276" w:lineRule="auto"/>
-      </w:pPr>
-      <w:r>
-        <w:t xml:space="preserve">Buka Data Kelas → sesuaikan wali kelas yang berganti. Periksa juga Pemetaan Guru Mengajar dan Jadwal.</w:t>
-      </w:r>
-    </w:p>
-    <w:p>
-      <w:pPr>
-        <w:spacing w:after="140" w:line="276" w:lineRule="auto"/>
-        <w:jc w:val="both"/>
-      </w:pPr>
-      <w:r>
-        <w:t xml:space="preserve">Yang ikut tersalin antar semester:</w:t>
+        <w:t xml:space="preserve">Dua hal yang sering tertukar. Pilih yang sesuai keadaannya:</w:t>
       </w:r>
     </w:p>
     <w:tbl>
@@ -6029,7 +5556,7 @@
         </w:trPr>
         <w:tc>
           <w:tcPr>
-            <w:tcW w:w="2900" w:type="pct"/>
+            <w:tcW w:w="1500" w:type="pct"/>
             <w:shd w:val="clear" w:fill="1F4E79"/>
           </w:tcPr>
           <w:p>
@@ -6042,13 +5569,13 @@
                 <w:color w:val="FFFFFF"/>
                 <w:sz w:val="19"/>
               </w:rPr>
-              <w:t xml:space="preserve">Kategori</w:t>
-            </w:r>
-          </w:p>
-        </w:tc>
-        <w:tc>
-          <w:tcPr>
-            <w:tcW w:w="2100" w:type="pct"/>
+              <w:t xml:space="preserve">Keadaan</w:t>
+            </w:r>
+          </w:p>
+        </w:tc>
+        <w:tc>
+          <w:tcPr>
+            <w:tcW w:w="1700" w:type="pct"/>
             <w:shd w:val="clear" w:fill="1F4E79"/>
           </w:tcPr>
           <w:p>
@@ -6061,217 +5588,258 @@
                 <w:color w:val="FFFFFF"/>
                 <w:sz w:val="19"/>
               </w:rPr>
-              <w:t xml:space="preserve">Ikut disalin?</w:t>
-            </w:r>
-          </w:p>
-        </w:tc>
-      </w:tr>
-      <w:tr>
-        <w:tc>
-          <w:tcPr>
-            <w:tcW w:w="2900" w:type="pct"/>
-          </w:tcPr>
-          <w:p>
-            <w:pPr>
-              <w:spacing w:after="0"/>
-            </w:pPr>
-            <w:r>
-              <w:rPr>
-                <w:sz w:val="19"/>
-              </w:rPr>
-              <w:t xml:space="preserve">Mata Pelajaran, Jam Pelajaran, Jenis Pelanggaran, Jenis Surat</w:t>
-            </w:r>
-          </w:p>
-        </w:tc>
-        <w:tc>
-          <w:tcPr>
-            <w:tcW w:w="2100" w:type="pct"/>
-          </w:tcPr>
-          <w:p>
-            <w:pPr>
-              <w:spacing w:after="0"/>
-            </w:pPr>
-            <w:r>
-              <w:rPr>
-                <w:sz w:val="19"/>
-              </w:rPr>
-              <w:t xml:space="preserve">Ya</w:t>
-            </w:r>
-          </w:p>
-        </w:tc>
-      </w:tr>
-      <w:tr>
-        <w:tc>
-          <w:tcPr>
-            <w:tcW w:w="2900" w:type="pct"/>
-            <w:shd w:val="clear" w:fill="F7F9FC"/>
-          </w:tcPr>
-          <w:p>
-            <w:pPr>
-              <w:spacing w:after="0"/>
-            </w:pPr>
-            <w:r>
-              <w:rPr>
-                <w:sz w:val="19"/>
-              </w:rPr>
-              <w:t xml:space="preserve">Ekstrakurikuler beserta pembina dan anggotanya</w:t>
-            </w:r>
-          </w:p>
-        </w:tc>
-        <w:tc>
-          <w:tcPr>
-            <w:tcW w:w="2100" w:type="pct"/>
-            <w:shd w:val="clear" w:fill="F7F9FC"/>
-          </w:tcPr>
-          <w:p>
-            <w:pPr>
-              <w:spacing w:after="0"/>
-            </w:pPr>
-            <w:r>
-              <w:rPr>
-                <w:sz w:val="19"/>
-              </w:rPr>
-              <w:t xml:space="preserve">Ya</w:t>
-            </w:r>
-          </w:p>
-        </w:tc>
-      </w:tr>
-      <w:tr>
-        <w:tc>
-          <w:tcPr>
-            <w:tcW w:w="2900" w:type="pct"/>
-          </w:tcPr>
-          <w:p>
-            <w:pPr>
-              <w:spacing w:after="0"/>
-            </w:pPr>
-            <w:r>
-              <w:rPr>
-                <w:sz w:val="19"/>
-              </w:rPr>
-              <w:t xml:space="preserve">Kelas beserta daftar siswanya</w:t>
-            </w:r>
-          </w:p>
-        </w:tc>
-        <w:tc>
-          <w:tcPr>
-            <w:tcW w:w="2100" w:type="pct"/>
-          </w:tcPr>
-          <w:p>
-            <w:pPr>
-              <w:spacing w:after="0"/>
-            </w:pPr>
-            <w:r>
-              <w:rPr>
-                <w:sz w:val="19"/>
-              </w:rPr>
-              <w:t xml:space="preserve">Ya</w:t>
-            </w:r>
-          </w:p>
-        </w:tc>
-      </w:tr>
-      <w:tr>
-        <w:tc>
-          <w:tcPr>
-            <w:tcW w:w="2900" w:type="pct"/>
-            <w:shd w:val="clear" w:fill="F7F9FC"/>
-          </w:tcPr>
-          <w:p>
-            <w:pPr>
-              <w:spacing w:after="0"/>
-            </w:pPr>
-            <w:r>
-              <w:rPr>
-                <w:sz w:val="19"/>
-              </w:rPr>
-              <w:t xml:space="preserve">Penugasan Wali Kelas</w:t>
-            </w:r>
-          </w:p>
-        </w:tc>
-        <w:tc>
-          <w:tcPr>
-            <w:tcW w:w="2100" w:type="pct"/>
-            <w:shd w:val="clear" w:fill="F7F9FC"/>
-          </w:tcPr>
-          <w:p>
-            <w:pPr>
-              <w:spacing w:after="0"/>
-            </w:pPr>
-            <w:r>
-              <w:rPr>
-                <w:sz w:val="19"/>
-              </w:rPr>
-              <w:t xml:space="preserve">Ya — tinggal ubah yang berganti</w:t>
-            </w:r>
-          </w:p>
-        </w:tc>
-      </w:tr>
-      <w:tr>
-        <w:tc>
-          <w:tcPr>
-            <w:tcW w:w="2900" w:type="pct"/>
-          </w:tcPr>
-          <w:p>
-            <w:pPr>
-              <w:spacing w:after="0"/>
-            </w:pPr>
-            <w:r>
-              <w:rPr>
-                <w:sz w:val="19"/>
-              </w:rPr>
-              <w:t xml:space="preserve">Pemetaan Guru Mengajar, Guru BK, Jadwal Pelajaran</w:t>
-            </w:r>
-          </w:p>
-        </w:tc>
-        <w:tc>
-          <w:tcPr>
-            <w:tcW w:w="2100" w:type="pct"/>
-          </w:tcPr>
-          <w:p>
-            <w:pPr>
-              <w:spacing w:after="0"/>
-            </w:pPr>
-            <w:r>
-              <w:rPr>
-                <w:sz w:val="19"/>
-              </w:rPr>
-              <w:t xml:space="preserve">Ya</w:t>
-            </w:r>
-          </w:p>
-        </w:tc>
-      </w:tr>
-      <w:tr>
-        <w:tc>
-          <w:tcPr>
-            <w:tcW w:w="2900" w:type="pct"/>
-            <w:shd w:val="clear" w:fill="F7F9FC"/>
-          </w:tcPr>
-          <w:p>
-            <w:pPr>
-              <w:spacing w:after="0"/>
-            </w:pPr>
-            <w:r>
-              <w:rPr>
-                <w:sz w:val="19"/>
-              </w:rPr>
-              <w:t xml:space="preserve">Nilai, absensi, jurnal, kasus BK, surat</w:t>
-            </w:r>
-          </w:p>
-        </w:tc>
-        <w:tc>
-          <w:tcPr>
-            <w:tcW w:w="2100" w:type="pct"/>
-            <w:shd w:val="clear" w:fill="F7F9FC"/>
-          </w:tcPr>
-          <w:p>
-            <w:pPr>
-              <w:spacing w:after="0"/>
-            </w:pPr>
-            <w:r>
-              <w:rPr>
-                <w:sz w:val="19"/>
-              </w:rPr>
-              <w:t xml:space="preserve">Tidak — itu catatan kejadian milik semesternya sendiri</w:t>
+              <w:t xml:space="preserve">Yang benar dilakukan</w:t>
+            </w:r>
+          </w:p>
+        </w:tc>
+        <w:tc>
+          <w:tcPr>
+            <w:tcW w:w="1800" w:type="pct"/>
+            <w:shd w:val="clear" w:fill="1F4E79"/>
+          </w:tcPr>
+          <w:p>
+            <w:pPr>
+              <w:spacing w:after="0"/>
+            </w:pPr>
+            <w:r>
+              <w:rPr>
+                <w:b/>
+                <w:color w:val="FFFFFF"/>
+                <w:sz w:val="19"/>
+              </w:rPr>
+              <w:t xml:space="preserve">Akibatnya</w:t>
+            </w:r>
+          </w:p>
+        </w:tc>
+      </w:tr>
+      <w:tr>
+        <w:tc>
+          <w:tcPr>
+            <w:tcW w:w="1500" w:type="pct"/>
+          </w:tcPr>
+          <w:p>
+            <w:pPr>
+              <w:spacing w:after="0"/>
+            </w:pPr>
+            <w:r>
+              <w:rPr>
+                <w:sz w:val="19"/>
+              </w:rPr>
+              <w:t xml:space="preserve">Kegiatan </w:t>
+            </w:r>
+            <w:r>
+              <w:rPr>
+                <w:b/>
+                <w:sz w:val="19"/>
+              </w:rPr>
+              <w:t xml:space="preserve">berhenti berjalan</w:t>
+            </w:r>
+            <w:r>
+              <w:rPr>
+                <w:sz w:val="19"/>
+              </w:rPr>
+              <w:t xml:space="preserve"> (peminat habis, pembina pensiun)</w:t>
+            </w:r>
+          </w:p>
+        </w:tc>
+        <w:tc>
+          <w:tcPr>
+            <w:tcW w:w="1700" w:type="pct"/>
+          </w:tcPr>
+          <w:p>
+            <w:pPr>
+              <w:spacing w:after="0"/>
+            </w:pPr>
+            <w:r>
+              <w:rPr>
+                <w:sz w:val="19"/>
+              </w:rPr>
+              <w:t xml:space="preserve">Klik ikon pensil → hilangkan centang </w:t>
+            </w:r>
+            <w:r>
+              <w:rPr>
+                <w:b/>
+                <w:sz w:val="19"/>
+              </w:rPr>
+              <w:t xml:space="preserve">Aktif</w:t>
+            </w:r>
+            <w:r>
+              <w:rPr>
+                <w:sz w:val="19"/>
+              </w:rPr>
+              <w:t xml:space="preserve"> → </w:t>
+            </w:r>
+            <w:r>
+              <w:rPr>
+                <w:b/>
+                <w:sz w:val="19"/>
+              </w:rPr>
+              <w:t xml:space="preserve">Simpan</w:t>
+            </w:r>
+          </w:p>
+        </w:tc>
+        <w:tc>
+          <w:tcPr>
+            <w:tcW w:w="1800" w:type="pct"/>
+          </w:tcPr>
+          <w:p>
+            <w:pPr>
+              <w:spacing w:after="0"/>
+            </w:pPr>
+            <w:r>
+              <w:rPr>
+                <w:sz w:val="19"/>
+              </w:rPr>
+              <w:t xml:space="preserve">Riwayat absensi &amp; nilai ekskul tetap utuh untuk rapor; kegiatan tidak lagi muncul sebagai pilihan baru</w:t>
+            </w:r>
+          </w:p>
+        </w:tc>
+      </w:tr>
+      <w:tr>
+        <w:tc>
+          <w:tcPr>
+            <w:tcW w:w="1500" w:type="pct"/>
+            <w:shd w:val="clear" w:fill="F7F9FC"/>
+          </w:tcPr>
+          <w:p>
+            <w:pPr>
+              <w:spacing w:after="0"/>
+            </w:pPr>
+            <w:r>
+              <w:rPr>
+                <w:sz w:val="19"/>
+              </w:rPr>
+              <w:t xml:space="preserve">Kegiatan </w:t>
+            </w:r>
+            <w:r>
+              <w:rPr>
+                <w:b/>
+                <w:sz w:val="19"/>
+              </w:rPr>
+              <w:t xml:space="preserve">salah dibuat</w:t>
+            </w:r>
+            <w:r>
+              <w:rPr>
+                <w:sz w:val="19"/>
+              </w:rPr>
+              <w:t xml:space="preserve">, belum ada anggota maupun absensi</w:t>
+            </w:r>
+          </w:p>
+        </w:tc>
+        <w:tc>
+          <w:tcPr>
+            <w:tcW w:w="1700" w:type="pct"/>
+            <w:shd w:val="clear" w:fill="F7F9FC"/>
+          </w:tcPr>
+          <w:p>
+            <w:pPr>
+              <w:spacing w:after="0"/>
+            </w:pPr>
+            <w:r>
+              <w:rPr>
+                <w:sz w:val="19"/>
+              </w:rPr>
+              <w:t xml:space="preserve">Klik ikon tong sampah</w:t>
+            </w:r>
+          </w:p>
+        </w:tc>
+        <w:tc>
+          <w:tcPr>
+            <w:tcW w:w="1800" w:type="pct"/>
+            <w:shd w:val="clear" w:fill="F7F9FC"/>
+          </w:tcPr>
+          <w:p>
+            <w:pPr>
+              <w:spacing w:after="0"/>
+            </w:pPr>
+            <w:r>
+              <w:rPr>
+                <w:sz w:val="19"/>
+              </w:rPr>
+              <w:t xml:space="preserve">Langsung terhapus</w:t>
+            </w:r>
+          </w:p>
+        </w:tc>
+      </w:tr>
+      <w:tr>
+        <w:tc>
+          <w:tcPr>
+            <w:tcW w:w="1500" w:type="pct"/>
+          </w:tcPr>
+          <w:p>
+            <w:pPr>
+              <w:spacing w:after="0"/>
+            </w:pPr>
+            <w:r>
+              <w:rPr>
+                <w:sz w:val="19"/>
+              </w:rPr>
+              <w:t xml:space="preserve">Kegiatan </w:t>
+            </w:r>
+            <w:r>
+              <w:rPr>
+                <w:b/>
+                <w:sz w:val="19"/>
+              </w:rPr>
+              <w:t xml:space="preserve">salah dibuat</w:t>
+            </w:r>
+            <w:r>
+              <w:rPr>
+                <w:sz w:val="19"/>
+              </w:rPr>
+              <w:t xml:space="preserve">, tetapi terlanjur ada anggota atau absensi</w:t>
+            </w:r>
+          </w:p>
+        </w:tc>
+        <w:tc>
+          <w:tcPr>
+            <w:tcW w:w="1700" w:type="pct"/>
+          </w:tcPr>
+          <w:p>
+            <w:pPr>
+              <w:spacing w:after="0"/>
+            </w:pPr>
+            <w:r>
+              <w:rPr>
+                <w:sz w:val="19"/>
+              </w:rPr>
+              <w:t xml:space="preserve">Klik ikon pensil → gulir ke bagian merah </w:t>
+            </w:r>
+            <w:r>
+              <w:rPr>
+                <w:b/>
+                <w:sz w:val="19"/>
+              </w:rPr>
+              <w:t xml:space="preserve">Hapus Kegiatan</w:t>
+            </w:r>
+            <w:r>
+              <w:rPr>
+                <w:sz w:val="19"/>
+              </w:rPr>
+              <w:t xml:space="preserve"> → </w:t>
+            </w:r>
+            <w:r>
+              <w:rPr>
+                <w:b/>
+                <w:sz w:val="19"/>
+              </w:rPr>
+              <w:t xml:space="preserve">Hapus permanen beserta datanya</w:t>
+            </w:r>
+          </w:p>
+        </w:tc>
+        <w:tc>
+          <w:tcPr>
+            <w:tcW w:w="1800" w:type="pct"/>
+          </w:tcPr>
+          <w:p>
+            <w:pPr>
+              <w:spacing w:after="0"/>
+            </w:pPr>
+            <w:r>
+              <w:rPr>
+                <w:sz w:val="19"/>
+              </w:rPr>
+              <w:t xml:space="preserve">Anggota, pembina, dan seluruh sesi absensinya ikut terhapus dan tidak bisa dikembalikan</w:t>
             </w:r>
           </w:p>
         </w:tc>
@@ -6281,180 +5849,6 @@
       <w:pPr>
         <w:spacing w:after="140"/>
       </w:pPr>
-    </w:p>
-    <w:p>
-      <w:pPr>
-        <w:pStyle w:val="Heading2"/>
-      </w:pPr>
-      <w:r>
-        <w:t xml:space="preserve">F.2 Pergantian Tahun Ajaran</w:t>
-      </w:r>
-    </w:p>
-    <w:p>
-      <w:pPr>
-        <w:numPr>
-          <w:ilvl w:val="0"/>
-          <w:numId w:val="2"/>
-        </w:numPr>
-        <w:spacing w:after="80" w:line="276" w:lineRule="auto"/>
-      </w:pPr>
-      <w:r>
-        <w:t xml:space="preserve">Pastikan </w:t>
-      </w:r>
-      <w:r>
-        <w:rPr>
-          <w:b/>
-        </w:rPr>
-        <w:t xml:space="preserve">kedua</w:t>
-      </w:r>
-      <w:r>
-        <w:t xml:space="preserve"> semester tahun lama sudah ditutup. Aplikasi menolak mengaktifkan tahun baru bila masih ada semester lama yang terbuka.</w:t>
-      </w:r>
-    </w:p>
-    <w:p>
-      <w:pPr>
-        <w:numPr>
-          <w:ilvl w:val="0"/>
-          <w:numId w:val="2"/>
-        </w:numPr>
-        <w:spacing w:after="80" w:line="276" w:lineRule="auto"/>
-      </w:pPr>
-      <w:r>
-        <w:t xml:space="preserve">Klik </w:t>
-      </w:r>
-      <w:r>
-        <w:rPr>
-          <w:b/>
-        </w:rPr>
-        <w:t xml:space="preserve">+ Buat Tahun Ajaran [nama]</w:t>
-      </w:r>
-      <w:r>
-        <w:t xml:space="preserve"> — Semester Ganjil &amp; Genap tahun baru terbuat sekaligus.</w:t>
-      </w:r>
-    </w:p>
-    <w:p>
-      <w:pPr>
-        <w:numPr>
-          <w:ilvl w:val="0"/>
-          <w:numId w:val="2"/>
-        </w:numPr>
-        <w:spacing w:after="80" w:line="276" w:lineRule="auto"/>
-      </w:pPr>
-      <w:r>
-        <w:t xml:space="preserve">Pada baris </w:t>
-      </w:r>
-      <w:r>
-        <w:rPr>
-          <w:b/>
-        </w:rPr>
-        <w:t xml:space="preserve">Semester Genap tahun LAMA</w:t>
-      </w:r>
-      <w:r>
-        <w:t xml:space="preserve">, klik </w:t>
-      </w:r>
-      <w:r>
-        <w:rPr>
-          <w:b/>
-        </w:rPr>
-        <w:t xml:space="preserve">Salin Data</w:t>
-      </w:r>
-      <w:r>
-        <w:t xml:space="preserve"> → tujuan </w:t>
-      </w:r>
-      <w:r>
-        <w:rPr>
-          <w:b/>
-        </w:rPr>
-        <w:t xml:space="preserve">Semester Ganjil tahun BARU</w:t>
-      </w:r>
-      <w:r>
-        <w:t xml:space="preserve"> → periksa Pratinjau → </w:t>
-      </w:r>
-      <w:r>
-        <w:rPr>
-          <w:b/>
-        </w:rPr>
-        <w:t xml:space="preserve">Salin Sekarang</w:t>
-      </w:r>
-      <w:r>
-        <w:t xml:space="preserve">.</w:t>
-      </w:r>
-    </w:p>
-    <w:p>
-      <w:pPr>
-        <w:numPr>
-          <w:ilvl w:val="0"/>
-          <w:numId w:val="2"/>
-        </w:numPr>
-        <w:spacing w:after="80" w:line="276" w:lineRule="auto"/>
-      </w:pPr>
-      <w:r>
-        <w:t xml:space="preserve">Klik </w:t>
-      </w:r>
-      <w:r>
-        <w:rPr>
-          <w:b/>
-        </w:rPr>
-        <w:t xml:space="preserve">Aktifkan</w:t>
-      </w:r>
-      <w:r>
-        <w:t xml:space="preserve"> pada Semester Ganjil tahun baru. Mulai saat itu seluruh menu menampilkan data tahun baru.</w:t>
-      </w:r>
-    </w:p>
-    <w:p>
-      <w:pPr>
-        <w:numPr>
-          <w:ilvl w:val="0"/>
-          <w:numId w:val="2"/>
-        </w:numPr>
-        <w:spacing w:after="80" w:line="276" w:lineRule="auto"/>
-      </w:pPr>
-      <w:r>
-        <w:t xml:space="preserve">Buka Data Kelas → sesuaikan wali kelas. Periksa Guru Mengajar &amp; Jadwal.</w:t>
-      </w:r>
-    </w:p>
-    <w:p>
-      <w:pPr>
-        <w:numPr>
-          <w:ilvl w:val="0"/>
-          <w:numId w:val="2"/>
-        </w:numPr>
-        <w:spacing w:after="80" w:line="276" w:lineRule="auto"/>
-      </w:pPr>
-      <w:r>
-        <w:t xml:space="preserve">Buka </w:t>
-      </w:r>
-      <w:r>
-        <w:rPr>
-          <w:b/>
-        </w:rPr>
-        <w:t xml:space="preserve">Data Siswa → Import Excel</w:t>
-      </w:r>
-      <w:r>
-        <w:t xml:space="preserve"> dengan </w:t>
-      </w:r>
-      <w:r>
-        <w:rPr>
-          <w:rFonts w:ascii="Consolas" w:hAnsi="Consolas"/>
-          <w:color w:val="B03060"/>
-        </w:rPr>
-        <w:t xml:space="preserve">kode_kelas</w:t>
-      </w:r>
-      <w:r>
-        <w:t xml:space="preserve"> kelas barunya: kelas 7 lama menjadi 8, kelas 8 lama menjadi 9, ditambah siswa baru kelas 7.</w:t>
-      </w:r>
-    </w:p>
-    <w:p>
-      <w:pPr>
-        <w:numPr>
-          <w:ilvl w:val="0"/>
-          <w:numId w:val="2"/>
-        </w:numPr>
-        <w:spacing w:after="80" w:line="276" w:lineRule="auto"/>
-      </w:pPr>
-      <w:r>
-        <w:t xml:space="preserve">Buka Ekstrakurikuler → isi kembali daftar anggotanya.</w:t>
-      </w:r>
     </w:p>
     <w:tbl>
       <w:tblPr>
@@ -6475,7 +5869,7 @@
       <w:tr>
         <w:tc>
           <w:tcPr>
-            <w:shd w:val="clear" w:fill="E7F3E7"/>
+            <w:shd w:val="clear" w:fill="FFF4CE"/>
           </w:tcPr>
           <w:p>
             <w:pPr>
@@ -6485,7 +5879,7 @@
               <w:rPr>
                 <w:b/>
               </w:rPr>
-              <w:t xml:space="preserve">Siswa kelas 9 yang lulus tidak perlu dinonaktifkan satu per satu</w:t>
+              <w:t xml:space="preserve">Tombol tong sampah menolak? Itu memang pengamannya</w:t>
             </w:r>
           </w:p>
           <w:p>
@@ -6494,7 +5888,16 @@
               <w:jc w:val="both"/>
             </w:pPr>
             <w:r>
-              <w:t xml:space="preserve">Cukup tidak diikutkan pada berkas import di langkah 6. Karena setiap menu hanya menampilkan siswa yang kelasnya milik periode aktif, mereka otomatis berhenti muncul — sementara seluruh riwayat, nilai, dan catatan BK-nya tetap tersimpan dan bisa dibuka kapan saja lewat pemilih periode.</w:t>
+              <w:t xml:space="preserve">Kegiatan yang sudah punya anggota atau pernah sekali saja diabsen tidak bisa dihapus dengan tombol biasa, dan pesan penolakannya menyebut angkanya — mis. "masih dipakai 6 anggota ekstrakurikuler dan 1 sesi absensi ekstrakurikuler". Tanpa pengaman itu, satu klik bisa melenyapkan riwayat kehadiran satu semester. Untuk kegiatan yang benar-benar salah dibuat, pakai tombol </w:t>
+            </w:r>
+            <w:r>
+              <w:rPr>
+                <w:b/>
+              </w:rPr>
+              <w:t xml:space="preserve">Hapus permanen</w:t>
+            </w:r>
+            <w:r>
+              <w:t xml:space="preserve"> di panel Edit.</w:t>
             </w:r>
           </w:p>
         </w:tc>
@@ -6504,6 +5907,236 @@
       <w:pPr>
         <w:spacing w:after="140"/>
       </w:pPr>
+    </w:p>
+    <w:tbl>
+      <w:tblPr>
+        <w:tblW w:w="5000" w:type="pct"/>
+        <w:tblBorders>
+          <w:top w:val="single" w:sz="4" w:color="E0C878"/>
+          <w:left w:val="single" w:sz="18" w:color="E0A800"/>
+          <w:bottom w:val="single" w:sz="4" w:color="E0C878"/>
+          <w:right w:val="single" w:sz="4" w:color="E0C878"/>
+        </w:tblBorders>
+        <w:tblCellMar>
+          <w:top w:w="140" w:type="dxa"/>
+          <w:left w:w="200" w:type="dxa"/>
+          <w:bottom w:w="140" w:type="dxa"/>
+          <w:right w:w="200" w:type="dxa"/>
+        </w:tblCellMar>
+      </w:tblPr>
+      <w:tr>
+        <w:tc>
+          <w:tcPr>
+            <w:shd w:val="clear" w:fill="FFF4CE"/>
+          </w:tcPr>
+          <w:p>
+            <w:pPr>
+              <w:spacing w:after="60"/>
+            </w:pPr>
+            <w:r>
+              <w:rPr>
+                <w:b/>
+              </w:rPr>
+              <w:t xml:space="preserve">Kegiatan bernama sama di semester lain tidak ikut terhapus</w:t>
+            </w:r>
+          </w:p>
+          <w:p>
+            <w:pPr>
+              <w:spacing w:after="0"/>
+              <w:jc w:val="both"/>
+            </w:pPr>
+            <w:r>
+              <w:t xml:space="preserve">Karena ekstrakurikuler tercatat per semester, "Pramuka" Semester Ganjil dan "Pramuka" Semester Genap adalah dua data yang berbeda. Menghapus salah satunya tidak menyentuh yang lain.</w:t>
+            </w:r>
+          </w:p>
+        </w:tc>
+      </w:tr>
+    </w:tbl>
+    <w:p>
+      <w:pPr>
+        <w:spacing w:after="140"/>
+      </w:pPr>
+    </w:p>
+    <w:p>
+      <w:pPr>
+        <w:pStyle w:val="Heading2"/>
+      </w:pPr>
+      <w:r>
+        <w:t xml:space="preserve">D.5 Kurikulum</w:t>
+      </w:r>
+    </w:p>
+    <w:p>
+      <w:pPr>
+        <w:numPr>
+          <w:ilvl w:val="0"/>
+          <w:numId w:val="1"/>
+        </w:numPr>
+        <w:spacing w:after="60" w:line="276" w:lineRule="auto"/>
+      </w:pPr>
+      <w:r>
+        <w:rPr>
+          <w:b/>
+        </w:rPr>
+        <w:t xml:space="preserve">Monitoring Input Nilai</w:t>
+      </w:r>
+      <w:r>
+        <w:t xml:space="preserve"> — melihat mapel dan kelas mana yang nilainya belum lengkap, satu layar untuk seluruh sekolah.</w:t>
+      </w:r>
+    </w:p>
+    <w:p>
+      <w:pPr>
+        <w:numPr>
+          <w:ilvl w:val="0"/>
+          <w:numId w:val="1"/>
+        </w:numPr>
+        <w:spacing w:after="60" w:line="276" w:lineRule="auto"/>
+      </w:pPr>
+      <w:r>
+        <w:rPr>
+          <w:b/>
+        </w:rPr>
+        <w:t xml:space="preserve">Kehadiran Mengajar Guru</w:t>
+      </w:r>
+      <w:r>
+        <w:t xml:space="preserve"> — memantau guru yang belum mengisi jurnal.</w:t>
+      </w:r>
+    </w:p>
+    <w:p>
+      <w:pPr>
+        <w:numPr>
+          <w:ilvl w:val="0"/>
+          <w:numId w:val="1"/>
+        </w:numPr>
+        <w:spacing w:after="60" w:line="276" w:lineRule="auto"/>
+      </w:pPr>
+      <w:r>
+        <w:rPr>
+          <w:b/>
+        </w:rPr>
+        <w:t xml:space="preserve">Rekapitulasi Kepatuhan</w:t>
+      </w:r>
+      <w:r>
+        <w:t xml:space="preserve"> — rekap kepatuhan pengisian.</w:t>
+      </w:r>
+    </w:p>
+    <w:p>
+      <w:pPr>
+        <w:numPr>
+          <w:ilvl w:val="0"/>
+          <w:numId w:val="1"/>
+        </w:numPr>
+        <w:spacing w:after="60" w:line="276" w:lineRule="auto"/>
+      </w:pPr>
+      <w:r>
+        <w:rPr>
+          <w:b/>
+        </w:rPr>
+        <w:t xml:space="preserve">Buka Kunci</w:t>
+      </w:r>
+      <w:r>
+        <w:t xml:space="preserve"> daftar nilai yang sudah difinalisasi guru bila masih perlu diperbaiki.</w:t>
+      </w:r>
+    </w:p>
+    <w:p>
+      <w:pPr>
+        <w:pStyle w:val="Heading2"/>
+      </w:pPr>
+      <w:r>
+        <w:t xml:space="preserve">D.6 Kepala Sekolah</w:t>
+      </w:r>
+    </w:p>
+    <w:p>
+      <w:pPr>
+        <w:spacing w:after="140" w:line="276" w:lineRule="auto"/>
+        <w:jc w:val="both"/>
+      </w:pPr>
+      <w:r>
+        <w:t xml:space="preserve">Seluruh menu Kepala Sekolah bersifat </w:t>
+      </w:r>
+      <w:r>
+        <w:rPr>
+          <w:b/>
+        </w:rPr>
+        <w:t xml:space="preserve">lihat dan cetak saja</w:t>
+      </w:r>
+      <w:r>
+        <w:t xml:space="preserve">. Tidak ada tombol simpan atau hapus, sehingga tidak mungkin mengubah data tanpa sengaja.</w:t>
+      </w:r>
+    </w:p>
+    <w:p>
+      <w:pPr>
+        <w:pStyle w:val="Heading2"/>
+      </w:pPr>
+      <w:r>
+        <w:t xml:space="preserve">D.7 Orang Tua</w:t>
+      </w:r>
+    </w:p>
+    <w:p>
+      <w:pPr>
+        <w:numPr>
+          <w:ilvl w:val="0"/>
+          <w:numId w:val="2"/>
+        </w:numPr>
+        <w:spacing w:after="80" w:line="276" w:lineRule="auto"/>
+      </w:pPr>
+      <w:r>
+        <w:t xml:space="preserve">Buka alamat aplikasi lalu tambahkan </w:t>
+      </w:r>
+      <w:r>
+        <w:rPr>
+          <w:rFonts w:ascii="Consolas" w:hAnsi="Consolas"/>
+          <w:color w:val="B03060"/>
+        </w:rPr>
+        <w:t xml:space="preserve">/orangtua/login</w:t>
+      </w:r>
+      <w:r>
+        <w:t xml:space="preserve">, atau klik tautan Portal Orang Tua di halaman masuk.</w:t>
+      </w:r>
+    </w:p>
+    <w:p>
+      <w:pPr>
+        <w:numPr>
+          <w:ilvl w:val="0"/>
+          <w:numId w:val="2"/>
+        </w:numPr>
+        <w:spacing w:after="80" w:line="276" w:lineRule="auto"/>
+      </w:pPr>
+      <w:r>
+        <w:t xml:space="preserve">Masukkan </w:t>
+      </w:r>
+      <w:r>
+        <w:rPr>
+          <w:b/>
+        </w:rPr>
+        <w:t xml:space="preserve">NIS anak</w:t>
+      </w:r>
+      <w:r>
+        <w:t xml:space="preserve"> sebagai nama pengguna dan kata sandi yang diberikan sekolah.</w:t>
+      </w:r>
+    </w:p>
+    <w:p>
+      <w:pPr>
+        <w:numPr>
+          <w:ilvl w:val="0"/>
+          <w:numId w:val="2"/>
+        </w:numPr>
+        <w:spacing w:after="80" w:line="276" w:lineRule="auto"/>
+      </w:pPr>
+      <w:r>
+        <w:t xml:space="preserve">Saat pertama masuk, aplikasi meminta Anda mengganti kata sandi. Ini wajib demi keamanan data anak.</w:t>
+      </w:r>
+    </w:p>
+    <w:p>
+      <w:pPr>
+        <w:numPr>
+          <w:ilvl w:val="0"/>
+          <w:numId w:val="2"/>
+        </w:numPr>
+        <w:spacing w:after="80" w:line="276" w:lineRule="auto"/>
+      </w:pPr>
+      <w:r>
+        <w:t xml:space="preserve">Setelah itu dashboard menampilkan nilai, kehadiran, catatan BK, dan riwayat kelas anak Anda.</w:t>
+      </w:r>
     </w:p>
     <w:p>
       <w:pPr>
@@ -6511,7 +6144,7 @@
         <w:pageBreakBefore/>
       </w:pPr>
       <w:r>
-        <w:t xml:space="preserve">Bagian G — Import Data lewat Excel</w:t>
+        <w:t xml:space="preserve">Bagian E — Pemberitahuan WhatsApp Otomatis</w:t>
       </w:r>
     </w:p>
     <w:p>
@@ -6520,7 +6153,16 @@
         <w:jc w:val="both"/>
       </w:pPr>
       <w:r>
-        <w:t xml:space="preserve">Lima menu menyediakan import: Mata Pelajaran, Data Kelas, Data Siswa, Pemetaan Guru Mengajar, dan Jadwal Pelajaran. Cara pakainya sama persis.</w:t>
+        <w:t xml:space="preserve">SIM-SPENGA mengirim dua macam pesan WhatsApp, dan keduanya berjalan sendiri tanpa ada yang perlu menekan tombol. Keduanya sengaja dikirim dari </w:t>
+      </w:r>
+      <w:r>
+        <w:rPr>
+          <w:b/>
+        </w:rPr>
+        <w:t xml:space="preserve">nomor yang berbeda</w:t>
+      </w:r>
+      <w:r>
+        <w:t xml:space="preserve">.</w:t>
       </w:r>
     </w:p>
     <w:p>
@@ -6528,143 +6170,7 @@
         <w:pStyle w:val="Heading2"/>
       </w:pPr>
       <w:r>
-        <w:t xml:space="preserve">G.1 Langkah umum</w:t>
-      </w:r>
-    </w:p>
-    <w:p>
-      <w:pPr>
-        <w:numPr>
-          <w:ilvl w:val="0"/>
-          <w:numId w:val="2"/>
-        </w:numPr>
-        <w:spacing w:after="80" w:line="276" w:lineRule="auto"/>
-      </w:pPr>
-      <w:r>
-        <w:t xml:space="preserve">Buka menu yang bersangkutan, klik tombol </w:t>
-      </w:r>
-      <w:r>
-        <w:rPr>
-          <w:b/>
-        </w:rPr>
-        <w:t xml:space="preserve">Import Excel</w:t>
-      </w:r>
-      <w:r>
-        <w:t xml:space="preserve">.</w:t>
-      </w:r>
-    </w:p>
-    <w:p>
-      <w:pPr>
-        <w:numPr>
-          <w:ilvl w:val="0"/>
-          <w:numId w:val="2"/>
-        </w:numPr>
-        <w:spacing w:after="80" w:line="276" w:lineRule="auto"/>
-      </w:pPr>
-      <w:r>
-        <w:t xml:space="preserve">Klik </w:t>
-      </w:r>
-      <w:r>
-        <w:rPr>
-          <w:b/>
-        </w:rPr>
-        <w:t xml:space="preserve">Unduh Templat</w:t>
-      </w:r>
-      <w:r>
-        <w:t xml:space="preserve">. Jangan membuat berkas sendiri dari nol.</w:t>
-      </w:r>
-    </w:p>
-    <w:p>
-      <w:pPr>
-        <w:numPr>
-          <w:ilvl w:val="0"/>
-          <w:numId w:val="2"/>
-        </w:numPr>
-        <w:spacing w:after="80" w:line="276" w:lineRule="auto"/>
-      </w:pPr>
-      <w:r>
-        <w:t xml:space="preserve">Isi templat itu </w:t>
-      </w:r>
-      <w:r>
-        <w:rPr>
-          <w:b/>
-        </w:rPr>
-        <w:t xml:space="preserve">tanpa mengubah baris judul di baris pertama</w:t>
-      </w:r>
-      <w:r>
-        <w:t xml:space="preserve">.</w:t>
-      </w:r>
-    </w:p>
-    <w:p>
-      <w:pPr>
-        <w:numPr>
-          <w:ilvl w:val="0"/>
-          <w:numId w:val="2"/>
-        </w:numPr>
-        <w:spacing w:after="80" w:line="276" w:lineRule="auto"/>
-      </w:pPr>
-      <w:r>
-        <w:t xml:space="preserve">Simpan sebagai </w:t>
-      </w:r>
-      <w:r>
-        <w:rPr>
-          <w:rFonts w:ascii="Consolas" w:hAnsi="Consolas"/>
-          <w:color w:val="B03060"/>
-        </w:rPr>
-        <w:t xml:space="preserve">.xlsx</w:t>
-      </w:r>
-      <w:r>
-        <w:t xml:space="preserve"> atau </w:t>
-      </w:r>
-      <w:r>
-        <w:rPr>
-          <w:rFonts w:ascii="Consolas" w:hAnsi="Consolas"/>
-          <w:color w:val="B03060"/>
-        </w:rPr>
-        <w:t xml:space="preserve">.csv</w:t>
-      </w:r>
-      <w:r>
-        <w:t xml:space="preserve">, ukuran maksimal 10 MB.</w:t>
-      </w:r>
-    </w:p>
-    <w:p>
-      <w:pPr>
-        <w:numPr>
-          <w:ilvl w:val="0"/>
-          <w:numId w:val="2"/>
-        </w:numPr>
-        <w:spacing w:after="80" w:line="276" w:lineRule="auto"/>
-      </w:pPr>
-      <w:r>
-        <w:t xml:space="preserve">Kembali ke halaman import, pilih berkasnya, klik </w:t>
-      </w:r>
-      <w:r>
-        <w:rPr>
-          <w:b/>
-        </w:rPr>
-        <w:t xml:space="preserve">Import</w:t>
-      </w:r>
-      <w:r>
-        <w:t xml:space="preserve">.</w:t>
-      </w:r>
-    </w:p>
-    <w:p>
-      <w:pPr>
-        <w:numPr>
-          <w:ilvl w:val="0"/>
-          <w:numId w:val="2"/>
-        </w:numPr>
-        <w:spacing w:after="80" w:line="276" w:lineRule="auto"/>
-      </w:pPr>
-      <w:r>
-        <w:t xml:space="preserve">Baca panel hasilnya: berapa baris dibuat, berapa diperbarui, dan baris mana yang dilewati beserta alasannya.</w:t>
-      </w:r>
-    </w:p>
-    <w:p>
-      <w:pPr>
-        <w:pStyle w:val="Heading2"/>
-      </w:pPr>
-      <w:r>
-        <w:t xml:space="preserve">G.2 Kolom tiap templat</w:t>
+        <w:t xml:space="preserve">E.1 Dua nomor pengirim yang terpisah</w:t>
       </w:r>
     </w:p>
     <w:tbl>
@@ -6691,7 +6197,18 @@
         </w:trPr>
         <w:tc>
           <w:tcPr>
-            <w:tcW w:w="1500" w:type="pct"/>
+            <w:tcW w:w="1100" w:type="pct"/>
+            <w:shd w:val="clear" w:fill="1F4E79"/>
+          </w:tcPr>
+          <w:p>
+            <w:pPr>
+              <w:spacing w:after="0"/>
+            </w:pPr>
+          </w:p>
+        </w:tc>
+        <w:tc>
+          <w:tcPr>
+            <w:tcW w:w="1950" w:type="pct"/>
             <w:shd w:val="clear" w:fill="1F4E79"/>
           </w:tcPr>
           <w:p>
@@ -6704,13 +6221,13 @@
                 <w:color w:val="FFFFFF"/>
                 <w:sz w:val="19"/>
               </w:rPr>
-              <w:t xml:space="preserve">Menu</w:t>
-            </w:r>
-          </w:p>
-        </w:tc>
-        <w:tc>
-          <w:tcPr>
-            <w:tcW w:w="3500" w:type="pct"/>
+              <w:t xml:space="preserve">Pemberitahuan Alfa</w:t>
+            </w:r>
+          </w:p>
+        </w:tc>
+        <w:tc>
+          <w:tcPr>
+            <w:tcW w:w="1950" w:type="pct"/>
             <w:shd w:val="clear" w:fill="1F4E79"/>
           </w:tcPr>
           <w:p>
@@ -6723,357 +6240,291 @@
                 <w:color w:val="FFFFFF"/>
                 <w:sz w:val="19"/>
               </w:rPr>
-              <w:t xml:space="preserve">Kolom wajib</w:t>
-            </w:r>
-          </w:p>
-        </w:tc>
-      </w:tr>
-      <w:tr>
-        <w:tc>
-          <w:tcPr>
-            <w:tcW w:w="1500" w:type="pct"/>
-          </w:tcPr>
-          <w:p>
-            <w:pPr>
-              <w:spacing w:after="0"/>
-            </w:pPr>
-            <w:r>
-              <w:rPr>
-                <w:sz w:val="19"/>
-              </w:rPr>
-              <w:t xml:space="preserve">Mata Pelajaran</w:t>
-            </w:r>
-          </w:p>
-        </w:tc>
-        <w:tc>
-          <w:tcPr>
-            <w:tcW w:w="3500" w:type="pct"/>
-          </w:tcPr>
-          <w:p>
-            <w:pPr>
-              <w:spacing w:after="0"/>
-            </w:pPr>
+              <w:t xml:space="preserve">Pengingat Jurnal &amp; Absensi</w:t>
+            </w:r>
+          </w:p>
+        </w:tc>
+      </w:tr>
+      <w:tr>
+        <w:tc>
+          <w:tcPr>
+            <w:tcW w:w="1100" w:type="pct"/>
+          </w:tcPr>
+          <w:p>
+            <w:pPr>
+              <w:spacing w:after="0"/>
+            </w:pPr>
+            <w:r>
+              <w:rPr>
+                <w:sz w:val="19"/>
+              </w:rPr>
+              <w:t xml:space="preserve">Dikirim dari</w:t>
+            </w:r>
+          </w:p>
+        </w:tc>
+        <w:tc>
+          <w:tcPr>
+            <w:tcW w:w="1950" w:type="pct"/>
+          </w:tcPr>
+          <w:p>
+            <w:pPr>
+              <w:spacing w:after="0"/>
+            </w:pPr>
+            <w:r>
+              <w:rPr>
+                <w:sz w:val="19"/>
+              </w:rPr>
+              <w:t xml:space="preserve">Nomor </w:t>
+            </w:r>
+            <w:r>
+              <w:rPr>
+                <w:b/>
+                <w:sz w:val="19"/>
+              </w:rPr>
+              <w:t xml:space="preserve">sekolah</w:t>
+            </w:r>
+          </w:p>
+        </w:tc>
+        <w:tc>
+          <w:tcPr>
+            <w:tcW w:w="1950" w:type="pct"/>
+          </w:tcPr>
+          <w:p>
+            <w:pPr>
+              <w:spacing w:after="0"/>
+            </w:pPr>
+            <w:r>
+              <w:rPr>
+                <w:sz w:val="19"/>
+              </w:rPr>
+              <w:t xml:space="preserve">Nomor </w:t>
+            </w:r>
+            <w:r>
+              <w:rPr>
+                <w:b/>
+                <w:sz w:val="19"/>
+              </w:rPr>
+              <w:t xml:space="preserve">kepala sekolah</w:t>
+            </w:r>
+          </w:p>
+        </w:tc>
+      </w:tr>
+      <w:tr>
+        <w:tc>
+          <w:tcPr>
+            <w:tcW w:w="1100" w:type="pct"/>
+            <w:shd w:val="clear" w:fill="F7F9FC"/>
+          </w:tcPr>
+          <w:p>
+            <w:pPr>
+              <w:spacing w:after="0"/>
+            </w:pPr>
+            <w:r>
+              <w:rPr>
+                <w:sz w:val="19"/>
+              </w:rPr>
+              <w:t xml:space="preserve">Dikirim kepada</w:t>
+            </w:r>
+          </w:p>
+        </w:tc>
+        <w:tc>
+          <w:tcPr>
+            <w:tcW w:w="1950" w:type="pct"/>
+            <w:shd w:val="clear" w:fill="F7F9FC"/>
+          </w:tcPr>
+          <w:p>
+            <w:pPr>
+              <w:spacing w:after="0"/>
+            </w:pPr>
+            <w:r>
+              <w:rPr>
+                <w:sz w:val="19"/>
+              </w:rPr>
+              <w:t xml:space="preserve">Orang tua/wali siswa</w:t>
+            </w:r>
+          </w:p>
+        </w:tc>
+        <w:tc>
+          <w:tcPr>
+            <w:tcW w:w="1950" w:type="pct"/>
+            <w:shd w:val="clear" w:fill="F7F9FC"/>
+          </w:tcPr>
+          <w:p>
+            <w:pPr>
+              <w:spacing w:after="0"/>
+            </w:pPr>
+            <w:r>
+              <w:rPr>
+                <w:sz w:val="19"/>
+              </w:rPr>
+              <w:t xml:space="preserve">Guru yang bersangkutan</w:t>
+            </w:r>
+          </w:p>
+        </w:tc>
+      </w:tr>
+      <w:tr>
+        <w:tc>
+          <w:tcPr>
+            <w:tcW w:w="1100" w:type="pct"/>
+          </w:tcPr>
+          <w:p>
+            <w:pPr>
+              <w:spacing w:after="0"/>
+            </w:pPr>
+            <w:r>
+              <w:rPr>
+                <w:sz w:val="19"/>
+              </w:rPr>
+              <w:t xml:space="preserve">Isinya</w:t>
+            </w:r>
+          </w:p>
+        </w:tc>
+        <w:tc>
+          <w:tcPr>
+            <w:tcW w:w="1950" w:type="pct"/>
+          </w:tcPr>
+          <w:p>
+            <w:pPr>
+              <w:spacing w:after="0"/>
+            </w:pPr>
+            <w:r>
+              <w:rPr>
+                <w:sz w:val="19"/>
+              </w:rPr>
+              <w:t xml:space="preserve">Anak Bapak/Ibu tercatat Alfa hari ini</w:t>
+            </w:r>
+          </w:p>
+        </w:tc>
+        <w:tc>
+          <w:tcPr>
+            <w:tcW w:w="1950" w:type="pct"/>
+          </w:tcPr>
+          <w:p>
+            <w:pPr>
+              <w:spacing w:after="0"/>
+            </w:pPr>
+            <w:r>
+              <w:rPr>
+                <w:sz w:val="19"/>
+              </w:rPr>
+              <w:t xml:space="preserve">Jurnal &amp; absensi Anda belum terisi</w:t>
+            </w:r>
+          </w:p>
+        </w:tc>
+      </w:tr>
+      <w:tr>
+        <w:tc>
+          <w:tcPr>
+            <w:tcW w:w="1100" w:type="pct"/>
+            <w:shd w:val="clear" w:fill="F7F9FC"/>
+          </w:tcPr>
+          <w:p>
+            <w:pPr>
+              <w:spacing w:after="0"/>
+            </w:pPr>
+            <w:r>
+              <w:rPr>
+                <w:sz w:val="19"/>
+              </w:rPr>
+              <w:t xml:space="preserve">Kapan</w:t>
+            </w:r>
+          </w:p>
+        </w:tc>
+        <w:tc>
+          <w:tcPr>
+            <w:tcW w:w="1950" w:type="pct"/>
+            <w:shd w:val="clear" w:fill="F7F9FC"/>
+          </w:tcPr>
+          <w:p>
+            <w:pPr>
+              <w:spacing w:after="0"/>
+            </w:pPr>
+            <w:r>
+              <w:rPr>
+                <w:sz w:val="19"/>
+              </w:rPr>
+              <w:t xml:space="preserve">Segera setelah guru menyimpan absensi</w:t>
+            </w:r>
+          </w:p>
+        </w:tc>
+        <w:tc>
+          <w:tcPr>
+            <w:tcW w:w="1950" w:type="pct"/>
+            <w:shd w:val="clear" w:fill="F7F9FC"/>
+          </w:tcPr>
+          <w:p>
+            <w:pPr>
+              <w:spacing w:after="0"/>
+            </w:pPr>
+            <w:r>
+              <w:rPr>
+                <w:sz w:val="19"/>
+              </w:rPr>
+              <w:t xml:space="preserve">30 menit setelah jam pelajaran selesai</w:t>
+            </w:r>
+          </w:p>
+        </w:tc>
+      </w:tr>
+      <w:tr>
+        <w:tc>
+          <w:tcPr>
+            <w:tcW w:w="1100" w:type="pct"/>
+          </w:tcPr>
+          <w:p>
+            <w:pPr>
+              <w:spacing w:after="0"/>
+            </w:pPr>
+            <w:r>
+              <w:rPr>
+                <w:sz w:val="19"/>
+              </w:rPr>
+              <w:t xml:space="preserve">Diatur di</w:t>
+            </w:r>
+          </w:p>
+        </w:tc>
+        <w:tc>
+          <w:tcPr>
+            <w:tcW w:w="1950" w:type="pct"/>
+          </w:tcPr>
+          <w:p>
+            <w:pPr>
+              <w:spacing w:after="0"/>
+            </w:pPr>
+            <w:r>
+              <w:rPr>
+                <w:sz w:val="19"/>
+              </w:rPr>
+              <w:t xml:space="preserve">Berkas </w:t>
+            </w:r>
             <w:r>
               <w:rPr>
                 <w:rFonts w:ascii="Consolas" w:hAnsi="Consolas"/>
                 <w:color w:val="B03060"/>
                 <w:sz w:val="19"/>
               </w:rPr>
-              <w:t xml:space="preserve">kode</w:t>
-            </w:r>
-            <w:r>
-              <w:rPr>
-                <w:sz w:val="19"/>
-              </w:rPr>
-              <w:t xml:space="preserve">, </w:t>
-            </w:r>
-            <w:r>
-              <w:rPr>
-                <w:rFonts w:ascii="Consolas" w:hAnsi="Consolas"/>
-                <w:color w:val="B03060"/>
-                <w:sz w:val="19"/>
-              </w:rPr>
-              <w:t xml:space="preserve">nama_mapel</w:t>
-            </w:r>
-          </w:p>
-        </w:tc>
-      </w:tr>
-      <w:tr>
-        <w:tc>
-          <w:tcPr>
-            <w:tcW w:w="1500" w:type="pct"/>
-            <w:shd w:val="clear" w:fill="F7F9FC"/>
-          </w:tcPr>
-          <w:p>
-            <w:pPr>
-              <w:spacing w:after="0"/>
-            </w:pPr>
-            <w:r>
-              <w:rPr>
-                <w:sz w:val="19"/>
-              </w:rPr>
-              <w:t xml:space="preserve">Data Kelas</w:t>
-            </w:r>
-          </w:p>
-        </w:tc>
-        <w:tc>
-          <w:tcPr>
-            <w:tcW w:w="3500" w:type="pct"/>
-            <w:shd w:val="clear" w:fill="F7F9FC"/>
-          </w:tcPr>
-          <w:p>
-            <w:pPr>
-              <w:spacing w:after="0"/>
-            </w:pPr>
-            <w:r>
-              <w:rPr>
-                <w:rFonts w:ascii="Consolas" w:hAnsi="Consolas"/>
-                <w:color w:val="B03060"/>
-                <w:sz w:val="19"/>
-              </w:rPr>
-              <w:t xml:space="preserve">nama_kelas</w:t>
-            </w:r>
-            <w:r>
-              <w:rPr>
-                <w:sz w:val="19"/>
-              </w:rPr>
-              <w:t xml:space="preserve">, </w:t>
-            </w:r>
-            <w:r>
-              <w:rPr>
-                <w:rFonts w:ascii="Consolas" w:hAnsi="Consolas"/>
-                <w:color w:val="B03060"/>
-                <w:sz w:val="19"/>
-              </w:rPr>
-              <w:t xml:space="preserve">tingkat</w:t>
-            </w:r>
-            <w:r>
-              <w:rPr>
-                <w:sz w:val="19"/>
-              </w:rPr>
-              <w:t xml:space="preserve"> — </w:t>
-            </w:r>
-            <w:r>
-              <w:rPr>
-                <w:rFonts w:ascii="Consolas" w:hAnsi="Consolas"/>
-                <w:color w:val="B03060"/>
-                <w:sz w:val="19"/>
-              </w:rPr>
-              <w:t xml:space="preserve">nip_wali_kelas</w:t>
-            </w:r>
-            <w:r>
-              <w:rPr>
-                <w:sz w:val="19"/>
-              </w:rPr>
-              <w:t xml:space="preserve"> opsional</w:t>
-            </w:r>
-          </w:p>
-        </w:tc>
-      </w:tr>
-      <w:tr>
-        <w:tc>
-          <w:tcPr>
-            <w:tcW w:w="1500" w:type="pct"/>
-          </w:tcPr>
-          <w:p>
-            <w:pPr>
-              <w:spacing w:after="0"/>
-            </w:pPr>
-            <w:r>
-              <w:rPr>
-                <w:sz w:val="19"/>
-              </w:rPr>
-              <w:t xml:space="preserve">Data Siswa</w:t>
-            </w:r>
-          </w:p>
-        </w:tc>
-        <w:tc>
-          <w:tcPr>
-            <w:tcW w:w="3500" w:type="pct"/>
-          </w:tcPr>
-          <w:p>
-            <w:pPr>
-              <w:spacing w:after="0"/>
-            </w:pPr>
-            <w:r>
-              <w:rPr>
-                <w:rFonts w:ascii="Consolas" w:hAnsi="Consolas"/>
-                <w:color w:val="B03060"/>
-                <w:sz w:val="19"/>
-              </w:rPr>
-              <w:t xml:space="preserve">nis</w:t>
-            </w:r>
-            <w:r>
-              <w:rPr>
-                <w:sz w:val="19"/>
-              </w:rPr>
-              <w:t xml:space="preserve">, </w:t>
-            </w:r>
-            <w:r>
-              <w:rPr>
-                <w:rFonts w:ascii="Consolas" w:hAnsi="Consolas"/>
-                <w:color w:val="B03060"/>
-                <w:sz w:val="19"/>
-              </w:rPr>
-              <w:t xml:space="preserve">nama</w:t>
-            </w:r>
-            <w:r>
-              <w:rPr>
-                <w:sz w:val="19"/>
-              </w:rPr>
-              <w:t xml:space="preserve">, </w:t>
-            </w:r>
-            <w:r>
-              <w:rPr>
-                <w:rFonts w:ascii="Consolas" w:hAnsi="Consolas"/>
-                <w:color w:val="B03060"/>
-                <w:sz w:val="19"/>
-              </w:rPr>
-              <w:t xml:space="preserve">kode_kelas</w:t>
-            </w:r>
-            <w:r>
-              <w:rPr>
-                <w:sz w:val="19"/>
-              </w:rPr>
-              <w:t xml:space="preserve"> (kolom lain opsional)</w:t>
-            </w:r>
-          </w:p>
-        </w:tc>
-      </w:tr>
-      <w:tr>
-        <w:tc>
-          <w:tcPr>
-            <w:tcW w:w="1500" w:type="pct"/>
-            <w:shd w:val="clear" w:fill="F7F9FC"/>
-          </w:tcPr>
-          <w:p>
-            <w:pPr>
-              <w:spacing w:after="0"/>
-            </w:pPr>
-            <w:r>
-              <w:rPr>
-                <w:sz w:val="19"/>
-              </w:rPr>
-              <w:t xml:space="preserve">Guru Mengajar</w:t>
-            </w:r>
-          </w:p>
-        </w:tc>
-        <w:tc>
-          <w:tcPr>
-            <w:tcW w:w="3500" w:type="pct"/>
-            <w:shd w:val="clear" w:fill="F7F9FC"/>
-          </w:tcPr>
-          <w:p>
-            <w:pPr>
-              <w:spacing w:after="0"/>
-            </w:pPr>
-            <w:r>
-              <w:rPr>
-                <w:rFonts w:ascii="Consolas" w:hAnsi="Consolas"/>
-                <w:color w:val="B03060"/>
-                <w:sz w:val="19"/>
-              </w:rPr>
-              <w:t xml:space="preserve">nip_guru</w:t>
-            </w:r>
-            <w:r>
-              <w:rPr>
-                <w:sz w:val="19"/>
-              </w:rPr>
-              <w:t xml:space="preserve">, </w:t>
-            </w:r>
-            <w:r>
-              <w:rPr>
-                <w:rFonts w:ascii="Consolas" w:hAnsi="Consolas"/>
-                <w:color w:val="B03060"/>
-                <w:sz w:val="19"/>
-              </w:rPr>
-              <w:t xml:space="preserve">kode_kelas</w:t>
-            </w:r>
-            <w:r>
-              <w:rPr>
-                <w:sz w:val="19"/>
-              </w:rPr>
-              <w:t xml:space="preserve">, </w:t>
-            </w:r>
-            <w:r>
-              <w:rPr>
-                <w:rFonts w:ascii="Consolas" w:hAnsi="Consolas"/>
-                <w:color w:val="B03060"/>
-                <w:sz w:val="19"/>
-              </w:rPr>
-              <w:t xml:space="preserve">kode_mapel</w:t>
-            </w:r>
-          </w:p>
-        </w:tc>
-      </w:tr>
-      <w:tr>
-        <w:tc>
-          <w:tcPr>
-            <w:tcW w:w="1500" w:type="pct"/>
-          </w:tcPr>
-          <w:p>
-            <w:pPr>
-              <w:spacing w:after="0"/>
-            </w:pPr>
-            <w:r>
-              <w:rPr>
-                <w:sz w:val="19"/>
-              </w:rPr>
-              <w:t xml:space="preserve">Jadwal Pelajaran</w:t>
-            </w:r>
-          </w:p>
-        </w:tc>
-        <w:tc>
-          <w:tcPr>
-            <w:tcW w:w="3500" w:type="pct"/>
-          </w:tcPr>
-          <w:p>
-            <w:pPr>
-              <w:spacing w:after="0"/>
-            </w:pPr>
-            <w:r>
-              <w:rPr>
-                <w:rFonts w:ascii="Consolas" w:hAnsi="Consolas"/>
-                <w:color w:val="B03060"/>
-                <w:sz w:val="19"/>
-              </w:rPr>
-              <w:t xml:space="preserve">hari</w:t>
-            </w:r>
-            <w:r>
-              <w:rPr>
-                <w:sz w:val="19"/>
-              </w:rPr>
-              <w:t xml:space="preserve">, </w:t>
-            </w:r>
-            <w:r>
-              <w:rPr>
-                <w:rFonts w:ascii="Consolas" w:hAnsi="Consolas"/>
-                <w:color w:val="B03060"/>
-                <w:sz w:val="19"/>
-              </w:rPr>
-              <w:t xml:space="preserve">kode_kelas</w:t>
-            </w:r>
-            <w:r>
-              <w:rPr>
-                <w:sz w:val="19"/>
-              </w:rPr>
-              <w:t xml:space="preserve">, </w:t>
-            </w:r>
-            <w:r>
-              <w:rPr>
-                <w:rFonts w:ascii="Consolas" w:hAnsi="Consolas"/>
-                <w:color w:val="B03060"/>
-                <w:sz w:val="19"/>
-              </w:rPr>
-              <w:t xml:space="preserve">jam_ke</w:t>
-            </w:r>
-            <w:r>
-              <w:rPr>
-                <w:sz w:val="19"/>
-              </w:rPr>
-              <w:t xml:space="preserve">, </w:t>
-            </w:r>
-            <w:r>
-              <w:rPr>
-                <w:rFonts w:ascii="Consolas" w:hAnsi="Consolas"/>
-                <w:color w:val="B03060"/>
-                <w:sz w:val="19"/>
-              </w:rPr>
-              <w:t xml:space="preserve">kode_mapel</w:t>
-            </w:r>
-            <w:r>
-              <w:rPr>
-                <w:sz w:val="19"/>
-              </w:rPr>
-              <w:t xml:space="preserve">, </w:t>
-            </w:r>
-            <w:r>
-              <w:rPr>
-                <w:rFonts w:ascii="Consolas" w:hAnsi="Consolas"/>
-                <w:color w:val="B03060"/>
-                <w:sz w:val="19"/>
-              </w:rPr>
-              <w:t xml:space="preserve">nip_guru</w:t>
+              <w:t xml:space="preserve">.env</w:t>
+            </w:r>
+            <w:r>
+              <w:rPr>
+                <w:sz w:val="19"/>
+              </w:rPr>
+              <w:t xml:space="preserve"> di server</w:t>
+            </w:r>
+          </w:p>
+        </w:tc>
+        <w:tc>
+          <w:tcPr>
+            <w:tcW w:w="1950" w:type="pct"/>
+          </w:tcPr>
+          <w:p>
+            <w:pPr>
+              <w:spacing w:after="0"/>
+            </w:pPr>
+            <w:r>
+              <w:rPr>
+                <w:sz w:val="19"/>
+              </w:rPr>
+              <w:t xml:space="preserve">Menu Pengaturan → Pengingat Guru (WA)</w:t>
             </w:r>
           </w:p>
         </w:tc>
@@ -7083,6 +6534,72 @@
       <w:pPr>
         <w:spacing w:after="140"/>
       </w:pPr>
+    </w:p>
+    <w:tbl>
+      <w:tblPr>
+        <w:tblW w:w="5000" w:type="pct"/>
+        <w:tblBorders>
+          <w:top w:val="single" w:sz="4" w:color="E0C878"/>
+          <w:left w:val="single" w:sz="18" w:color="E0A800"/>
+          <w:bottom w:val="single" w:sz="4" w:color="E0C878"/>
+          <w:right w:val="single" w:sz="4" w:color="E0C878"/>
+        </w:tblBorders>
+        <w:tblCellMar>
+          <w:top w:w="140" w:type="dxa"/>
+          <w:left w:w="200" w:type="dxa"/>
+          <w:bottom w:w="140" w:type="dxa"/>
+          <w:right w:w="200" w:type="dxa"/>
+        </w:tblCellMar>
+      </w:tblPr>
+      <w:tr>
+        <w:tc>
+          <w:tcPr>
+            <w:shd w:val="clear" w:fill="FFF4CE"/>
+          </w:tcPr>
+          <w:p>
+            <w:pPr>
+              <w:spacing w:after="60"/>
+            </w:pPr>
+            <w:r>
+              <w:rPr>
+                <w:b/>
+              </w:rPr>
+              <w:t xml:space="preserve">Kenapa harus dua nomor</w:t>
+            </w:r>
+          </w:p>
+          <w:p>
+            <w:pPr>
+              <w:spacing w:after="0"/>
+              <w:jc w:val="both"/>
+            </w:pPr>
+            <w:r>
+              <w:t xml:space="preserve">Supaya percakapan sekolah dengan orang tua tidak bercampur dengan pengingat internal kepada guru dalam satu nomor. Guru juga lebih menanggapi pengingat yang datang dari nomor kepala sekolah. Di layanan pengirim WhatsApp (Fonnte), keduanya adalah </w:t>
+            </w:r>
+            <w:r>
+              <w:rPr>
+                <w:b/>
+              </w:rPr>
+              <w:t xml:space="preserve">perangkat</w:t>
+            </w:r>
+            <w:r>
+              <w:t xml:space="preserve"> yang berbeda dalam satu akun — yang membedakan hanya tokennya.</w:t>
+            </w:r>
+          </w:p>
+        </w:tc>
+      </w:tr>
+    </w:tbl>
+    <w:p>
+      <w:pPr>
+        <w:spacing w:after="140"/>
+      </w:pPr>
+    </w:p>
+    <w:p>
+      <w:pPr>
+        <w:pStyle w:val="Heading2"/>
+      </w:pPr>
+      <w:r>
+        <w:t xml:space="preserve">E.2 Pemberitahuan Alfa ke orang tua</w:t>
+      </w:r>
     </w:p>
     <w:p>
       <w:pPr>
@@ -7090,56 +6607,70 @@
         <w:jc w:val="both"/>
       </w:pPr>
       <w:r>
-        <w:t xml:space="preserve">Kolom </w:t>
-      </w:r>
-      <w:r>
-        <w:rPr>
-          <w:rFonts w:ascii="Consolas" w:hAnsi="Consolas"/>
-          <w:color w:val="B03060"/>
-        </w:rPr>
-        <w:t xml:space="preserve">kode_kelas</w:t>
-      </w:r>
-      <w:r>
-        <w:t xml:space="preserve"> diisi </w:t>
-      </w:r>
-      <w:r>
-        <w:rPr>
-          <w:b/>
-        </w:rPr>
-        <w:t xml:space="preserve">nama kelas</w:t>
-      </w:r>
-      <w:r>
-        <w:t xml:space="preserve"> persis seperti tertulis di menu Data Kelas, misalnya </w:t>
-      </w:r>
-      <w:r>
-        <w:rPr>
-          <w:rFonts w:ascii="Consolas" w:hAnsi="Consolas"/>
-          <w:color w:val="B03060"/>
-        </w:rPr>
-        <w:t xml:space="preserve">7A</w:t>
-      </w:r>
-      <w:r>
-        <w:t xml:space="preserve">. Kolom </w:t>
-      </w:r>
-      <w:r>
-        <w:rPr>
-          <w:rFonts w:ascii="Consolas" w:hAnsi="Consolas"/>
-          <w:color w:val="B03060"/>
-        </w:rPr>
-        <w:t xml:space="preserve">nip_guru</w:t>
-      </w:r>
-      <w:r>
-        <w:t xml:space="preserve"> diisi NIP persis seperti di menu Kelola Pengguna, dan </w:t>
-      </w:r>
-      <w:r>
-        <w:rPr>
-          <w:rFonts w:ascii="Consolas" w:hAnsi="Consolas"/>
-          <w:color w:val="B03060"/>
-        </w:rPr>
-        <w:t xml:space="preserve">kode_mapel</w:t>
-      </w:r>
-      <w:r>
-        <w:t xml:space="preserve"> diisi kode dari menu Mata Pelajaran.</w:t>
+        <w:t xml:space="preserve">Begitu guru menyimpan absensi yang berisi status </w:t>
+      </w:r>
+      <w:r>
+        <w:rPr>
+          <w:b/>
+        </w:rPr>
+        <w:t xml:space="preserve">Alfa</w:t>
+      </w:r>
+      <w:r>
+        <w:t xml:space="preserve">, aplikasi menyusun pesan ke nomor WhatsApp orang tua siswa tersebut. Pesannya menyebut tanggal, nama siswa, dan mata pelajaran atau nama kegiatan.</w:t>
+      </w:r>
+    </w:p>
+    <w:p>
+      <w:pPr>
+        <w:numPr>
+          <w:ilvl w:val="0"/>
+          <w:numId w:val="1"/>
+        </w:numPr>
+        <w:spacing w:after="60" w:line="276" w:lineRule="auto"/>
+      </w:pPr>
+      <w:r>
+        <w:t xml:space="preserve">Nomor tujuan diambil dari kolom </w:t>
+      </w:r>
+      <w:r>
+        <w:rPr>
+          <w:b/>
+        </w:rPr>
+        <w:t xml:space="preserve">No. WA Orang Tua</w:t>
+      </w:r>
+      <w:r>
+        <w:t xml:space="preserve"> di Data Siswa. Bila kosong, pengiriman ditandai gagal beserta alasannya.</w:t>
+      </w:r>
+    </w:p>
+    <w:p>
+      <w:pPr>
+        <w:numPr>
+          <w:ilvl w:val="0"/>
+          <w:numId w:val="1"/>
+        </w:numPr>
+        <w:spacing w:after="60" w:line="276" w:lineRule="auto"/>
+      </w:pPr>
+      <w:r>
+        <w:t xml:space="preserve">Bila nomornya ditolak, aplikasi mencoba sekali lagi. Gagal juga berarti berhenti — kemungkinan besar nomor itu memang bukan WhatsApp aktif.</w:t>
+      </w:r>
+    </w:p>
+    <w:p>
+      <w:pPr>
+        <w:numPr>
+          <w:ilvl w:val="0"/>
+          <w:numId w:val="1"/>
+        </w:numPr>
+        <w:spacing w:after="60" w:line="276" w:lineRule="auto"/>
+      </w:pPr>
+      <w:r>
+        <w:t xml:space="preserve">Riwayat lengkapnya ada di menu </w:t>
+      </w:r>
+      <w:r>
+        <w:rPr>
+          <w:b/>
+        </w:rPr>
+        <w:t xml:space="preserve">Monitoring → Notifikasi WhatsApp Ortu</w:t>
+      </w:r>
+      <w:r>
+        <w:t xml:space="preserve">, bisa disaring per bulan.</w:t>
       </w:r>
     </w:p>
     <w:p>
@@ -7147,100 +6678,7 @@
         <w:pStyle w:val="Heading2"/>
       </w:pPr>
       <w:r>
-        <w:t xml:space="preserve">G.3 Hal penting tentang import</w:t>
-      </w:r>
-    </w:p>
-    <w:p>
-      <w:pPr>
-        <w:numPr>
-          <w:ilvl w:val="0"/>
-          <w:numId w:val="1"/>
-        </w:numPr>
-        <w:spacing w:after="60" w:line="276" w:lineRule="auto"/>
-      </w:pPr>
-      <w:r>
-        <w:t xml:space="preserve">Import </w:t>
-      </w:r>
-      <w:r>
-        <w:rPr>
-          <w:b/>
-        </w:rPr>
-        <w:t xml:space="preserve">aman diulang</w:t>
-      </w:r>
-      <w:r>
-        <w:t xml:space="preserve">. Baris yang sudah ada akan diperbarui, bukan digandakan.</w:t>
-      </w:r>
-    </w:p>
-    <w:p>
-      <w:pPr>
-        <w:numPr>
-          <w:ilvl w:val="0"/>
-          <w:numId w:val="1"/>
-        </w:numPr>
-        <w:spacing w:after="60" w:line="276" w:lineRule="auto"/>
-      </w:pPr>
-      <w:r>
-        <w:t xml:space="preserve">Import selalu masuk ke </w:t>
-      </w:r>
-      <w:r>
-        <w:rPr>
-          <w:b/>
-        </w:rPr>
-        <w:t xml:space="preserve">periode yang sedang berjalan</w:t>
-      </w:r>
-      <w:r>
-        <w:t xml:space="preserve">, tidak pernah ke periode lain.</w:t>
-      </w:r>
-    </w:p>
-    <w:p>
-      <w:pPr>
-        <w:numPr>
-          <w:ilvl w:val="0"/>
-          <w:numId w:val="1"/>
-        </w:numPr>
-        <w:spacing w:after="60" w:line="276" w:lineRule="auto"/>
-      </w:pPr>
-      <w:r>
-        <w:t xml:space="preserve">Untuk Data Siswa, NIS yang sudah ada akan </w:t>
-      </w:r>
-      <w:r>
-        <w:rPr>
-          <w:b/>
-        </w:rPr>
-        <w:t xml:space="preserve">dipindahkan</w:t>
-      </w:r>
-      <w:r>
-        <w:t xml:space="preserve"> ke kelas yang tertulis — inilah cara menaikkan kelas massal. Riwayat kelasnya tercatat otomatis.</w:t>
-      </w:r>
-    </w:p>
-    <w:p>
-      <w:pPr>
-        <w:numPr>
-          <w:ilvl w:val="0"/>
-          <w:numId w:val="1"/>
-        </w:numPr>
-        <w:spacing w:after="60" w:line="276" w:lineRule="auto"/>
-      </w:pPr>
-      <w:r>
-        <w:t xml:space="preserve">Baris yang bermasalah dilewati dan dilaporkan lengkap dengan </w:t>
-      </w:r>
-      <w:r>
-        <w:rPr>
-          <w:b/>
-        </w:rPr>
-        <w:t xml:space="preserve">nomor barisnya di Excel</w:t>
-      </w:r>
-      <w:r>
-        <w:t xml:space="preserve">, sehingga mudah diperbaiki.</w:t>
-      </w:r>
-    </w:p>
-    <w:p>
-      <w:pPr>
-        <w:pStyle w:val="Heading1"/>
-        <w:pageBreakBefore/>
-      </w:pPr>
-      <w:r>
-        <w:t xml:space="preserve">Bagian H — Bila Terjadi Masalah</w:t>
+        <w:t xml:space="preserve">E.3 Pengingat jurnal &amp; absensi ke guru</w:t>
       </w:r>
     </w:p>
     <w:p>
@@ -7249,7 +6687,16 @@
         <w:jc w:val="both"/>
       </w:pPr>
       <w:r>
-        <w:t xml:space="preserve">Aplikasi ini sengaja menjelaskan sebab penolakan, bukan sekadar menolak. Berikut pesan yang paling sering muncul dan artinya.</w:t>
+        <w:t xml:space="preserve">Setiap 5 menit, aplikasi memeriksa jadwal hari itu. Sesi mengajar yang jurnal &amp; absensinya belum terisi </w:t>
+      </w:r>
+      <w:r>
+        <w:rPr>
+          <w:b/>
+        </w:rPr>
+        <w:t xml:space="preserve">30 menit setelah jam pelajarannya berakhir</w:t>
+      </w:r>
+      <w:r>
+        <w:t xml:space="preserve"> akan dikirimi pengingat ke nomor WhatsApp gurunya.</w:t>
       </w:r>
     </w:p>
     <w:tbl>
@@ -7289,13 +6736,13 @@
                 <w:color w:val="FFFFFF"/>
                 <w:sz w:val="19"/>
               </w:rPr>
-              <w:t xml:space="preserve">Pesan</w:t>
-            </w:r>
-          </w:p>
-        </w:tc>
-        <w:tc>
-          <w:tcPr>
-            <w:tcW w:w="1700" w:type="pct"/>
+              <w:t xml:space="preserve">Aturan</w:t>
+            </w:r>
+          </w:p>
+        </w:tc>
+        <w:tc>
+          <w:tcPr>
+            <w:tcW w:w="3500" w:type="pct"/>
             <w:shd w:val="clear" w:fill="1F4E79"/>
           </w:tcPr>
           <w:p>
@@ -7308,26 +6755,48 @@
                 <w:color w:val="FFFFFF"/>
                 <w:sz w:val="19"/>
               </w:rPr>
-              <w:t xml:space="preserve">Artinya</w:t>
-            </w:r>
-          </w:p>
-        </w:tc>
-        <w:tc>
-          <w:tcPr>
-            <w:tcW w:w="1800" w:type="pct"/>
-            <w:shd w:val="clear" w:fill="1F4E79"/>
-          </w:tcPr>
-          <w:p>
-            <w:pPr>
-              <w:spacing w:after="0"/>
-            </w:pPr>
+              <w:t xml:space="preserve">Penjelasan</w:t>
+            </w:r>
+          </w:p>
+        </w:tc>
+      </w:tr>
+      <w:tr>
+        <w:tc>
+          <w:tcPr>
+            <w:tcW w:w="1500" w:type="pct"/>
+          </w:tcPr>
+          <w:p>
+            <w:pPr>
+              <w:spacing w:after="0"/>
+            </w:pPr>
+            <w:r>
+              <w:rPr>
+                <w:sz w:val="19"/>
+              </w:rPr>
+              <w:t xml:space="preserve">Dihitung dari jam </w:t>
+            </w:r>
             <w:r>
               <w:rPr>
                 <w:b/>
-                <w:color w:val="FFFFFF"/>
-                <w:sz w:val="19"/>
-              </w:rPr>
-              <w:t xml:space="preserve">Yang harus dilakukan</w:t>
+                <w:sz w:val="19"/>
+              </w:rPr>
+              <w:t xml:space="preserve">terakhir</w:t>
+            </w:r>
+          </w:p>
+        </w:tc>
+        <w:tc>
+          <w:tcPr>
+            <w:tcW w:w="3500" w:type="pct"/>
+          </w:tcPr>
+          <w:p>
+            <w:pPr>
+              <w:spacing w:after="0"/>
+            </w:pPr>
+            <w:r>
+              <w:rPr>
+                <w:sz w:val="19"/>
+              </w:rPr>
+              <w:t xml:space="preserve">Guru yang mengajar 3 jam berturut-turut baru diingatkan 30 menit setelah jam ketiganya usai — bukan di tengah ia masih mengajar.</w:t>
             </w:r>
           </w:p>
         </w:tc>
@@ -7336,48 +6805,41 @@
         <w:tc>
           <w:tcPr>
             <w:tcW w:w="1500" w:type="pct"/>
-          </w:tcPr>
-          <w:p>
-            <w:pPr>
-              <w:spacing w:after="0"/>
-            </w:pPr>
-            <w:r>
-              <w:rPr>
-                <w:sz w:val="19"/>
-              </w:rPr>
-              <w:t xml:space="preserve">Tanggal berada di luar [periode]</w:t>
-            </w:r>
-          </w:p>
-        </w:tc>
-        <w:tc>
-          <w:tcPr>
-            <w:tcW w:w="1700" w:type="pct"/>
-          </w:tcPr>
-          <w:p>
-            <w:pPr>
-              <w:spacing w:after="0"/>
-            </w:pPr>
-            <w:r>
-              <w:rPr>
-                <w:sz w:val="19"/>
-              </w:rPr>
-              <w:t xml:space="preserve">Tanggal yang diisi bukan milik semester yang berjalan</w:t>
-            </w:r>
-          </w:p>
-        </w:tc>
-        <w:tc>
-          <w:tcPr>
-            <w:tcW w:w="1800" w:type="pct"/>
-          </w:tcPr>
-          <w:p>
-            <w:pPr>
-              <w:spacing w:after="0"/>
-            </w:pPr>
-            <w:r>
-              <w:rPr>
-                <w:sz w:val="19"/>
-              </w:rPr>
-              <w:t xml:space="preserve">Perbaiki tanggalnya, atau minta Admin mengaktifkan periode yang sesuai</w:t>
+            <w:shd w:val="clear" w:fill="F7F9FC"/>
+          </w:tcPr>
+          <w:p>
+            <w:pPr>
+              <w:spacing w:after="0"/>
+            </w:pPr>
+            <w:r>
+              <w:rPr>
+                <w:sz w:val="19"/>
+              </w:rPr>
+              <w:t xml:space="preserve">Satu pesan per </w:t>
+            </w:r>
+            <w:r>
+              <w:rPr>
+                <w:b/>
+                <w:sz w:val="19"/>
+              </w:rPr>
+              <w:t xml:space="preserve">sesi</w:t>
+            </w:r>
+          </w:p>
+        </w:tc>
+        <w:tc>
+          <w:tcPr>
+            <w:tcW w:w="3500" w:type="pct"/>
+            <w:shd w:val="clear" w:fill="F7F9FC"/>
+          </w:tcPr>
+          <w:p>
+            <w:pPr>
+              <w:spacing w:after="0"/>
+            </w:pPr>
+            <w:r>
+              <w:rPr>
+                <w:sz w:val="19"/>
+              </w:rPr>
+              <w:t xml:space="preserve">Tiga jam berurutan di kelas &amp; mata pelajaran yang sama dihitung satu sesi, persis seperti satu baris yang guru klik di layar. Jadi satu pesan, bukan tiga.</w:t>
             </w:r>
           </w:p>
         </w:tc>
@@ -7386,51 +6848,32 @@
         <w:tc>
           <w:tcPr>
             <w:tcW w:w="1500" w:type="pct"/>
-            <w:shd w:val="clear" w:fill="F7F9FC"/>
-          </w:tcPr>
-          <w:p>
-            <w:pPr>
-              <w:spacing w:after="0"/>
-            </w:pPr>
-            <w:r>
-              <w:rPr>
-                <w:sz w:val="19"/>
-              </w:rPr>
-              <w:t xml:space="preserve">Mode lihat saja</w:t>
-            </w:r>
-          </w:p>
-        </w:tc>
-        <w:tc>
-          <w:tcPr>
-            <w:tcW w:w="1700" w:type="pct"/>
-            <w:shd w:val="clear" w:fill="F7F9FC"/>
-          </w:tcPr>
-          <w:p>
-            <w:pPr>
-              <w:spacing w:after="0"/>
-            </w:pPr>
-            <w:r>
-              <w:rPr>
-                <w:sz w:val="19"/>
-              </w:rPr>
-              <w:t xml:space="preserve">Anda sedang menengok periode lampau</w:t>
-            </w:r>
-          </w:p>
-        </w:tc>
-        <w:tc>
-          <w:tcPr>
-            <w:tcW w:w="1800" w:type="pct"/>
-            <w:shd w:val="clear" w:fill="F7F9FC"/>
-          </w:tcPr>
-          <w:p>
-            <w:pPr>
-              <w:spacing w:after="0"/>
-            </w:pPr>
-            <w:r>
-              <w:rPr>
-                <w:sz w:val="19"/>
-              </w:rPr>
-              <w:t xml:space="preserve">Kembali ke periode berjalan lewat kotak di kanan atas</w:t>
+          </w:tcPr>
+          <w:p>
+            <w:pPr>
+              <w:spacing w:after="0"/>
+            </w:pPr>
+            <w:r>
+              <w:rPr>
+                <w:sz w:val="19"/>
+              </w:rPr>
+              <w:t xml:space="preserve">Tidak pernah dikirim dua kali</w:t>
+            </w:r>
+          </w:p>
+        </w:tc>
+        <w:tc>
+          <w:tcPr>
+            <w:tcW w:w="3500" w:type="pct"/>
+          </w:tcPr>
+          <w:p>
+            <w:pPr>
+              <w:spacing w:after="0"/>
+            </w:pPr>
+            <w:r>
+              <w:rPr>
+                <w:sz w:val="19"/>
+              </w:rPr>
+              <w:t xml:space="preserve">Sesi yang sudah diingatkan tidak akan diingatkan lagi pada hari yang sama.</w:t>
             </w:r>
           </w:p>
         </w:tc>
@@ -7439,48 +6882,47 @@
         <w:tc>
           <w:tcPr>
             <w:tcW w:w="1500" w:type="pct"/>
-          </w:tcPr>
-          <w:p>
-            <w:pPr>
-              <w:spacing w:after="0"/>
-            </w:pPr>
-            <w:r>
-              <w:rPr>
-                <w:sz w:val="19"/>
-              </w:rPr>
-              <w:t xml:space="preserve">Periode ini sudah ditutup dan terkunci</w:t>
-            </w:r>
-          </w:p>
-        </w:tc>
-        <w:tc>
-          <w:tcPr>
-            <w:tcW w:w="1700" w:type="pct"/>
-          </w:tcPr>
-          <w:p>
-            <w:pPr>
-              <w:spacing w:after="0"/>
-            </w:pPr>
-            <w:r>
-              <w:rPr>
-                <w:sz w:val="19"/>
-              </w:rPr>
-              <w:t xml:space="preserve">Semester sudah ditutup Admin</w:t>
-            </w:r>
-          </w:p>
-        </w:tc>
-        <w:tc>
-          <w:tcPr>
-            <w:tcW w:w="1800" w:type="pct"/>
-          </w:tcPr>
-          <w:p>
-            <w:pPr>
-              <w:spacing w:after="0"/>
-            </w:pPr>
-            <w:r>
-              <w:rPr>
-                <w:sz w:val="19"/>
-              </w:rPr>
-              <w:t xml:space="preserve">Hubungi Admin bila benar-benar perlu dibuka kembali</w:t>
+            <w:shd w:val="clear" w:fill="F7F9FC"/>
+          </w:tcPr>
+          <w:p>
+            <w:pPr>
+              <w:spacing w:after="0"/>
+            </w:pPr>
+            <w:r>
+              <w:rPr>
+                <w:sz w:val="19"/>
+              </w:rPr>
+              <w:t xml:space="preserve">Keburu diisi = tidak jadi dikirim</w:t>
+            </w:r>
+          </w:p>
+        </w:tc>
+        <w:tc>
+          <w:tcPr>
+            <w:tcW w:w="3500" w:type="pct"/>
+            <w:shd w:val="clear" w:fill="F7F9FC"/>
+          </w:tcPr>
+          <w:p>
+            <w:pPr>
+              <w:spacing w:after="0"/>
+            </w:pPr>
+            <w:r>
+              <w:rPr>
+                <w:sz w:val="19"/>
+              </w:rPr>
+              <w:t xml:space="preserve">Bila guru mengisi jurnalnya tepat saat pesan masih menunggu giliran kirim, pesannya dibatalkan dan ditandai </w:t>
+            </w:r>
+            <w:r>
+              <w:rPr>
+                <w:b/>
+                <w:sz w:val="19"/>
+              </w:rPr>
+              <w:t xml:space="preserve">Dilewati</w:t>
+            </w:r>
+            <w:r>
+              <w:rPr>
+                <w:sz w:val="19"/>
+              </w:rPr>
+              <w:t xml:space="preserve">.</w:t>
             </w:r>
           </w:p>
         </w:tc>
@@ -7489,360 +6931,32 @@
         <w:tc>
           <w:tcPr>
             <w:tcW w:w="1500" w:type="pct"/>
-            <w:shd w:val="clear" w:fill="F7F9FC"/>
-          </w:tcPr>
-          <w:p>
-            <w:pPr>
-              <w:spacing w:after="0"/>
-            </w:pPr>
-            <w:r>
-              <w:rPr>
-                <w:sz w:val="19"/>
-              </w:rPr>
-              <w:t xml:space="preserve">… tidak dapat dihapus — masih dipakai …</w:t>
-            </w:r>
-          </w:p>
-        </w:tc>
-        <w:tc>
-          <w:tcPr>
-            <w:tcW w:w="1700" w:type="pct"/>
-            <w:shd w:val="clear" w:fill="F7F9FC"/>
-          </w:tcPr>
-          <w:p>
-            <w:pPr>
-              <w:spacing w:after="0"/>
-            </w:pPr>
-            <w:r>
-              <w:rPr>
-                <w:sz w:val="19"/>
-              </w:rPr>
-              <w:t xml:space="preserve">Data masih menjadi rujukan data lain</w:t>
-            </w:r>
-          </w:p>
-        </w:tc>
-        <w:tc>
-          <w:tcPr>
-            <w:tcW w:w="1800" w:type="pct"/>
-            <w:shd w:val="clear" w:fill="F7F9FC"/>
-          </w:tcPr>
-          <w:p>
-            <w:pPr>
-              <w:spacing w:after="0"/>
-            </w:pPr>
-            <w:r>
-              <w:rPr>
-                <w:sz w:val="19"/>
-              </w:rPr>
-              <w:t xml:space="preserve">Pesan menyebut jumlah &amp; jenisnya; bereskan dulu, atau nonaktifkan saja</w:t>
-            </w:r>
-          </w:p>
-        </w:tc>
-      </w:tr>
-      <w:tr>
-        <w:tc>
-          <w:tcPr>
-            <w:tcW w:w="1500" w:type="pct"/>
-          </w:tcPr>
-          <w:p>
-            <w:pPr>
-              <w:spacing w:after="0"/>
-            </w:pPr>
-            <w:r>
-              <w:rPr>
-                <w:sz w:val="19"/>
-              </w:rPr>
-              <w:t xml:space="preserve">Guru tersebut tidak terdaftar mengajar mapel ini</w:t>
-            </w:r>
-          </w:p>
-        </w:tc>
-        <w:tc>
-          <w:tcPr>
-            <w:tcW w:w="1700" w:type="pct"/>
-          </w:tcPr>
-          <w:p>
-            <w:pPr>
-              <w:spacing w:after="0"/>
-            </w:pPr>
-            <w:r>
-              <w:rPr>
-                <w:sz w:val="19"/>
-              </w:rPr>
-              <w:t xml:space="preserve">Pemetaan Guru Mengajar belum dibuat</w:t>
-            </w:r>
-          </w:p>
-        </w:tc>
-        <w:tc>
-          <w:tcPr>
-            <w:tcW w:w="1800" w:type="pct"/>
-          </w:tcPr>
-          <w:p>
-            <w:pPr>
-              <w:spacing w:after="0"/>
-            </w:pPr>
-            <w:r>
-              <w:rPr>
-                <w:sz w:val="19"/>
-              </w:rPr>
-              <w:t xml:space="preserve">Buat dulu pemetaannya (Langkah 9)</w:t>
-            </w:r>
-          </w:p>
-        </w:tc>
-      </w:tr>
-      <w:tr>
-        <w:tc>
-          <w:tcPr>
-            <w:tcW w:w="1500" w:type="pct"/>
-            <w:shd w:val="clear" w:fill="F7F9FC"/>
-          </w:tcPr>
-          <w:p>
-            <w:pPr>
-              <w:spacing w:after="0"/>
-            </w:pPr>
-            <w:r>
-              <w:rPr>
-                <w:sz w:val="19"/>
-              </w:rPr>
-              <w:t xml:space="preserve">Kelas ini sudah punya jadwal lain di jam yang sama</w:t>
-            </w:r>
-          </w:p>
-        </w:tc>
-        <w:tc>
-          <w:tcPr>
-            <w:tcW w:w="1700" w:type="pct"/>
-            <w:shd w:val="clear" w:fill="F7F9FC"/>
-          </w:tcPr>
-          <w:p>
-            <w:pPr>
-              <w:spacing w:after="0"/>
-            </w:pPr>
-            <w:r>
-              <w:rPr>
-                <w:sz w:val="19"/>
-              </w:rPr>
-              <w:t xml:space="preserve">Bentrok jadwal kelas atau guru</w:t>
-            </w:r>
-          </w:p>
-        </w:tc>
-        <w:tc>
-          <w:tcPr>
-            <w:tcW w:w="1800" w:type="pct"/>
-            <w:shd w:val="clear" w:fill="F7F9FC"/>
-          </w:tcPr>
-          <w:p>
-            <w:pPr>
-              <w:spacing w:after="0"/>
-            </w:pPr>
-            <w:r>
-              <w:rPr>
-                <w:sz w:val="19"/>
-              </w:rPr>
-              <w:t xml:space="preserve">Pilih jam atau kelas lain</w:t>
-            </w:r>
-          </w:p>
-        </w:tc>
-      </w:tr>
-      <w:tr>
-        <w:tc>
-          <w:tcPr>
-            <w:tcW w:w="1500" w:type="pct"/>
-          </w:tcPr>
-          <w:p>
-            <w:pPr>
-              <w:spacing w:after="0"/>
-            </w:pPr>
-            <w:r>
-              <w:rPr>
-                <w:sz w:val="19"/>
-              </w:rPr>
-              <w:t xml:space="preserve">Kelas [X] milik [periode lain]</w:t>
-            </w:r>
-          </w:p>
-        </w:tc>
-        <w:tc>
-          <w:tcPr>
-            <w:tcW w:w="1700" w:type="pct"/>
-          </w:tcPr>
-          <w:p>
-            <w:pPr>
-              <w:spacing w:after="0"/>
-            </w:pPr>
-            <w:r>
-              <w:rPr>
-                <w:sz w:val="19"/>
-              </w:rPr>
-              <w:t xml:space="preserve">Tautan menunjuk kelas dari semester berbeda</w:t>
-            </w:r>
-          </w:p>
-        </w:tc>
-        <w:tc>
-          <w:tcPr>
-            <w:tcW w:w="1800" w:type="pct"/>
-          </w:tcPr>
-          <w:p>
-            <w:pPr>
-              <w:spacing w:after="0"/>
-            </w:pPr>
-            <w:r>
-              <w:rPr>
-                <w:sz w:val="19"/>
-              </w:rPr>
-              <w:t xml:space="preserve">Ganti periode di kanan atas</w:t>
-            </w:r>
-          </w:p>
-        </w:tc>
-      </w:tr>
-      <w:tr>
-        <w:tc>
-          <w:tcPr>
-            <w:tcW w:w="1500" w:type="pct"/>
-            <w:shd w:val="clear" w:fill="F7F9FC"/>
-          </w:tcPr>
-          <w:p>
-            <w:pPr>
-              <w:spacing w:after="0"/>
-            </w:pPr>
-            <w:r>
-              <w:rPr>
-                <w:sz w:val="19"/>
-              </w:rPr>
-              <w:t xml:space="preserve">Belum ada mata pelajaran yang dipetakan</w:t>
-            </w:r>
-          </w:p>
-        </w:tc>
-        <w:tc>
-          <w:tcPr>
-            <w:tcW w:w="1700" w:type="pct"/>
-            <w:shd w:val="clear" w:fill="F7F9FC"/>
-          </w:tcPr>
-          <w:p>
-            <w:pPr>
-              <w:spacing w:after="0"/>
-            </w:pPr>
-            <w:r>
-              <w:rPr>
-                <w:sz w:val="19"/>
-              </w:rPr>
-              <w:t xml:space="preserve">Kelas ini belum punya pemetaan guru mengajar pada periode ini</w:t>
-            </w:r>
-          </w:p>
-        </w:tc>
-        <w:tc>
-          <w:tcPr>
-            <w:tcW w:w="1800" w:type="pct"/>
-            <w:shd w:val="clear" w:fill="F7F9FC"/>
-          </w:tcPr>
-          <w:p>
-            <w:pPr>
-              <w:spacing w:after="0"/>
-            </w:pPr>
-            <w:r>
-              <w:rPr>
-                <w:sz w:val="19"/>
-              </w:rPr>
-              <w:t xml:space="preserve">Lengkapi lewat Pemetaan Guru Mengajar</w:t>
-            </w:r>
-          </w:p>
-        </w:tc>
-      </w:tr>
-      <w:tr>
-        <w:tc>
-          <w:tcPr>
-            <w:tcW w:w="1500" w:type="pct"/>
-          </w:tcPr>
-          <w:p>
-            <w:pPr>
-              <w:spacing w:after="0"/>
-            </w:pPr>
-            <w:r>
-              <w:rPr>
-                <w:sz w:val="19"/>
-              </w:rPr>
-              <w:t xml:space="preserve">Terlalu banyak percobaan masuk</w:t>
-            </w:r>
-          </w:p>
-        </w:tc>
-        <w:tc>
-          <w:tcPr>
-            <w:tcW w:w="1700" w:type="pct"/>
-          </w:tcPr>
-          <w:p>
-            <w:pPr>
-              <w:spacing w:after="0"/>
-            </w:pPr>
-            <w:r>
-              <w:rPr>
-                <w:sz w:val="19"/>
-              </w:rPr>
-              <w:t xml:space="preserve">Salah kata sandi lebih dari 5 kali dalam semenit</w:t>
-            </w:r>
-          </w:p>
-        </w:tc>
-        <w:tc>
-          <w:tcPr>
-            <w:tcW w:w="1800" w:type="pct"/>
-          </w:tcPr>
-          <w:p>
-            <w:pPr>
-              <w:spacing w:after="0"/>
-            </w:pPr>
-            <w:r>
-              <w:rPr>
-                <w:sz w:val="19"/>
-              </w:rPr>
-              <w:t xml:space="preserve">Tunggu satu menit, lalu coba lagi</w:t>
-            </w:r>
-          </w:p>
-        </w:tc>
-      </w:tr>
-      <w:tr>
-        <w:tc>
-          <w:tcPr>
-            <w:tcW w:w="1500" w:type="pct"/>
-            <w:shd w:val="clear" w:fill="F7F9FC"/>
-          </w:tcPr>
-          <w:p>
-            <w:pPr>
-              <w:spacing w:after="0"/>
-            </w:pPr>
-            <w:r>
-              <w:rPr>
-                <w:sz w:val="19"/>
-              </w:rPr>
-              <w:t xml:space="preserve">Aplikasi belum diaktifkan</w:t>
-            </w:r>
-          </w:p>
-        </w:tc>
-        <w:tc>
-          <w:tcPr>
-            <w:tcW w:w="1700" w:type="pct"/>
-            <w:shd w:val="clear" w:fill="F7F9FC"/>
-          </w:tcPr>
-          <w:p>
-            <w:pPr>
-              <w:spacing w:after="0"/>
-            </w:pPr>
-            <w:r>
-              <w:rPr>
-                <w:sz w:val="19"/>
-              </w:rPr>
-              <w:t xml:space="preserve">Nomor seri belum dimasukkan di server ini</w:t>
-            </w:r>
-          </w:p>
-        </w:tc>
-        <w:tc>
-          <w:tcPr>
-            <w:tcW w:w="1800" w:type="pct"/>
-            <w:shd w:val="clear" w:fill="F7F9FC"/>
-          </w:tcPr>
-          <w:p>
-            <w:pPr>
-              <w:spacing w:after="0"/>
-            </w:pPr>
-            <w:r>
-              <w:rPr>
-                <w:sz w:val="19"/>
-              </w:rPr>
-              <w:t xml:space="preserve">Masukkan nomor seri di halaman Aktivasi</w:t>
+          </w:tcPr>
+          <w:p>
+            <w:pPr>
+              <w:spacing w:after="0"/>
+            </w:pPr>
+            <w:r>
+              <w:rPr>
+                <w:sz w:val="19"/>
+              </w:rPr>
+              <w:t xml:space="preserve">Ada jam kirim</w:t>
+            </w:r>
+          </w:p>
+        </w:tc>
+        <w:tc>
+          <w:tcPr>
+            <w:tcW w:w="3500" w:type="pct"/>
+          </w:tcPr>
+          <w:p>
+            <w:pPr>
+              <w:spacing w:after="0"/>
+            </w:pPr>
+            <w:r>
+              <w:rPr>
+                <w:sz w:val="19"/>
+              </w:rPr>
+              <w:t xml:space="preserve">Di luar jendela jam yang diatur Admin (mis. 06.30–18.00), pengiriman ditunda — guru tidak dihubungi larut malam.</w:t>
             </w:r>
           </w:p>
         </w:tc>
@@ -7855,206 +6969,10 @@
     </w:p>
     <w:p>
       <w:pPr>
-        <w:pStyle w:val="Heading2"/>
-      </w:pPr>
-      <w:r>
-        <w:t xml:space="preserve">H.1 Bila halaman tidak mau terbuka sama sekali</w:t>
-      </w:r>
-    </w:p>
-    <w:p>
-      <w:pPr>
-        <w:numPr>
-          <w:ilvl w:val="0"/>
-          <w:numId w:val="2"/>
-        </w:numPr>
-        <w:spacing w:after="80" w:line="276" w:lineRule="auto"/>
-      </w:pPr>
-      <w:r>
-        <w:t xml:space="preserve">Periksa apakah Anda sudah masuk. Bila sesi kedaluwarsa, aplikasi mengarahkan ke halaman masuk.</w:t>
-      </w:r>
-    </w:p>
-    <w:p>
-      <w:pPr>
-        <w:numPr>
-          <w:ilvl w:val="0"/>
-          <w:numId w:val="2"/>
-        </w:numPr>
-        <w:spacing w:after="80" w:line="276" w:lineRule="auto"/>
-      </w:pPr>
-      <w:r>
-        <w:t xml:space="preserve">Periksa kotak periode di kanan atas — mungkin Anda sedang menengok periode yang datanya memang belum ada.</w:t>
-      </w:r>
-    </w:p>
-    <w:p>
-      <w:pPr>
-        <w:numPr>
-          <w:ilvl w:val="0"/>
-          <w:numId w:val="2"/>
-        </w:numPr>
-        <w:spacing w:after="80" w:line="276" w:lineRule="auto"/>
-      </w:pPr>
-      <w:r>
-        <w:t xml:space="preserve">Bila muncul halaman Aktivasi, berarti aplikasi belum diaktifkan di server itu.</w:t>
-      </w:r>
-    </w:p>
-    <w:p>
-      <w:pPr>
-        <w:numPr>
-          <w:ilvl w:val="0"/>
-          <w:numId w:val="2"/>
-        </w:numPr>
-        <w:spacing w:after="80" w:line="276" w:lineRule="auto"/>
-      </w:pPr>
-      <w:r>
-        <w:t xml:space="preserve">Bila masih bermasalah, hubungi Admin dengan menyebutkan </w:t>
-      </w:r>
-      <w:r>
-        <w:rPr>
-          <w:b/>
-        </w:rPr>
-        <w:t xml:space="preserve">menu apa</w:t>
-      </w:r>
-      <w:r>
-        <w:t xml:space="preserve">, </w:t>
-      </w:r>
-      <w:r>
-        <w:rPr>
-          <w:b/>
-        </w:rPr>
-        <w:t xml:space="preserve">peran akun Anda</w:t>
-      </w:r>
-      <w:r>
-        <w:t xml:space="preserve">, dan </w:t>
-      </w:r>
-      <w:r>
-        <w:rPr>
-          <w:b/>
-        </w:rPr>
-        <w:t xml:space="preserve">pesan yang muncul</w:t>
-      </w:r>
-      <w:r>
-        <w:t xml:space="preserve">.</w:t>
-      </w:r>
-    </w:p>
-    <w:p>
-      <w:pPr>
-        <w:pStyle w:val="Heading1"/>
-        <w:pageBreakBefore/>
-      </w:pPr>
-      <w:r>
-        <w:t xml:space="preserve">Bagian I — Keamanan &amp; Pemeliharaan</w:t>
-      </w:r>
-    </w:p>
-    <w:p>
-      <w:pPr>
-        <w:pStyle w:val="Heading2"/>
-      </w:pPr>
-      <w:r>
-        <w:t xml:space="preserve">I.1 Kebiasaan yang wajib dijaga</w:t>
-      </w:r>
-    </w:p>
-    <w:p>
-      <w:pPr>
-        <w:numPr>
-          <w:ilvl w:val="0"/>
-          <w:numId w:val="1"/>
-        </w:numPr>
-        <w:spacing w:after="60" w:line="276" w:lineRule="auto"/>
-      </w:pPr>
-      <w:r>
-        <w:t xml:space="preserve">Setiap orang memakai </w:t>
-      </w:r>
-      <w:r>
-        <w:rPr>
-          <w:b/>
-        </w:rPr>
-        <w:t xml:space="preserve">akunnya sendiri</w:t>
-      </w:r>
-      <w:r>
-        <w:t xml:space="preserve">. Jangan pernah berbagi akun — seluruh catatan aplikasi menyimpan siapa yang mengerjakan apa.</w:t>
-      </w:r>
-    </w:p>
-    <w:p>
-      <w:pPr>
-        <w:numPr>
-          <w:ilvl w:val="0"/>
-          <w:numId w:val="1"/>
-        </w:numPr>
-        <w:spacing w:after="60" w:line="276" w:lineRule="auto"/>
-      </w:pPr>
-      <w:r>
-        <w:t xml:space="preserve">Ganti kata sandi awal segera setelah akun dibuat.</w:t>
-      </w:r>
-    </w:p>
-    <w:p>
-      <w:pPr>
-        <w:numPr>
-          <w:ilvl w:val="0"/>
-          <w:numId w:val="1"/>
-        </w:numPr>
-        <w:spacing w:after="60" w:line="276" w:lineRule="auto"/>
-      </w:pPr>
-      <w:r>
-        <w:t xml:space="preserve">Guru yang pindah atau pensiun: </w:t>
-      </w:r>
-      <w:r>
-        <w:rPr>
-          <w:b/>
-        </w:rPr>
-        <w:t xml:space="preserve">nonaktifkan</w:t>
-      </w:r>
-      <w:r>
-        <w:t xml:space="preserve"> akunnya, jangan dihapus.</w:t>
-      </w:r>
-    </w:p>
-    <w:p>
-      <w:pPr>
-        <w:numPr>
-          <w:ilvl w:val="0"/>
-          <w:numId w:val="1"/>
-        </w:numPr>
-        <w:spacing w:after="60" w:line="276" w:lineRule="auto"/>
-      </w:pPr>
-      <w:r>
-        <w:t xml:space="preserve">Pastikan orang tua benar-benar mengganti kata sandi bawaan. Kolom "Akun Ortu" di Data Siswa menunjukkan statusnya.</w:t>
-      </w:r>
-    </w:p>
-    <w:p>
-      <w:pPr>
-        <w:numPr>
-          <w:ilvl w:val="0"/>
-          <w:numId w:val="1"/>
-        </w:numPr>
-        <w:spacing w:after="60" w:line="276" w:lineRule="auto"/>
-      </w:pPr>
-      <w:r>
-        <w:t xml:space="preserve">Tutup semester tepat waktu — data yang sudah ditutup tidak bisa diubah siapa pun, termasuk karena kekeliruan.</w:t>
-      </w:r>
-    </w:p>
-    <w:p>
-      <w:pPr>
-        <w:pStyle w:val="Heading2"/>
-      </w:pPr>
-      <w:r>
-        <w:t xml:space="preserve">I.2 Cadangan data (backup)</w:t>
-      </w:r>
-    </w:p>
-    <w:p>
-      <w:pPr>
-        <w:spacing w:after="140" w:line="276" w:lineRule="auto"/>
-        <w:jc w:val="both"/>
-      </w:pPr>
-      <w:r>
-        <w:t xml:space="preserve">Cadangkan database secara berkala, dan </w:t>
-      </w:r>
-      <w:r>
-        <w:rPr>
-          <w:b/>
-        </w:rPr>
-        <w:t xml:space="preserve">wajib</w:t>
-      </w:r>
-      <w:r>
-        <w:t xml:space="preserve"> sebelum pergantian semester atau tahun ajaran.</w:t>
+        <w:pStyle w:val="Heading3"/>
+      </w:pPr>
+      <w:r>
+        <w:t xml:space="preserve">Contoh pesan yang diterima guru</w:t>
       </w:r>
     </w:p>
     <w:tbl>
@@ -8087,7 +7005,139 @@
                 <w:rFonts w:ascii="Consolas" w:hAnsi="Consolas"/>
                 <w:sz w:val="18"/>
               </w:rPr>
-              <w:t xml:space="preserve">mysqldump -u pengguna -p sim_spenga &gt; cadangan-2026-08-29.sql</w:t>
+              <w:t xml:space="preserve">Assalamu'alaikum, Bapak/Ibu Budi Santoso, S.Pd.</w:t>
+            </w:r>
+          </w:p>
+          <w:p>
+            <w:pPr>
+              <w:spacing w:after="0" w:line="240" w:lineRule="auto"/>
+            </w:pPr>
+            <w:r>
+              <w:rPr>
+                <w:rFonts w:ascii="Consolas" w:hAnsi="Consolas"/>
+                <w:sz w:val="18"/>
+              </w:rPr>
+              <w:t xml:space="preserve"/>
+            </w:r>
+          </w:p>
+          <w:p>
+            <w:pPr>
+              <w:spacing w:after="0" w:line="240" w:lineRule="auto"/>
+            </w:pPr>
+            <w:r>
+              <w:rPr>
+                <w:rFonts w:ascii="Consolas" w:hAnsi="Consolas"/>
+                <w:sz w:val="18"/>
+              </w:rPr>
+              <w:t xml:space="preserve">Sistem mencatat jurnal mengajar &amp; absensi berikut belum terisi:</w:t>
+            </w:r>
+          </w:p>
+          <w:p>
+            <w:pPr>
+              <w:spacing w:after="0" w:line="240" w:lineRule="auto"/>
+            </w:pPr>
+            <w:r>
+              <w:rPr>
+                <w:rFonts w:ascii="Consolas" w:hAnsi="Consolas"/>
+                <w:sz w:val="18"/>
+              </w:rPr>
+              <w:t xml:space="preserve"/>
+            </w:r>
+          </w:p>
+          <w:p>
+            <w:pPr>
+              <w:spacing w:after="0" w:line="240" w:lineRule="auto"/>
+            </w:pPr>
+            <w:r>
+              <w:rPr>
+                <w:rFonts w:ascii="Consolas" w:hAnsi="Consolas"/>
+                <w:sz w:val="18"/>
+              </w:rPr>
+              <w:t xml:space="preserve">Hari/Tanggal : Jumat, 14 Agustus 2026</w:t>
+            </w:r>
+          </w:p>
+          <w:p>
+            <w:pPr>
+              <w:spacing w:after="0" w:line="240" w:lineRule="auto"/>
+            </w:pPr>
+            <w:r>
+              <w:rPr>
+                <w:rFonts w:ascii="Consolas" w:hAnsi="Consolas"/>
+                <w:sz w:val="18"/>
+              </w:rPr>
+              <w:t xml:space="preserve">Kelas : *7A*</w:t>
+            </w:r>
+          </w:p>
+          <w:p>
+            <w:pPr>
+              <w:spacing w:after="0" w:line="240" w:lineRule="auto"/>
+            </w:pPr>
+            <w:r>
+              <w:rPr>
+                <w:rFonts w:ascii="Consolas" w:hAnsi="Consolas"/>
+                <w:sz w:val="18"/>
+              </w:rPr>
+              <w:t xml:space="preserve">Mata pelajaran : *Bahasa Indonesia*</w:t>
+            </w:r>
+          </w:p>
+          <w:p>
+            <w:pPr>
+              <w:spacing w:after="0" w:line="240" w:lineRule="auto"/>
+            </w:pPr>
+            <w:r>
+              <w:rPr>
+                <w:rFonts w:ascii="Consolas" w:hAnsi="Consolas"/>
+                <w:sz w:val="18"/>
+              </w:rPr>
+              <w:t xml:space="preserve">Jam ke : *2-3* (07.40-08.20)</w:t>
+            </w:r>
+          </w:p>
+          <w:p>
+            <w:pPr>
+              <w:spacing w:after="0" w:line="240" w:lineRule="auto"/>
+            </w:pPr>
+            <w:r>
+              <w:rPr>
+                <w:rFonts w:ascii="Consolas" w:hAnsi="Consolas"/>
+                <w:sz w:val="18"/>
+              </w:rPr>
+              <w:t xml:space="preserve"/>
+            </w:r>
+          </w:p>
+          <w:p>
+            <w:pPr>
+              <w:spacing w:after="0" w:line="240" w:lineRule="auto"/>
+            </w:pPr>
+            <w:r>
+              <w:rPr>
+                <w:rFonts w:ascii="Consolas" w:hAnsi="Consolas"/>
+                <w:sz w:val="18"/>
+              </w:rPr>
+              <w:t xml:space="preserve">Mohon segera diisi melalui menu "Absensi &amp; Jurnal Mengajar".</w:t>
+            </w:r>
+          </w:p>
+          <w:p>
+            <w:pPr>
+              <w:spacing w:after="0" w:line="240" w:lineRule="auto"/>
+            </w:pPr>
+            <w:r>
+              <w:rPr>
+                <w:rFonts w:ascii="Consolas" w:hAnsi="Consolas"/>
+                <w:sz w:val="18"/>
+              </w:rPr>
+              <w:t xml:space="preserve"/>
+            </w:r>
+          </w:p>
+          <w:p>
+            <w:pPr>
+              <w:spacing w:after="0" w:line="240" w:lineRule="auto"/>
+            </w:pPr>
+            <w:r>
+              <w:rPr>
+                <w:rFonts w:ascii="Consolas" w:hAnsi="Consolas"/>
+                <w:sz w:val="18"/>
+              </w:rPr>
+              <w:t xml:space="preserve">_Pesan otomatis dari SMP Negeri 3 Bumiayu. Bila jurnal sudah diisi, abaikan pesan ini._</w:t>
             </w:r>
           </w:p>
         </w:tc>
@@ -8097,6 +7147,14 @@
       <w:pPr>
         <w:spacing w:after="140"/>
       </w:pPr>
+    </w:p>
+    <w:p>
+      <w:pPr>
+        <w:pStyle w:val="Heading2"/>
+      </w:pPr>
+      <w:r>
+        <w:t xml:space="preserve">E.4 Menyiapkannya — untuk Admin</w:t>
+      </w:r>
     </w:p>
     <w:p>
       <w:pPr>
@@ -8104,25 +7162,262 @@
         <w:jc w:val="both"/>
       </w:pPr>
       <w:r>
-        <w:t xml:space="preserve">Cadangkan juga folder </w:t>
-      </w:r>
-      <w:r>
-        <w:rPr>
-          <w:rFonts w:ascii="Consolas" w:hAnsi="Consolas"/>
-          <w:color w:val="B03060"/>
-        </w:rPr>
-        <w:t xml:space="preserve">storage/app/public</w:t>
-      </w:r>
-      <w:r>
-        <w:t xml:space="preserve"> yang berisi berkas unggahan: logo sekolah dan bukti pelanggaran.</w:t>
-      </w:r>
-    </w:p>
-    <w:p>
-      <w:pPr>
-        <w:pStyle w:val="Heading2"/>
-      </w:pPr>
-      <w:r>
-        <w:t xml:space="preserve">I.3 Yang sudah dijaga aplikasi</w:t>
+        <w:t xml:space="preserve">Menu </w:t>
+      </w:r>
+      <w:r>
+        <w:rPr>
+          <w:b/>
+        </w:rPr>
+        <w:t xml:space="preserve">Pengaturan → Pengingat Guru (WA)</w:t>
+      </w:r>
+      <w:r>
+        <w:t xml:space="preserve">. Menu ini hanya terbuka untuk Admin, karena memegang token perangkat WhatsApp kepala sekolah.</w:t>
+      </w:r>
+    </w:p>
+    <w:p>
+      <w:pPr>
+        <w:numPr>
+          <w:ilvl w:val="0"/>
+          <w:numId w:val="2"/>
+        </w:numPr>
+        <w:spacing w:after="80" w:line="276" w:lineRule="auto"/>
+      </w:pPr>
+      <w:r>
+        <w:t xml:space="preserve">Pastikan </w:t>
+      </w:r>
+      <w:r>
+        <w:rPr>
+          <w:b/>
+        </w:rPr>
+        <w:t xml:space="preserve">nomor WhatsApp setiap guru sudah terisi</w:t>
+      </w:r>
+      <w:r>
+        <w:t xml:space="preserve"> di menu Kelola Pengguna. Tanpa itu pengingatnya tercatat gagal.</w:t>
+      </w:r>
+    </w:p>
+    <w:p>
+      <w:pPr>
+        <w:numPr>
+          <w:ilvl w:val="0"/>
+          <w:numId w:val="2"/>
+        </w:numPr>
+        <w:spacing w:after="80" w:line="276" w:lineRule="auto"/>
+      </w:pPr>
+      <w:r>
+        <w:t xml:space="preserve">Buka dasbor Fonnte → menu </w:t>
+      </w:r>
+      <w:r>
+        <w:rPr>
+          <w:b/>
+        </w:rPr>
+        <w:t xml:space="preserve">Device</w:t>
+      </w:r>
+      <w:r>
+        <w:t xml:space="preserve"> → pilih perangkat bernomor kepala sekolah → salin </w:t>
+      </w:r>
+      <w:r>
+        <w:rPr>
+          <w:b/>
+        </w:rPr>
+        <w:t xml:space="preserve">Token</w:t>
+      </w:r>
+      <w:r>
+        <w:t xml:space="preserve">-nya.</w:t>
+      </w:r>
+    </w:p>
+    <w:p>
+      <w:pPr>
+        <w:numPr>
+          <w:ilvl w:val="0"/>
+          <w:numId w:val="2"/>
+        </w:numPr>
+        <w:spacing w:after="80" w:line="276" w:lineRule="auto"/>
+      </w:pPr>
+      <w:r>
+        <w:t xml:space="preserve">Tempelkan token itu pada kolom </w:t>
+      </w:r>
+      <w:r>
+        <w:rPr>
+          <w:b/>
+        </w:rPr>
+        <w:t xml:space="preserve">Token perangkat WhatsApp kepala sekolah</w:t>
+      </w:r>
+      <w:r>
+        <w:t xml:space="preserve">, lalu klik </w:t>
+      </w:r>
+      <w:r>
+        <w:rPr>
+          <w:b/>
+        </w:rPr>
+        <w:t xml:space="preserve">Simpan Pengaturan</w:t>
+      </w:r>
+      <w:r>
+        <w:t xml:space="preserve">.</w:t>
+      </w:r>
+    </w:p>
+    <w:p>
+      <w:pPr>
+        <w:numPr>
+          <w:ilvl w:val="0"/>
+          <w:numId w:val="2"/>
+        </w:numPr>
+        <w:spacing w:after="80" w:line="276" w:lineRule="auto"/>
+      </w:pPr>
+      <w:r>
+        <w:t xml:space="preserve">Isi sebuah nomor di kotak </w:t>
+      </w:r>
+      <w:r>
+        <w:rPr>
+          <w:b/>
+        </w:rPr>
+        <w:t xml:space="preserve">Uji Coba Pengiriman</w:t>
+      </w:r>
+      <w:r>
+        <w:t xml:space="preserve">, klik </w:t>
+      </w:r>
+      <w:r>
+        <w:rPr>
+          <w:b/>
+        </w:rPr>
+        <w:t xml:space="preserve">Kirim Pesan Uji</w:t>
+      </w:r>
+      <w:r>
+        <w:t xml:space="preserve">, dan pastikan pesannya benar-benar sampai. Lakukan ini SEBELUM menyalakan pengingat untuk seluruh guru.</w:t>
+      </w:r>
+    </w:p>
+    <w:p>
+      <w:pPr>
+        <w:numPr>
+          <w:ilvl w:val="0"/>
+          <w:numId w:val="2"/>
+        </w:numPr>
+        <w:spacing w:after="80" w:line="276" w:lineRule="auto"/>
+      </w:pPr>
+      <w:r>
+        <w:t xml:space="preserve">Bila pesan uji sampai, centang </w:t>
+      </w:r>
+      <w:r>
+        <w:rPr>
+          <w:b/>
+        </w:rPr>
+        <w:t xml:space="preserve">Nyalakan pengingat otomatis</w:t>
+      </w:r>
+      <w:r>
+        <w:t xml:space="preserve"> lalu Simpan.</w:t>
+      </w:r>
+    </w:p>
+    <w:p>
+      <w:pPr>
+        <w:numPr>
+          <w:ilvl w:val="0"/>
+          <w:numId w:val="2"/>
+        </w:numPr>
+        <w:spacing w:after="80" w:line="276" w:lineRule="auto"/>
+      </w:pPr>
+      <w:r>
+        <w:t xml:space="preserve">Atur </w:t>
+      </w:r>
+      <w:r>
+        <w:rPr>
+          <w:b/>
+        </w:rPr>
+        <w:t xml:space="preserve">jeda</w:t>
+      </w:r>
+      <w:r>
+        <w:t xml:space="preserve"> (bawaan 30 menit) dan </w:t>
+      </w:r>
+      <w:r>
+        <w:rPr>
+          <w:b/>
+        </w:rPr>
+        <w:t xml:space="preserve">jendela jam kirim</w:t>
+      </w:r>
+      <w:r>
+        <w:t xml:space="preserve"> sesuai kebiasaan sekolah.</w:t>
+      </w:r>
+    </w:p>
+    <w:tbl>
+      <w:tblPr>
+        <w:tblW w:w="5000" w:type="pct"/>
+        <w:tblBorders>
+          <w:top w:val="single" w:sz="4" w:color="E0C878"/>
+          <w:left w:val="single" w:sz="18" w:color="E0A800"/>
+          <w:bottom w:val="single" w:sz="4" w:color="E0C878"/>
+          <w:right w:val="single" w:sz="4" w:color="E0C878"/>
+        </w:tblBorders>
+        <w:tblCellMar>
+          <w:top w:w="140" w:type="dxa"/>
+          <w:left w:w="200" w:type="dxa"/>
+          <w:bottom w:w="140" w:type="dxa"/>
+          <w:right w:w="200" w:type="dxa"/>
+        </w:tblCellMar>
+      </w:tblPr>
+      <w:tr>
+        <w:tc>
+          <w:tcPr>
+            <w:shd w:val="clear" w:fill="FFF4CE"/>
+          </w:tcPr>
+          <w:p>
+            <w:pPr>
+              <w:spacing w:after="60"/>
+            </w:pPr>
+            <w:r>
+              <w:rPr>
+                <w:b/>
+              </w:rPr>
+              <w:t xml:space="preserve">Token tidak akan terhapus tanpa sengaja</w:t>
+            </w:r>
+          </w:p>
+          <w:p>
+            <w:pPr>
+              <w:spacing w:after="0"/>
+              <w:jc w:val="both"/>
+            </w:pPr>
+            <w:r>
+              <w:t xml:space="preserve">Setelah disimpan, token tidak pernah ditampilkan lagi dan kolomnya selalu terlihat kosong. Menyimpan halaman dengan kolom itu kosong </w:t>
+            </w:r>
+            <w:r>
+              <w:rPr>
+                <w:b/>
+              </w:rPr>
+              <w:t xml:space="preserve">tidak menghapus</w:t>
+            </w:r>
+            <w:r>
+              <w:t xml:space="preserve"> token yang sudah ada — jadi Admin bisa mengubah jeda tanpa takut merusak sambungan. Untuk benar-benar mengganti perangkat, ada tombol </w:t>
+            </w:r>
+            <w:r>
+              <w:rPr>
+                <w:b/>
+              </w:rPr>
+              <w:t xml:space="preserve">Hapus token perangkat yang tersimpan</w:t>
+            </w:r>
+            <w:r>
+              <w:t xml:space="preserve">.</w:t>
+            </w:r>
+          </w:p>
+        </w:tc>
+      </w:tr>
+    </w:tbl>
+    <w:p>
+      <w:pPr>
+        <w:spacing w:after="140"/>
+      </w:pPr>
+    </w:p>
+    <w:p>
+      <w:pPr>
+        <w:pStyle w:val="Heading3"/>
+      </w:pPr>
+      <w:r>
+        <w:t xml:space="preserve">Mengubah naskah pesannya</w:t>
+      </w:r>
+    </w:p>
+    <w:p>
+      <w:pPr>
+        <w:spacing w:after="140" w:line="276" w:lineRule="auto"/>
+        <w:jc w:val="both"/>
+      </w:pPr>
+      <w:r>
+        <w:t xml:space="preserve">Naskah pesan boleh diubah Admin. Kata kunci di bawah ini akan diganti dengan data yang sesungguhnya saat pesan dikirim:</w:t>
       </w:r>
     </w:p>
     <w:tbl>
@@ -8149,7 +7444,7 @@
         </w:trPr>
         <w:tc>
           <w:tcPr>
-            <w:tcW w:w="1500" w:type="pct"/>
+            <w:tcW w:w="1100" w:type="pct"/>
             <w:shd w:val="clear" w:fill="1F4E79"/>
           </w:tcPr>
           <w:p>
@@ -8162,13 +7457,13 @@
                 <w:color w:val="FFFFFF"/>
                 <w:sz w:val="19"/>
               </w:rPr>
-              <w:t xml:space="preserve">Perlindungan</w:t>
-            </w:r>
-          </w:p>
-        </w:tc>
-        <w:tc>
-          <w:tcPr>
-            <w:tcW w:w="3500" w:type="pct"/>
+              <w:t xml:space="preserve">Kata kunci</w:t>
+            </w:r>
+          </w:p>
+        </w:tc>
+        <w:tc>
+          <w:tcPr>
+            <w:tcW w:w="3900" w:type="pct"/>
             <w:shd w:val="clear" w:fill="1F4E79"/>
           </w:tcPr>
           <w:p>
@@ -8181,251 +7476,303 @@
                 <w:color w:val="FFFFFF"/>
                 <w:sz w:val="19"/>
               </w:rPr>
-              <w:t xml:space="preserve">Keterangan</w:t>
-            </w:r>
-          </w:p>
-        </w:tc>
-      </w:tr>
-      <w:tr>
-        <w:tc>
-          <w:tcPr>
-            <w:tcW w:w="1500" w:type="pct"/>
-          </w:tcPr>
-          <w:p>
-            <w:pPr>
-              <w:spacing w:after="0"/>
-            </w:pPr>
-            <w:r>
-              <w:rPr>
-                <w:sz w:val="19"/>
-              </w:rPr>
-              <w:t xml:space="preserve">Batas percobaan masuk</w:t>
-            </w:r>
-          </w:p>
-        </w:tc>
-        <w:tc>
-          <w:tcPr>
-            <w:tcW w:w="3500" w:type="pct"/>
-          </w:tcPr>
-          <w:p>
-            <w:pPr>
-              <w:spacing w:after="0"/>
-            </w:pPr>
-            <w:r>
-              <w:rPr>
-                <w:sz w:val="19"/>
-              </w:rPr>
-              <w:t xml:space="preserve">5 percobaan per menit per akun &amp; alamat</w:t>
-            </w:r>
-          </w:p>
-        </w:tc>
-      </w:tr>
-      <w:tr>
-        <w:tc>
-          <w:tcPr>
-            <w:tcW w:w="1500" w:type="pct"/>
-            <w:shd w:val="clear" w:fill="F7F9FC"/>
-          </w:tcPr>
-          <w:p>
-            <w:pPr>
-              <w:spacing w:after="0"/>
-            </w:pPr>
-            <w:r>
-              <w:rPr>
-                <w:sz w:val="19"/>
-              </w:rPr>
-              <w:t xml:space="preserve">Kata sandi</w:t>
-            </w:r>
-          </w:p>
-        </w:tc>
-        <w:tc>
-          <w:tcPr>
-            <w:tcW w:w="3500" w:type="pct"/>
-            <w:shd w:val="clear" w:fill="F7F9FC"/>
-          </w:tcPr>
-          <w:p>
-            <w:pPr>
-              <w:spacing w:after="0"/>
-            </w:pPr>
-            <w:r>
-              <w:rPr>
-                <w:sz w:val="19"/>
-              </w:rPr>
-              <w:t xml:space="preserve">Disimpan teracak (hash), tidak bisa dibaca balik</w:t>
-            </w:r>
-          </w:p>
-        </w:tc>
-      </w:tr>
-      <w:tr>
-        <w:tc>
-          <w:tcPr>
-            <w:tcW w:w="1500" w:type="pct"/>
-          </w:tcPr>
-          <w:p>
-            <w:pPr>
-              <w:spacing w:after="0"/>
-            </w:pPr>
-            <w:r>
-              <w:rPr>
-                <w:sz w:val="19"/>
-              </w:rPr>
-              <w:t xml:space="preserve">Batas antar peran</w:t>
-            </w:r>
-          </w:p>
-        </w:tc>
-        <w:tc>
-          <w:tcPr>
-            <w:tcW w:w="3500" w:type="pct"/>
-          </w:tcPr>
-          <w:p>
-            <w:pPr>
-              <w:spacing w:after="0"/>
-            </w:pPr>
-            <w:r>
-              <w:rPr>
-                <w:sz w:val="19"/>
-              </w:rPr>
-              <w:t xml:space="preserve">Guru tidak bisa membuka menu Admin, TU tidak bisa membuka BK, dan seterusnya</w:t>
-            </w:r>
-          </w:p>
-        </w:tc>
-      </w:tr>
-      <w:tr>
-        <w:tc>
-          <w:tcPr>
-            <w:tcW w:w="1500" w:type="pct"/>
-            <w:shd w:val="clear" w:fill="F7F9FC"/>
-          </w:tcPr>
-          <w:p>
-            <w:pPr>
-              <w:spacing w:after="0"/>
-            </w:pPr>
-            <w:r>
-              <w:rPr>
-                <w:sz w:val="19"/>
-              </w:rPr>
-              <w:t xml:space="preserve">Batas antar pemilik</w:t>
-            </w:r>
-          </w:p>
-        </w:tc>
-        <w:tc>
-          <w:tcPr>
-            <w:tcW w:w="3500" w:type="pct"/>
-            <w:shd w:val="clear" w:fill="F7F9FC"/>
-          </w:tcPr>
-          <w:p>
-            <w:pPr>
-              <w:spacing w:after="0"/>
-            </w:pPr>
-            <w:r>
-              <w:rPr>
-                <w:sz w:val="19"/>
-              </w:rPr>
-              <w:t xml:space="preserve">Guru hanya bisa membuka kelas &amp; mapel yang benar-benar diampunya</w:t>
-            </w:r>
-          </w:p>
-        </w:tc>
-      </w:tr>
-      <w:tr>
-        <w:tc>
-          <w:tcPr>
-            <w:tcW w:w="1500" w:type="pct"/>
-          </w:tcPr>
-          <w:p>
-            <w:pPr>
-              <w:spacing w:after="0"/>
-            </w:pPr>
-            <w:r>
-              <w:rPr>
-                <w:sz w:val="19"/>
-              </w:rPr>
-              <w:t xml:space="preserve">Portal orang tua</w:t>
-            </w:r>
-          </w:p>
-        </w:tc>
-        <w:tc>
-          <w:tcPr>
-            <w:tcW w:w="3500" w:type="pct"/>
-          </w:tcPr>
-          <w:p>
-            <w:pPr>
-              <w:spacing w:after="0"/>
-            </w:pPr>
-            <w:r>
-              <w:rPr>
-                <w:sz w:val="19"/>
-              </w:rPr>
-              <w:t xml:space="preserve">Terpisah penuh dari area staf; hanya menampilkan data anaknya sendiri</w:t>
-            </w:r>
-          </w:p>
-        </w:tc>
-      </w:tr>
-      <w:tr>
-        <w:tc>
-          <w:tcPr>
-            <w:tcW w:w="1500" w:type="pct"/>
-            <w:shd w:val="clear" w:fill="F7F9FC"/>
-          </w:tcPr>
-          <w:p>
-            <w:pPr>
-              <w:spacing w:after="0"/>
-            </w:pPr>
-            <w:r>
-              <w:rPr>
-                <w:sz w:val="19"/>
-              </w:rPr>
-              <w:t xml:space="preserve">Perlindungan data</w:t>
-            </w:r>
-          </w:p>
-        </w:tc>
-        <w:tc>
-          <w:tcPr>
-            <w:tcW w:w="3500" w:type="pct"/>
-            <w:shd w:val="clear" w:fill="F7F9FC"/>
-          </w:tcPr>
-          <w:p>
-            <w:pPr>
-              <w:spacing w:after="0"/>
-            </w:pPr>
-            <w:r>
-              <w:rPr>
-                <w:sz w:val="19"/>
-              </w:rPr>
-              <w:t xml:space="preserve">Menghapus master data yang masih dipakai ditolak, bukan dihapus diam-diam</w:t>
-            </w:r>
-          </w:p>
-        </w:tc>
-      </w:tr>
-      <w:tr>
-        <w:tc>
-          <w:tcPr>
-            <w:tcW w:w="1500" w:type="pct"/>
-          </w:tcPr>
-          <w:p>
-            <w:pPr>
-              <w:spacing w:after="0"/>
-            </w:pPr>
-            <w:r>
-              <w:rPr>
-                <w:sz w:val="19"/>
-              </w:rPr>
-              <w:t xml:space="preserve">Lisensi</w:t>
-            </w:r>
-          </w:p>
-        </w:tc>
-        <w:tc>
-          <w:tcPr>
-            <w:tcW w:w="3500" w:type="pct"/>
-          </w:tcPr>
-          <w:p>
-            <w:pPr>
-              <w:spacing w:after="0"/>
-            </w:pPr>
-            <w:r>
-              <w:rPr>
-                <w:sz w:val="19"/>
-              </w:rPr>
-              <w:t xml:space="preserve">Aplikasi tidak berjalan tanpa nomor seri yang sah</w:t>
+              <w:t xml:space="preserve">Diganti menjadi</w:t>
+            </w:r>
+          </w:p>
+        </w:tc>
+      </w:tr>
+      <w:tr>
+        <w:tc>
+          <w:tcPr>
+            <w:tcW w:w="1100" w:type="pct"/>
+          </w:tcPr>
+          <w:p>
+            <w:pPr>
+              <w:spacing w:after="0"/>
+            </w:pPr>
+            <w:r>
+              <w:rPr>
+                <w:rFonts w:ascii="Consolas" w:hAnsi="Consolas"/>
+                <w:color w:val="B03060"/>
+                <w:sz w:val="19"/>
+              </w:rPr>
+              <w:t xml:space="preserve">{guru}</w:t>
+            </w:r>
+          </w:p>
+        </w:tc>
+        <w:tc>
+          <w:tcPr>
+            <w:tcW w:w="3900" w:type="pct"/>
+          </w:tcPr>
+          <w:p>
+            <w:pPr>
+              <w:spacing w:after="0"/>
+            </w:pPr>
+            <w:r>
+              <w:rPr>
+                <w:sz w:val="19"/>
+              </w:rPr>
+              <w:t xml:space="preserve">Nama guru yang diingatkan</w:t>
+            </w:r>
+          </w:p>
+        </w:tc>
+      </w:tr>
+      <w:tr>
+        <w:tc>
+          <w:tcPr>
+            <w:tcW w:w="1100" w:type="pct"/>
+            <w:shd w:val="clear" w:fill="F7F9FC"/>
+          </w:tcPr>
+          <w:p>
+            <w:pPr>
+              <w:spacing w:after="0"/>
+            </w:pPr>
+            <w:r>
+              <w:rPr>
+                <w:rFonts w:ascii="Consolas" w:hAnsi="Consolas"/>
+                <w:color w:val="B03060"/>
+                <w:sz w:val="19"/>
+              </w:rPr>
+              <w:t xml:space="preserve">{tanggal}</w:t>
+            </w:r>
+          </w:p>
+        </w:tc>
+        <w:tc>
+          <w:tcPr>
+            <w:tcW w:w="3900" w:type="pct"/>
+            <w:shd w:val="clear" w:fill="F7F9FC"/>
+          </w:tcPr>
+          <w:p>
+            <w:pPr>
+              <w:spacing w:after="0"/>
+            </w:pPr>
+            <w:r>
+              <w:rPr>
+                <w:sz w:val="19"/>
+              </w:rPr>
+              <w:t xml:space="preserve">Hari dan tanggal, mis. Senin, 01 September 2026</w:t>
+            </w:r>
+          </w:p>
+        </w:tc>
+      </w:tr>
+      <w:tr>
+        <w:tc>
+          <w:tcPr>
+            <w:tcW w:w="1100" w:type="pct"/>
+          </w:tcPr>
+          <w:p>
+            <w:pPr>
+              <w:spacing w:after="0"/>
+            </w:pPr>
+            <w:r>
+              <w:rPr>
+                <w:rFonts w:ascii="Consolas" w:hAnsi="Consolas"/>
+                <w:color w:val="B03060"/>
+                <w:sz w:val="19"/>
+              </w:rPr>
+              <w:t xml:space="preserve">{kelas}</w:t>
+            </w:r>
+          </w:p>
+        </w:tc>
+        <w:tc>
+          <w:tcPr>
+            <w:tcW w:w="3900" w:type="pct"/>
+          </w:tcPr>
+          <w:p>
+            <w:pPr>
+              <w:spacing w:after="0"/>
+            </w:pPr>
+            <w:r>
+              <w:rPr>
+                <w:sz w:val="19"/>
+              </w:rPr>
+              <w:t xml:space="preserve">Nama kelas, mis. 7A</w:t>
+            </w:r>
+          </w:p>
+        </w:tc>
+      </w:tr>
+      <w:tr>
+        <w:tc>
+          <w:tcPr>
+            <w:tcW w:w="1100" w:type="pct"/>
+            <w:shd w:val="clear" w:fill="F7F9FC"/>
+          </w:tcPr>
+          <w:p>
+            <w:pPr>
+              <w:spacing w:after="0"/>
+            </w:pPr>
+            <w:r>
+              <w:rPr>
+                <w:rFonts w:ascii="Consolas" w:hAnsi="Consolas"/>
+                <w:color w:val="B03060"/>
+                <w:sz w:val="19"/>
+              </w:rPr>
+              <w:t xml:space="preserve">{mapel}</w:t>
+            </w:r>
+          </w:p>
+        </w:tc>
+        <w:tc>
+          <w:tcPr>
+            <w:tcW w:w="3900" w:type="pct"/>
+            <w:shd w:val="clear" w:fill="F7F9FC"/>
+          </w:tcPr>
+          <w:p>
+            <w:pPr>
+              <w:spacing w:after="0"/>
+            </w:pPr>
+            <w:r>
+              <w:rPr>
+                <w:sz w:val="19"/>
+              </w:rPr>
+              <w:t xml:space="preserve">Nama mata pelajaran</w:t>
+            </w:r>
+          </w:p>
+        </w:tc>
+      </w:tr>
+      <w:tr>
+        <w:tc>
+          <w:tcPr>
+            <w:tcW w:w="1100" w:type="pct"/>
+          </w:tcPr>
+          <w:p>
+            <w:pPr>
+              <w:spacing w:after="0"/>
+            </w:pPr>
+            <w:r>
+              <w:rPr>
+                <w:rFonts w:ascii="Consolas" w:hAnsi="Consolas"/>
+                <w:color w:val="B03060"/>
+                <w:sz w:val="19"/>
+              </w:rPr>
+              <w:t xml:space="preserve">{jam}</w:t>
+            </w:r>
+          </w:p>
+        </w:tc>
+        <w:tc>
+          <w:tcPr>
+            <w:tcW w:w="3900" w:type="pct"/>
+          </w:tcPr>
+          <w:p>
+            <w:pPr>
+              <w:spacing w:after="0"/>
+            </w:pPr>
+            <w:r>
+              <w:rPr>
+                <w:sz w:val="19"/>
+              </w:rPr>
+              <w:t xml:space="preserve">Jam ke berapa, mis. 3-4</w:t>
+            </w:r>
+          </w:p>
+        </w:tc>
+      </w:tr>
+      <w:tr>
+        <w:tc>
+          <w:tcPr>
+            <w:tcW w:w="1100" w:type="pct"/>
+            <w:shd w:val="clear" w:fill="F7F9FC"/>
+          </w:tcPr>
+          <w:p>
+            <w:pPr>
+              <w:spacing w:after="0"/>
+            </w:pPr>
+            <w:r>
+              <w:rPr>
+                <w:rFonts w:ascii="Consolas" w:hAnsi="Consolas"/>
+                <w:color w:val="B03060"/>
+                <w:sz w:val="19"/>
+              </w:rPr>
+              <w:t xml:space="preserve">{waktu}</w:t>
+            </w:r>
+          </w:p>
+        </w:tc>
+        <w:tc>
+          <w:tcPr>
+            <w:tcW w:w="3900" w:type="pct"/>
+            <w:shd w:val="clear" w:fill="F7F9FC"/>
+          </w:tcPr>
+          <w:p>
+            <w:pPr>
+              <w:spacing w:after="0"/>
+            </w:pPr>
+            <w:r>
+              <w:rPr>
+                <w:sz w:val="19"/>
+              </w:rPr>
+              <w:t xml:space="preserve">Rentang pukulnya, mis. 08.20-09.40</w:t>
+            </w:r>
+          </w:p>
+        </w:tc>
+      </w:tr>
+      <w:tr>
+        <w:tc>
+          <w:tcPr>
+            <w:tcW w:w="1100" w:type="pct"/>
+          </w:tcPr>
+          <w:p>
+            <w:pPr>
+              <w:spacing w:after="0"/>
+            </w:pPr>
+            <w:r>
+              <w:rPr>
+                <w:rFonts w:ascii="Consolas" w:hAnsi="Consolas"/>
+                <w:color w:val="B03060"/>
+                <w:sz w:val="19"/>
+              </w:rPr>
+              <w:t xml:space="preserve">{sekolah}</w:t>
+            </w:r>
+          </w:p>
+        </w:tc>
+        <w:tc>
+          <w:tcPr>
+            <w:tcW w:w="3900" w:type="pct"/>
+          </w:tcPr>
+          <w:p>
+            <w:pPr>
+              <w:spacing w:after="0"/>
+            </w:pPr>
+            <w:r>
+              <w:rPr>
+                <w:sz w:val="19"/>
+              </w:rPr>
+              <w:t xml:space="preserve">Nama sekolah dari Pengaturan Sekolah</w:t>
+            </w:r>
+          </w:p>
+        </w:tc>
+      </w:tr>
+      <w:tr>
+        <w:tc>
+          <w:tcPr>
+            <w:tcW w:w="1100" w:type="pct"/>
+            <w:shd w:val="clear" w:fill="F7F9FC"/>
+          </w:tcPr>
+          <w:p>
+            <w:pPr>
+              <w:spacing w:after="0"/>
+            </w:pPr>
+            <w:r>
+              <w:rPr>
+                <w:rFonts w:ascii="Consolas" w:hAnsi="Consolas"/>
+                <w:color w:val="B03060"/>
+                <w:sz w:val="19"/>
+              </w:rPr>
+              <w:t xml:space="preserve">{aplikasi}</w:t>
+            </w:r>
+          </w:p>
+        </w:tc>
+        <w:tc>
+          <w:tcPr>
+            <w:tcW w:w="3900" w:type="pct"/>
+            <w:shd w:val="clear" w:fill="F7F9FC"/>
+          </w:tcPr>
+          <w:p>
+            <w:pPr>
+              <w:spacing w:after="0"/>
+            </w:pPr>
+            <w:r>
+              <w:rPr>
+                <w:sz w:val="19"/>
+              </w:rPr>
+              <w:t xml:space="preserve">Alamat aplikasi</w:t>
             </w:r>
           </w:p>
         </w:tc>
@@ -8438,11 +7785,11 @@
     </w:p>
     <w:p>
       <w:pPr>
-        <w:pStyle w:val="Heading1"/>
-        <w:pageBreakBefore/>
-      </w:pPr>
-      <w:r>
-        <w:t xml:space="preserve">Bagian J — Lampiran: Daftar Menu per Peran</w:t>
+        <w:spacing w:after="140" w:line="276" w:lineRule="auto"/>
+        <w:jc w:val="both"/>
+      </w:pPr>
+      <w:r>
+        <w:t xml:space="preserve">Kosongkan kolom naskah untuk kembali memakai naskah bawaan.</w:t>
       </w:r>
     </w:p>
     <w:p>
@@ -8450,7 +7797,16 @@
         <w:pStyle w:val="Heading2"/>
       </w:pPr>
       <w:r>
-        <w:t xml:space="preserve">Admin</w:t>
+        <w:t xml:space="preserve">E.5 Membaca riwayat pengiriman</w:t>
+      </w:r>
+    </w:p>
+    <w:p>
+      <w:pPr>
+        <w:spacing w:after="140" w:line="276" w:lineRule="auto"/>
+        <w:jc w:val="both"/>
+      </w:pPr>
+      <w:r>
+        <w:t xml:space="preserve">Di bawah halaman Pengaturan ada riwayat per bulan beserta ringkasan jumlahnya. Arti tiap status:</w:t>
       </w:r>
     </w:p>
     <w:tbl>
@@ -8477,6 +7833,3752 @@
         </w:trPr>
         <w:tc>
           <w:tcPr>
+            <w:tcW w:w="800" w:type="pct"/>
+            <w:shd w:val="clear" w:fill="1F4E79"/>
+          </w:tcPr>
+          <w:p>
+            <w:pPr>
+              <w:spacing w:after="0"/>
+            </w:pPr>
+            <w:r>
+              <w:rPr>
+                <w:b/>
+                <w:color w:val="FFFFFF"/>
+                <w:sz w:val="19"/>
+              </w:rPr>
+              <w:t xml:space="preserve">Status</w:t>
+            </w:r>
+          </w:p>
+        </w:tc>
+        <w:tc>
+          <w:tcPr>
+            <w:tcW w:w="2200" w:type="pct"/>
+            <w:shd w:val="clear" w:fill="1F4E79"/>
+          </w:tcPr>
+          <w:p>
+            <w:pPr>
+              <w:spacing w:after="0"/>
+            </w:pPr>
+            <w:r>
+              <w:rPr>
+                <w:b/>
+                <w:color w:val="FFFFFF"/>
+                <w:sz w:val="19"/>
+              </w:rPr>
+              <w:t xml:space="preserve">Artinya</w:t>
+            </w:r>
+          </w:p>
+        </w:tc>
+        <w:tc>
+          <w:tcPr>
+            <w:tcW w:w="2000" w:type="pct"/>
+            <w:shd w:val="clear" w:fill="1F4E79"/>
+          </w:tcPr>
+          <w:p>
+            <w:pPr>
+              <w:spacing w:after="0"/>
+            </w:pPr>
+            <w:r>
+              <w:rPr>
+                <w:b/>
+                <w:color w:val="FFFFFF"/>
+                <w:sz w:val="19"/>
+              </w:rPr>
+              <w:t xml:space="preserve">Yang perlu dilakukan</w:t>
+            </w:r>
+          </w:p>
+        </w:tc>
+      </w:tr>
+      <w:tr>
+        <w:tc>
+          <w:tcPr>
+            <w:tcW w:w="800" w:type="pct"/>
+          </w:tcPr>
+          <w:p>
+            <w:pPr>
+              <w:spacing w:after="0"/>
+            </w:pPr>
+            <w:r>
+              <w:rPr>
+                <w:sz w:val="19"/>
+              </w:rPr>
+              <w:t xml:space="preserve">Terkirim</w:t>
+            </w:r>
+          </w:p>
+        </w:tc>
+        <w:tc>
+          <w:tcPr>
+            <w:tcW w:w="2200" w:type="pct"/>
+          </w:tcPr>
+          <w:p>
+            <w:pPr>
+              <w:spacing w:after="0"/>
+            </w:pPr>
+            <w:r>
+              <w:rPr>
+                <w:sz w:val="19"/>
+              </w:rPr>
+              <w:t xml:space="preserve">Pesan diterima layanan WhatsApp</w:t>
+            </w:r>
+          </w:p>
+        </w:tc>
+        <w:tc>
+          <w:tcPr>
+            <w:tcW w:w="2000" w:type="pct"/>
+          </w:tcPr>
+          <w:p>
+            <w:pPr>
+              <w:spacing w:after="0"/>
+            </w:pPr>
+            <w:r>
+              <w:rPr>
+                <w:sz w:val="19"/>
+              </w:rPr>
+              <w:t xml:space="preserve">Tidak ada</w:t>
+            </w:r>
+          </w:p>
+        </w:tc>
+      </w:tr>
+      <w:tr>
+        <w:tc>
+          <w:tcPr>
+            <w:tcW w:w="800" w:type="pct"/>
+            <w:shd w:val="clear" w:fill="F7F9FC"/>
+          </w:tcPr>
+          <w:p>
+            <w:pPr>
+              <w:spacing w:after="0"/>
+            </w:pPr>
+            <w:r>
+              <w:rPr>
+                <w:sz w:val="19"/>
+              </w:rPr>
+              <w:t xml:space="preserve">Menunggu</w:t>
+            </w:r>
+          </w:p>
+        </w:tc>
+        <w:tc>
+          <w:tcPr>
+            <w:tcW w:w="2200" w:type="pct"/>
+            <w:shd w:val="clear" w:fill="F7F9FC"/>
+          </w:tcPr>
+          <w:p>
+            <w:pPr>
+              <w:spacing w:after="0"/>
+            </w:pPr>
+            <w:r>
+              <w:rPr>
+                <w:sz w:val="19"/>
+              </w:rPr>
+              <w:t xml:space="preserve">Sudah tercatat, pesannya masih dalam antrian</w:t>
+            </w:r>
+          </w:p>
+        </w:tc>
+        <w:tc>
+          <w:tcPr>
+            <w:tcW w:w="2000" w:type="pct"/>
+            <w:shd w:val="clear" w:fill="F7F9FC"/>
+          </w:tcPr>
+          <w:p>
+            <w:pPr>
+              <w:spacing w:after="0"/>
+            </w:pPr>
+            <w:r>
+              <w:rPr>
+                <w:sz w:val="19"/>
+              </w:rPr>
+              <w:t xml:space="preserve">Tunggu sebentar. Bila menetap lama, pekerja antrian di server kemungkinan mati</w:t>
+            </w:r>
+          </w:p>
+        </w:tc>
+      </w:tr>
+      <w:tr>
+        <w:tc>
+          <w:tcPr>
+            <w:tcW w:w="800" w:type="pct"/>
+          </w:tcPr>
+          <w:p>
+            <w:pPr>
+              <w:spacing w:after="0"/>
+            </w:pPr>
+            <w:r>
+              <w:rPr>
+                <w:sz w:val="19"/>
+              </w:rPr>
+              <w:t xml:space="preserve">Dilewati</w:t>
+            </w:r>
+          </w:p>
+        </w:tc>
+        <w:tc>
+          <w:tcPr>
+            <w:tcW w:w="2200" w:type="pct"/>
+          </w:tcPr>
+          <w:p>
+            <w:pPr>
+              <w:spacing w:after="0"/>
+            </w:pPr>
+            <w:r>
+              <w:rPr>
+                <w:sz w:val="19"/>
+              </w:rPr>
+              <w:t xml:space="preserve">Guru keburu mengisi jurnalnya, atau pengingat dimatikan sebelum terkirim</w:t>
+            </w:r>
+          </w:p>
+        </w:tc>
+        <w:tc>
+          <w:tcPr>
+            <w:tcW w:w="2000" w:type="pct"/>
+          </w:tcPr>
+          <w:p>
+            <w:pPr>
+              <w:spacing w:after="0"/>
+            </w:pPr>
+            <w:r>
+              <w:rPr>
+                <w:sz w:val="19"/>
+              </w:rPr>
+              <w:t xml:space="preserve">Tidak ada — ini justru hasil yang diinginkan</w:t>
+            </w:r>
+          </w:p>
+        </w:tc>
+      </w:tr>
+      <w:tr>
+        <w:tc>
+          <w:tcPr>
+            <w:tcW w:w="800" w:type="pct"/>
+            <w:shd w:val="clear" w:fill="F7F9FC"/>
+          </w:tcPr>
+          <w:p>
+            <w:pPr>
+              <w:spacing w:after="0"/>
+            </w:pPr>
+            <w:r>
+              <w:rPr>
+                <w:sz w:val="19"/>
+              </w:rPr>
+              <w:t xml:space="preserve">Gagal</w:t>
+            </w:r>
+          </w:p>
+        </w:tc>
+        <w:tc>
+          <w:tcPr>
+            <w:tcW w:w="2200" w:type="pct"/>
+            <w:shd w:val="clear" w:fill="F7F9FC"/>
+          </w:tcPr>
+          <w:p>
+            <w:pPr>
+              <w:spacing w:after="0"/>
+            </w:pPr>
+            <w:r>
+              <w:rPr>
+                <w:sz w:val="19"/>
+              </w:rPr>
+              <w:t xml:space="preserve">Nomor guru bermasalah, atau token salah</w:t>
+            </w:r>
+          </w:p>
+        </w:tc>
+        <w:tc>
+          <w:tcPr>
+            <w:tcW w:w="2000" w:type="pct"/>
+            <w:shd w:val="clear" w:fill="F7F9FC"/>
+          </w:tcPr>
+          <w:p>
+            <w:pPr>
+              <w:spacing w:after="0"/>
+            </w:pPr>
+            <w:r>
+              <w:rPr>
+                <w:sz w:val="19"/>
+              </w:rPr>
+              <w:t xml:space="preserve">Perbaiki nomornya di Kelola Pengguna, lalu klik </w:t>
+            </w:r>
+            <w:r>
+              <w:rPr>
+                <w:b/>
+                <w:sz w:val="19"/>
+              </w:rPr>
+              <w:t xml:space="preserve">Kirim ulang</w:t>
+            </w:r>
+            <w:r>
+              <w:rPr>
+                <w:sz w:val="19"/>
+              </w:rPr>
+              <w:t xml:space="preserve"> pada barisnya</w:t>
+            </w:r>
+          </w:p>
+        </w:tc>
+      </w:tr>
+    </w:tbl>
+    <w:p>
+      <w:pPr>
+        <w:spacing w:after="140"/>
+      </w:pPr>
+    </w:p>
+    <w:p>
+      <w:pPr>
+        <w:pStyle w:val="Heading2"/>
+      </w:pPr>
+      <w:r>
+        <w:t xml:space="preserve">E.6 Bila pengingat tidak jalan sama sekali</w:t>
+      </w:r>
+    </w:p>
+    <w:p>
+      <w:pPr>
+        <w:spacing w:after="140" w:line="276" w:lineRule="auto"/>
+        <w:jc w:val="both"/>
+      </w:pPr>
+      <w:r>
+        <w:t xml:space="preserve">Pengingat dikerjakan di belakang layar, jadi </w:t>
+      </w:r>
+      <w:r>
+        <w:rPr>
+          <w:b/>
+        </w:rPr>
+        <w:t xml:space="preserve">dua proses harus hidup terus</w:t>
+      </w:r>
+      <w:r>
+        <w:t xml:space="preserve"> di server. Bila salah satunya mati, pengaturan tetap tersimpan tetapi tidak ada pesan yang keluar sama sekali. Cara memasangnya ada di </w:t>
+      </w:r>
+      <w:r>
+        <w:rPr>
+          <w:b/>
+        </w:rPr>
+        <w:t xml:space="preserve">Panduan Database SIM-SPENGA</w:t>
+      </w:r>
+      <w:r>
+        <w:t xml:space="preserve">.</w:t>
+      </w:r>
+    </w:p>
+    <w:tbl>
+      <w:tblPr>
+        <w:tblW w:w="5000" w:type="pct"/>
+        <w:tblBorders>
+          <w:top w:val="single" w:sz="4" w:color="BFBFBF"/>
+          <w:left w:val="single" w:sz="4" w:color="BFBFBF"/>
+          <w:bottom w:val="single" w:sz="4" w:color="BFBFBF"/>
+          <w:right w:val="single" w:sz="4" w:color="BFBFBF"/>
+          <w:insideH w:val="single" w:sz="4" w:color="BFBFBF"/>
+          <w:insideV w:val="single" w:sz="4" w:color="BFBFBF"/>
+        </w:tblBorders>
+        <w:tblCellMar>
+          <w:top w:w="90" w:type="dxa"/>
+          <w:left w:w="130" w:type="dxa"/>
+          <w:bottom w:w="90" w:type="dxa"/>
+          <w:right w:w="130" w:type="dxa"/>
+        </w:tblCellMar>
+      </w:tblPr>
+      <w:tr>
+        <w:trPr>
+          <w:tblHeader/>
+        </w:trPr>
+        <w:tc>
+          <w:tcPr>
+            <w:tcW w:w="2250" w:type="pct"/>
+            <w:shd w:val="clear" w:fill="1F4E79"/>
+          </w:tcPr>
+          <w:p>
+            <w:pPr>
+              <w:spacing w:after="0"/>
+            </w:pPr>
+            <w:r>
+              <w:rPr>
+                <w:b/>
+                <w:color w:val="FFFFFF"/>
+                <w:sz w:val="19"/>
+              </w:rPr>
+              <w:t xml:space="preserve">Gejala</w:t>
+            </w:r>
+          </w:p>
+        </w:tc>
+        <w:tc>
+          <w:tcPr>
+            <w:tcW w:w="2750" w:type="pct"/>
+            <w:shd w:val="clear" w:fill="1F4E79"/>
+          </w:tcPr>
+          <w:p>
+            <w:pPr>
+              <w:spacing w:after="0"/>
+            </w:pPr>
+            <w:r>
+              <w:rPr>
+                <w:b/>
+                <w:color w:val="FFFFFF"/>
+                <w:sz w:val="19"/>
+              </w:rPr>
+              <w:t xml:space="preserve">Penyebab yang paling mungkin</w:t>
+            </w:r>
+          </w:p>
+        </w:tc>
+      </w:tr>
+      <w:tr>
+        <w:tc>
+          <w:tcPr>
+            <w:tcW w:w="2250" w:type="pct"/>
+          </w:tcPr>
+          <w:p>
+            <w:pPr>
+              <w:spacing w:after="0"/>
+            </w:pPr>
+            <w:r>
+              <w:rPr>
+                <w:sz w:val="19"/>
+              </w:rPr>
+              <w:t xml:space="preserve">Riwayat kosong sama sekali, padahal ada jurnal yang belum diisi</w:t>
+            </w:r>
+          </w:p>
+        </w:tc>
+        <w:tc>
+          <w:tcPr>
+            <w:tcW w:w="2750" w:type="pct"/>
+          </w:tcPr>
+          <w:p>
+            <w:pPr>
+              <w:spacing w:after="0"/>
+            </w:pPr>
+            <w:r>
+              <w:rPr>
+                <w:sz w:val="19"/>
+              </w:rPr>
+              <w:t xml:space="preserve">Penjadwal (</w:t>
+            </w:r>
+            <w:r>
+              <w:rPr>
+                <w:rFonts w:ascii="Consolas" w:hAnsi="Consolas"/>
+                <w:color w:val="B03060"/>
+                <w:sz w:val="19"/>
+              </w:rPr>
+              <w:t xml:space="preserve">schedule:run</w:t>
+            </w:r>
+            <w:r>
+              <w:rPr>
+                <w:sz w:val="19"/>
+              </w:rPr>
+              <w:t xml:space="preserve">) tidak berjalan, atau saklarnya belum dinyalakan</w:t>
+            </w:r>
+          </w:p>
+        </w:tc>
+      </w:tr>
+      <w:tr>
+        <w:tc>
+          <w:tcPr>
+            <w:tcW w:w="2250" w:type="pct"/>
+            <w:shd w:val="clear" w:fill="F7F9FC"/>
+          </w:tcPr>
+          <w:p>
+            <w:pPr>
+              <w:spacing w:after="0"/>
+            </w:pPr>
+            <w:r>
+              <w:rPr>
+                <w:sz w:val="19"/>
+              </w:rPr>
+              <w:t xml:space="preserve">Riwayat terisi tetapi semuanya berstatus </w:t>
+            </w:r>
+            <w:r>
+              <w:rPr>
+                <w:b/>
+                <w:sz w:val="19"/>
+              </w:rPr>
+              <w:t xml:space="preserve">Menunggu</w:t>
+            </w:r>
+          </w:p>
+        </w:tc>
+        <w:tc>
+          <w:tcPr>
+            <w:tcW w:w="2750" w:type="pct"/>
+            <w:shd w:val="clear" w:fill="F7F9FC"/>
+          </w:tcPr>
+          <w:p>
+            <w:pPr>
+              <w:spacing w:after="0"/>
+            </w:pPr>
+            <w:r>
+              <w:rPr>
+                <w:sz w:val="19"/>
+              </w:rPr>
+              <w:t xml:space="preserve">Pekerja antrian (</w:t>
+            </w:r>
+            <w:r>
+              <w:rPr>
+                <w:rFonts w:ascii="Consolas" w:hAnsi="Consolas"/>
+                <w:color w:val="B03060"/>
+                <w:sz w:val="19"/>
+              </w:rPr>
+              <w:t xml:space="preserve">queue:work</w:t>
+            </w:r>
+            <w:r>
+              <w:rPr>
+                <w:sz w:val="19"/>
+              </w:rPr>
+              <w:t xml:space="preserve">) tidak berjalan</w:t>
+            </w:r>
+          </w:p>
+        </w:tc>
+      </w:tr>
+      <w:tr>
+        <w:tc>
+          <w:tcPr>
+            <w:tcW w:w="2250" w:type="pct"/>
+          </w:tcPr>
+          <w:p>
+            <w:pPr>
+              <w:spacing w:after="0"/>
+            </w:pPr>
+            <w:r>
+              <w:rPr>
+                <w:sz w:val="19"/>
+              </w:rPr>
+              <w:t xml:space="preserve">Semua berstatus </w:t>
+            </w:r>
+            <w:r>
+              <w:rPr>
+                <w:b/>
+                <w:sz w:val="19"/>
+              </w:rPr>
+              <w:t xml:space="preserve">Gagal</w:t>
+            </w:r>
+            <w:r>
+              <w:rPr>
+                <w:sz w:val="19"/>
+              </w:rPr>
+              <w:t xml:space="preserve"> dengan keterangan nomor</w:t>
+            </w:r>
+          </w:p>
+        </w:tc>
+        <w:tc>
+          <w:tcPr>
+            <w:tcW w:w="2750" w:type="pct"/>
+          </w:tcPr>
+          <w:p>
+            <w:pPr>
+              <w:spacing w:after="0"/>
+            </w:pPr>
+            <w:r>
+              <w:rPr>
+                <w:sz w:val="19"/>
+              </w:rPr>
+              <w:t xml:space="preserve">Nomor WhatsApp guru belum diisi di Kelola Pengguna</w:t>
+            </w:r>
+          </w:p>
+        </w:tc>
+      </w:tr>
+      <w:tr>
+        <w:tc>
+          <w:tcPr>
+            <w:tcW w:w="2250" w:type="pct"/>
+            <w:shd w:val="clear" w:fill="F7F9FC"/>
+          </w:tcPr>
+          <w:p>
+            <w:pPr>
+              <w:spacing w:after="0"/>
+            </w:pPr>
+            <w:r>
+              <w:rPr>
+                <w:sz w:val="19"/>
+              </w:rPr>
+              <w:t xml:space="preserve">Semua </w:t>
+            </w:r>
+            <w:r>
+              <w:rPr>
+                <w:b/>
+                <w:sz w:val="19"/>
+              </w:rPr>
+              <w:t xml:space="preserve">Gagal</w:t>
+            </w:r>
+            <w:r>
+              <w:rPr>
+                <w:sz w:val="19"/>
+              </w:rPr>
+              <w:t xml:space="preserve"> dengan keterangan token</w:t>
+            </w:r>
+          </w:p>
+        </w:tc>
+        <w:tc>
+          <w:tcPr>
+            <w:tcW w:w="2750" w:type="pct"/>
+            <w:shd w:val="clear" w:fill="F7F9FC"/>
+          </w:tcPr>
+          <w:p>
+            <w:pPr>
+              <w:spacing w:after="0"/>
+            </w:pPr>
+            <w:r>
+              <w:rPr>
+                <w:sz w:val="19"/>
+              </w:rPr>
+              <w:t xml:space="preserve">Token perangkat salah atau perangkatnya terputus di Fonnte</w:t>
+            </w:r>
+          </w:p>
+        </w:tc>
+      </w:tr>
+      <w:tr>
+        <w:tc>
+          <w:tcPr>
+            <w:tcW w:w="2250" w:type="pct"/>
+          </w:tcPr>
+          <w:p>
+            <w:pPr>
+              <w:spacing w:after="0"/>
+            </w:pPr>
+            <w:r>
+              <w:rPr>
+                <w:sz w:val="19"/>
+              </w:rPr>
+              <w:t xml:space="preserve">Halaman Pengaturan menampilkan kotak kuning</w:t>
+            </w:r>
+          </w:p>
+        </w:tc>
+        <w:tc>
+          <w:tcPr>
+            <w:tcW w:w="2750" w:type="pct"/>
+          </w:tcPr>
+          <w:p>
+            <w:pPr>
+              <w:spacing w:after="0"/>
+            </w:pPr>
+            <w:r>
+              <w:rPr>
+                <w:sz w:val="19"/>
+              </w:rPr>
+              <w:t xml:space="preserve">Pengingat dinyalakan tetapi tokennya belum diisi</w:t>
+            </w:r>
+          </w:p>
+        </w:tc>
+      </w:tr>
+    </w:tbl>
+    <w:p>
+      <w:pPr>
+        <w:spacing w:after="140"/>
+      </w:pPr>
+    </w:p>
+    <w:p>
+      <w:pPr>
+        <w:pStyle w:val="Heading1"/>
+        <w:pageBreakBefore/>
+      </w:pPr>
+      <w:r>
+        <w:t xml:space="preserve">Bagian F — Melihat Data Semester Lampau</w:t>
+      </w:r>
+    </w:p>
+    <w:p>
+      <w:pPr>
+        <w:spacing w:after="140" w:line="276" w:lineRule="auto"/>
+        <w:jc w:val="both"/>
+      </w:pPr>
+      <w:r>
+        <w:t xml:space="preserve">Di kanan atas setiap halaman ada </w:t>
+      </w:r>
+      <w:r>
+        <w:rPr>
+          <w:b/>
+        </w:rPr>
+        <w:t xml:space="preserve">kotak pemilih periode</w:t>
+      </w:r>
+      <w:r>
+        <w:t xml:space="preserve">. Isinya seluruh periode yang pernah ada.</w:t>
+      </w:r>
+    </w:p>
+    <w:p>
+      <w:pPr>
+        <w:pStyle w:val="Heading2"/>
+      </w:pPr>
+      <w:r>
+        <w:t xml:space="preserve">F.1 Cara memakainya</w:t>
+      </w:r>
+    </w:p>
+    <w:p>
+      <w:pPr>
+        <w:numPr>
+          <w:ilvl w:val="0"/>
+          <w:numId w:val="2"/>
+        </w:numPr>
+        <w:spacing w:after="80" w:line="276" w:lineRule="auto"/>
+      </w:pPr>
+      <w:r>
+        <w:t xml:space="preserve">Klik kotak periode di kanan atas.</w:t>
+      </w:r>
+    </w:p>
+    <w:p>
+      <w:pPr>
+        <w:numPr>
+          <w:ilvl w:val="0"/>
+          <w:numId w:val="2"/>
+        </w:numPr>
+        <w:spacing w:after="80" w:line="276" w:lineRule="auto"/>
+      </w:pPr>
+      <w:r>
+        <w:t xml:space="preserve">Pilih periode yang ingin dilihat, misalnya "2026/2027 Ganjil".</w:t>
+      </w:r>
+    </w:p>
+    <w:p>
+      <w:pPr>
+        <w:numPr>
+          <w:ilvl w:val="0"/>
+          <w:numId w:val="2"/>
+        </w:numPr>
+        <w:spacing w:after="80" w:line="276" w:lineRule="auto"/>
+      </w:pPr>
+      <w:r>
+        <w:t xml:space="preserve">Halaman langsung menampilkan keadaan periode itu.</w:t>
+      </w:r>
+    </w:p>
+    <w:p>
+      <w:pPr>
+        <w:pStyle w:val="Heading2"/>
+      </w:pPr>
+      <w:r>
+        <w:t xml:space="preserve">F.2 Yang berubah saat Anda menengok periode lampau</w:t>
+      </w:r>
+    </w:p>
+    <w:p>
+      <w:pPr>
+        <w:numPr>
+          <w:ilvl w:val="0"/>
+          <w:numId w:val="1"/>
+        </w:numPr>
+        <w:spacing w:after="60" w:line="276" w:lineRule="auto"/>
+      </w:pPr>
+      <w:r>
+        <w:t xml:space="preserve">Kotak periodenya berubah warna menjadi kuning.</w:t>
+      </w:r>
+    </w:p>
+    <w:p>
+      <w:pPr>
+        <w:numPr>
+          <w:ilvl w:val="0"/>
+          <w:numId w:val="1"/>
+        </w:numPr>
+        <w:spacing w:after="60" w:line="276" w:lineRule="auto"/>
+      </w:pPr>
+      <w:r>
+        <w:t xml:space="preserve">Muncul spanduk </w:t>
+      </w:r>
+      <w:r>
+        <w:rPr>
+          <w:b/>
+        </w:rPr>
+        <w:t xml:space="preserve">"Mode lihat saja"</w:t>
+      </w:r>
+      <w:r>
+        <w:t xml:space="preserve"> di setiap halaman.</w:t>
+      </w:r>
+    </w:p>
+    <w:p>
+      <w:pPr>
+        <w:numPr>
+          <w:ilvl w:val="0"/>
+          <w:numId w:val="1"/>
+        </w:numPr>
+        <w:spacing w:after="60" w:line="276" w:lineRule="auto"/>
+      </w:pPr>
+      <w:r>
+        <w:t xml:space="preserve">Semua tombol simpan tidak berfungsi — data periode lampau tidak bisa diubah.</w:t>
+      </w:r>
+    </w:p>
+    <w:p>
+      <w:pPr>
+        <w:numPr>
+          <w:ilvl w:val="0"/>
+          <w:numId w:val="1"/>
+        </w:numPr>
+        <w:spacing w:after="60" w:line="276" w:lineRule="auto"/>
+      </w:pPr>
+      <w:r>
+        <w:rPr>
+          <w:b/>
+        </w:rPr>
+        <w:t xml:space="preserve">Peran Anda ikut menyesuaikan periode itu.</w:t>
+      </w:r>
+      <w:r>
+        <w:t xml:space="preserve"> Bila dulu Anda wali kelas 7A, menu wali kelas muncul kembali beserta daftar siswa dan nilai kelas itu apa adanya.</w:t>
+      </w:r>
+    </w:p>
+    <w:tbl>
+      <w:tblPr>
+        <w:tblW w:w="5000" w:type="pct"/>
+        <w:tblBorders>
+          <w:top w:val="single" w:sz="4" w:color="E0C878"/>
+          <w:left w:val="single" w:sz="18" w:color="E0A800"/>
+          <w:bottom w:val="single" w:sz="4" w:color="E0C878"/>
+          <w:right w:val="single" w:sz="4" w:color="E0C878"/>
+        </w:tblBorders>
+        <w:tblCellMar>
+          <w:top w:w="140" w:type="dxa"/>
+          <w:left w:w="200" w:type="dxa"/>
+          <w:bottom w:w="140" w:type="dxa"/>
+          <w:right w:w="200" w:type="dxa"/>
+        </w:tblCellMar>
+      </w:tblPr>
+      <w:tr>
+        <w:tc>
+          <w:tcPr>
+            <w:shd w:val="clear" w:fill="E7F3E7"/>
+          </w:tcPr>
+          <w:p>
+            <w:pPr>
+              <w:spacing w:after="60"/>
+            </w:pPr>
+            <w:r>
+              <w:rPr>
+                <w:b/>
+              </w:rPr>
+              <w:t xml:space="preserve">Inilah jawaban "data lama saya ke mana?"</w:t>
+            </w:r>
+          </w:p>
+          <w:p>
+            <w:pPr>
+              <w:spacing w:after="0"/>
+              <w:jc w:val="both"/>
+            </w:pPr>
+            <w:r>
+              <w:t xml:space="preserve">Guru yang tidak lagi menjadi wali kelas di semester berjalan tetap bisa membuka seluruh rekap, absensi, dan jurnal kelas perwaliannya di semester lampau — cukup pilih periodenya. Datanya tidak pernah hilang, hanya perlu dilihat dari periode yang benar.</w:t>
+            </w:r>
+          </w:p>
+        </w:tc>
+      </w:tr>
+    </w:tbl>
+    <w:p>
+      <w:pPr>
+        <w:spacing w:after="140"/>
+      </w:pPr>
+    </w:p>
+    <w:p>
+      <w:pPr>
+        <w:pStyle w:val="Heading2"/>
+      </w:pPr>
+      <w:r>
+        <w:t xml:space="preserve">F.3 Kembali ke periode berjalan</w:t>
+      </w:r>
+    </w:p>
+    <w:p>
+      <w:pPr>
+        <w:spacing w:after="140" w:line="276" w:lineRule="auto"/>
+        <w:jc w:val="both"/>
+      </w:pPr>
+      <w:r>
+        <w:t xml:space="preserve">Pilih kembali periode yang bertanda </w:t>
+      </w:r>
+      <w:r>
+        <w:rPr>
+          <w:b/>
+        </w:rPr>
+        <w:t xml:space="preserve">(berjalan)</w:t>
+      </w:r>
+      <w:r>
+        <w:t xml:space="preserve"> di kotak yang sama. Spanduk kuning hilang dan tombol simpan berfungsi lagi.</w:t>
+      </w:r>
+    </w:p>
+    <w:p>
+      <w:pPr>
+        <w:pStyle w:val="Heading1"/>
+        <w:pageBreakBefore/>
+      </w:pPr>
+      <w:r>
+        <w:t xml:space="preserve">Bagian G — Pergantian Semester &amp; Tahun Ajaran</w:t>
+      </w:r>
+    </w:p>
+    <w:p>
+      <w:pPr>
+        <w:pStyle w:val="Heading2"/>
+      </w:pPr>
+      <w:r>
+        <w:t xml:space="preserve">G.1 Pergantian Semester (Ganjil ke Genap)</w:t>
+      </w:r>
+    </w:p>
+    <w:p>
+      <w:pPr>
+        <w:spacing w:after="140" w:line="276" w:lineRule="auto"/>
+        <w:jc w:val="both"/>
+      </w:pPr>
+      <w:r>
+        <w:t xml:space="preserve">Dikerjakan Admin di menu </w:t>
+      </w:r>
+      <w:r>
+        <w:rPr>
+          <w:b/>
+        </w:rPr>
+        <w:t xml:space="preserve">Data Master → Tahun Ajaran</w:t>
+      </w:r>
+      <w:r>
+        <w:t xml:space="preserve">.</w:t>
+      </w:r>
+    </w:p>
+    <w:p>
+      <w:pPr>
+        <w:numPr>
+          <w:ilvl w:val="0"/>
+          <w:numId w:val="2"/>
+        </w:numPr>
+        <w:spacing w:after="80" w:line="276" w:lineRule="auto"/>
+      </w:pPr>
+      <w:r>
+        <w:t xml:space="preserve">Pastikan seluruh nilai Semester Ganjil sudah difinalisasi guru — cek lewat Monitoring Input Nilai.</w:t>
+      </w:r>
+    </w:p>
+    <w:p>
+      <w:pPr>
+        <w:numPr>
+          <w:ilvl w:val="0"/>
+          <w:numId w:val="2"/>
+        </w:numPr>
+        <w:spacing w:after="80" w:line="276" w:lineRule="auto"/>
+      </w:pPr>
+      <w:r>
+        <w:t xml:space="preserve">Pada baris </w:t>
+      </w:r>
+      <w:r>
+        <w:rPr>
+          <w:b/>
+        </w:rPr>
+        <w:t xml:space="preserve">Semester Ganjil</w:t>
+      </w:r>
+      <w:r>
+        <w:t xml:space="preserve">, klik </w:t>
+      </w:r>
+      <w:r>
+        <w:rPr>
+          <w:b/>
+        </w:rPr>
+        <w:t xml:space="preserve">Tutup Semester</w:t>
+      </w:r>
+      <w:r>
+        <w:t xml:space="preserve">. Datanya menjadi hanya-baca dan tidak bisa diubah lagi.</w:t>
+      </w:r>
+    </w:p>
+    <w:p>
+      <w:pPr>
+        <w:numPr>
+          <w:ilvl w:val="0"/>
+          <w:numId w:val="2"/>
+        </w:numPr>
+        <w:spacing w:after="80" w:line="276" w:lineRule="auto"/>
+      </w:pPr>
+      <w:r>
+        <w:t xml:space="preserve">Pada baris </w:t>
+      </w:r>
+      <w:r>
+        <w:rPr>
+          <w:b/>
+        </w:rPr>
+        <w:t xml:space="preserve">Semester Genap</w:t>
+      </w:r>
+      <w:r>
+        <w:t xml:space="preserve">, klik </w:t>
+      </w:r>
+      <w:r>
+        <w:rPr>
+          <w:b/>
+        </w:rPr>
+        <w:t xml:space="preserve">Aktifkan</w:t>
+      </w:r>
+      <w:r>
+        <w:t xml:space="preserve">.</w:t>
+      </w:r>
+    </w:p>
+    <w:p>
+      <w:pPr>
+        <w:numPr>
+          <w:ilvl w:val="0"/>
+          <w:numId w:val="2"/>
+        </w:numPr>
+        <w:spacing w:after="80" w:line="276" w:lineRule="auto"/>
+      </w:pPr>
+      <w:r>
+        <w:t xml:space="preserve">Pada baris </w:t>
+      </w:r>
+      <w:r>
+        <w:rPr>
+          <w:b/>
+        </w:rPr>
+        <w:t xml:space="preserve">Semester Ganjil</w:t>
+      </w:r>
+      <w:r>
+        <w:t xml:space="preserve">, klik </w:t>
+      </w:r>
+      <w:r>
+        <w:rPr>
+          <w:b/>
+        </w:rPr>
+        <w:t xml:space="preserve">Salin Data</w:t>
+      </w:r>
+      <w:r>
+        <w:t xml:space="preserve">.</w:t>
+      </w:r>
+    </w:p>
+    <w:p>
+      <w:pPr>
+        <w:numPr>
+          <w:ilvl w:val="0"/>
+          <w:numId w:val="2"/>
+        </w:numPr>
+        <w:spacing w:after="80" w:line="276" w:lineRule="auto"/>
+      </w:pPr>
+      <w:r>
+        <w:t xml:space="preserve">Pilih tujuan </w:t>
+      </w:r>
+      <w:r>
+        <w:rPr>
+          <w:b/>
+        </w:rPr>
+        <w:t xml:space="preserve">Semester Genap</w:t>
+      </w:r>
+      <w:r>
+        <w:t xml:space="preserve">, lalu periksa halaman Pratinjau. Halaman itu menampilkan persis apa saja yang akan disalin, dan belum menyimpan apa pun.</w:t>
+      </w:r>
+    </w:p>
+    <w:p>
+      <w:pPr>
+        <w:numPr>
+          <w:ilvl w:val="0"/>
+          <w:numId w:val="2"/>
+        </w:numPr>
+        <w:spacing w:after="80" w:line="276" w:lineRule="auto"/>
+      </w:pPr>
+      <w:r>
+        <w:t xml:space="preserve">Klik </w:t>
+      </w:r>
+      <w:r>
+        <w:rPr>
+          <w:b/>
+        </w:rPr>
+        <w:t xml:space="preserve">Salin Sekarang</w:t>
+      </w:r>
+      <w:r>
+        <w:t xml:space="preserve">.</w:t>
+      </w:r>
+    </w:p>
+    <w:p>
+      <w:pPr>
+        <w:numPr>
+          <w:ilvl w:val="0"/>
+          <w:numId w:val="2"/>
+        </w:numPr>
+        <w:spacing w:after="80" w:line="276" w:lineRule="auto"/>
+      </w:pPr>
+      <w:r>
+        <w:t xml:space="preserve">Buka Data Kelas → sesuaikan wali kelas yang berganti. Periksa juga Pemetaan Guru Mengajar dan Jadwal.</w:t>
+      </w:r>
+    </w:p>
+    <w:p>
+      <w:pPr>
+        <w:spacing w:after="140" w:line="276" w:lineRule="auto"/>
+        <w:jc w:val="both"/>
+      </w:pPr>
+      <w:r>
+        <w:t xml:space="preserve">Yang ikut tersalin antar semester:</w:t>
+      </w:r>
+    </w:p>
+    <w:tbl>
+      <w:tblPr>
+        <w:tblW w:w="5000" w:type="pct"/>
+        <w:tblBorders>
+          <w:top w:val="single" w:sz="4" w:color="BFBFBF"/>
+          <w:left w:val="single" w:sz="4" w:color="BFBFBF"/>
+          <w:bottom w:val="single" w:sz="4" w:color="BFBFBF"/>
+          <w:right w:val="single" w:sz="4" w:color="BFBFBF"/>
+          <w:insideH w:val="single" w:sz="4" w:color="BFBFBF"/>
+          <w:insideV w:val="single" w:sz="4" w:color="BFBFBF"/>
+        </w:tblBorders>
+        <w:tblCellMar>
+          <w:top w:w="90" w:type="dxa"/>
+          <w:left w:w="130" w:type="dxa"/>
+          <w:bottom w:w="90" w:type="dxa"/>
+          <w:right w:w="130" w:type="dxa"/>
+        </w:tblCellMar>
+      </w:tblPr>
+      <w:tr>
+        <w:trPr>
+          <w:tblHeader/>
+        </w:trPr>
+        <w:tc>
+          <w:tcPr>
+            <w:tcW w:w="2900" w:type="pct"/>
+            <w:shd w:val="clear" w:fill="1F4E79"/>
+          </w:tcPr>
+          <w:p>
+            <w:pPr>
+              <w:spacing w:after="0"/>
+            </w:pPr>
+            <w:r>
+              <w:rPr>
+                <w:b/>
+                <w:color w:val="FFFFFF"/>
+                <w:sz w:val="19"/>
+              </w:rPr>
+              <w:t xml:space="preserve">Kategori</w:t>
+            </w:r>
+          </w:p>
+        </w:tc>
+        <w:tc>
+          <w:tcPr>
+            <w:tcW w:w="2100" w:type="pct"/>
+            <w:shd w:val="clear" w:fill="1F4E79"/>
+          </w:tcPr>
+          <w:p>
+            <w:pPr>
+              <w:spacing w:after="0"/>
+            </w:pPr>
+            <w:r>
+              <w:rPr>
+                <w:b/>
+                <w:color w:val="FFFFFF"/>
+                <w:sz w:val="19"/>
+              </w:rPr>
+              <w:t xml:space="preserve">Ikut disalin?</w:t>
+            </w:r>
+          </w:p>
+        </w:tc>
+      </w:tr>
+      <w:tr>
+        <w:tc>
+          <w:tcPr>
+            <w:tcW w:w="2900" w:type="pct"/>
+          </w:tcPr>
+          <w:p>
+            <w:pPr>
+              <w:spacing w:after="0"/>
+            </w:pPr>
+            <w:r>
+              <w:rPr>
+                <w:sz w:val="19"/>
+              </w:rPr>
+              <w:t xml:space="preserve">Mata Pelajaran, Jam Pelajaran, Jenis Pelanggaran, Jenis Surat</w:t>
+            </w:r>
+          </w:p>
+        </w:tc>
+        <w:tc>
+          <w:tcPr>
+            <w:tcW w:w="2100" w:type="pct"/>
+          </w:tcPr>
+          <w:p>
+            <w:pPr>
+              <w:spacing w:after="0"/>
+            </w:pPr>
+            <w:r>
+              <w:rPr>
+                <w:sz w:val="19"/>
+              </w:rPr>
+              <w:t xml:space="preserve">Ya</w:t>
+            </w:r>
+          </w:p>
+        </w:tc>
+      </w:tr>
+      <w:tr>
+        <w:tc>
+          <w:tcPr>
+            <w:tcW w:w="2900" w:type="pct"/>
+            <w:shd w:val="clear" w:fill="F7F9FC"/>
+          </w:tcPr>
+          <w:p>
+            <w:pPr>
+              <w:spacing w:after="0"/>
+            </w:pPr>
+            <w:r>
+              <w:rPr>
+                <w:sz w:val="19"/>
+              </w:rPr>
+              <w:t xml:space="preserve">Ekstrakurikuler beserta pembina dan anggotanya</w:t>
+            </w:r>
+          </w:p>
+        </w:tc>
+        <w:tc>
+          <w:tcPr>
+            <w:tcW w:w="2100" w:type="pct"/>
+            <w:shd w:val="clear" w:fill="F7F9FC"/>
+          </w:tcPr>
+          <w:p>
+            <w:pPr>
+              <w:spacing w:after="0"/>
+            </w:pPr>
+            <w:r>
+              <w:rPr>
+                <w:sz w:val="19"/>
+              </w:rPr>
+              <w:t xml:space="preserve">Ya</w:t>
+            </w:r>
+          </w:p>
+        </w:tc>
+      </w:tr>
+      <w:tr>
+        <w:tc>
+          <w:tcPr>
+            <w:tcW w:w="2900" w:type="pct"/>
+          </w:tcPr>
+          <w:p>
+            <w:pPr>
+              <w:spacing w:after="0"/>
+            </w:pPr>
+            <w:r>
+              <w:rPr>
+                <w:sz w:val="19"/>
+              </w:rPr>
+              <w:t xml:space="preserve">Kelas beserta daftar siswanya</w:t>
+            </w:r>
+          </w:p>
+        </w:tc>
+        <w:tc>
+          <w:tcPr>
+            <w:tcW w:w="2100" w:type="pct"/>
+          </w:tcPr>
+          <w:p>
+            <w:pPr>
+              <w:spacing w:after="0"/>
+            </w:pPr>
+            <w:r>
+              <w:rPr>
+                <w:sz w:val="19"/>
+              </w:rPr>
+              <w:t xml:space="preserve">Ya</w:t>
+            </w:r>
+          </w:p>
+        </w:tc>
+      </w:tr>
+      <w:tr>
+        <w:tc>
+          <w:tcPr>
+            <w:tcW w:w="2900" w:type="pct"/>
+            <w:shd w:val="clear" w:fill="F7F9FC"/>
+          </w:tcPr>
+          <w:p>
+            <w:pPr>
+              <w:spacing w:after="0"/>
+            </w:pPr>
+            <w:r>
+              <w:rPr>
+                <w:sz w:val="19"/>
+              </w:rPr>
+              <w:t xml:space="preserve">Penugasan Wali Kelas</w:t>
+            </w:r>
+          </w:p>
+        </w:tc>
+        <w:tc>
+          <w:tcPr>
+            <w:tcW w:w="2100" w:type="pct"/>
+            <w:shd w:val="clear" w:fill="F7F9FC"/>
+          </w:tcPr>
+          <w:p>
+            <w:pPr>
+              <w:spacing w:after="0"/>
+            </w:pPr>
+            <w:r>
+              <w:rPr>
+                <w:sz w:val="19"/>
+              </w:rPr>
+              <w:t xml:space="preserve">Ya — tinggal ubah yang berganti</w:t>
+            </w:r>
+          </w:p>
+        </w:tc>
+      </w:tr>
+      <w:tr>
+        <w:tc>
+          <w:tcPr>
+            <w:tcW w:w="2900" w:type="pct"/>
+          </w:tcPr>
+          <w:p>
+            <w:pPr>
+              <w:spacing w:after="0"/>
+            </w:pPr>
+            <w:r>
+              <w:rPr>
+                <w:sz w:val="19"/>
+              </w:rPr>
+              <w:t xml:space="preserve">Pemetaan Guru Mengajar, Guru BK, Jadwal Pelajaran</w:t>
+            </w:r>
+          </w:p>
+        </w:tc>
+        <w:tc>
+          <w:tcPr>
+            <w:tcW w:w="2100" w:type="pct"/>
+          </w:tcPr>
+          <w:p>
+            <w:pPr>
+              <w:spacing w:after="0"/>
+            </w:pPr>
+            <w:r>
+              <w:rPr>
+                <w:sz w:val="19"/>
+              </w:rPr>
+              <w:t xml:space="preserve">Ya</w:t>
+            </w:r>
+          </w:p>
+        </w:tc>
+      </w:tr>
+      <w:tr>
+        <w:tc>
+          <w:tcPr>
+            <w:tcW w:w="2900" w:type="pct"/>
+            <w:shd w:val="clear" w:fill="F7F9FC"/>
+          </w:tcPr>
+          <w:p>
+            <w:pPr>
+              <w:spacing w:after="0"/>
+            </w:pPr>
+            <w:r>
+              <w:rPr>
+                <w:sz w:val="19"/>
+              </w:rPr>
+              <w:t xml:space="preserve">Nilai, absensi, jurnal, kasus BK, surat</w:t>
+            </w:r>
+          </w:p>
+        </w:tc>
+        <w:tc>
+          <w:tcPr>
+            <w:tcW w:w="2100" w:type="pct"/>
+            <w:shd w:val="clear" w:fill="F7F9FC"/>
+          </w:tcPr>
+          <w:p>
+            <w:pPr>
+              <w:spacing w:after="0"/>
+            </w:pPr>
+            <w:r>
+              <w:rPr>
+                <w:sz w:val="19"/>
+              </w:rPr>
+              <w:t xml:space="preserve">Tidak — itu catatan kejadian milik semesternya sendiri</w:t>
+            </w:r>
+          </w:p>
+        </w:tc>
+      </w:tr>
+    </w:tbl>
+    <w:p>
+      <w:pPr>
+        <w:spacing w:after="140"/>
+      </w:pPr>
+    </w:p>
+    <w:p>
+      <w:pPr>
+        <w:pStyle w:val="Heading2"/>
+      </w:pPr>
+      <w:r>
+        <w:t xml:space="preserve">G.2 Pergantian Tahun Ajaran</w:t>
+      </w:r>
+    </w:p>
+    <w:p>
+      <w:pPr>
+        <w:numPr>
+          <w:ilvl w:val="0"/>
+          <w:numId w:val="2"/>
+        </w:numPr>
+        <w:spacing w:after="80" w:line="276" w:lineRule="auto"/>
+      </w:pPr>
+      <w:r>
+        <w:t xml:space="preserve">Pastikan </w:t>
+      </w:r>
+      <w:r>
+        <w:rPr>
+          <w:b/>
+        </w:rPr>
+        <w:t xml:space="preserve">kedua</w:t>
+      </w:r>
+      <w:r>
+        <w:t xml:space="preserve"> semester tahun lama sudah ditutup. Aplikasi menolak mengaktifkan tahun baru bila masih ada semester lama yang terbuka.</w:t>
+      </w:r>
+    </w:p>
+    <w:p>
+      <w:pPr>
+        <w:numPr>
+          <w:ilvl w:val="0"/>
+          <w:numId w:val="2"/>
+        </w:numPr>
+        <w:spacing w:after="80" w:line="276" w:lineRule="auto"/>
+      </w:pPr>
+      <w:r>
+        <w:t xml:space="preserve">Klik </w:t>
+      </w:r>
+      <w:r>
+        <w:rPr>
+          <w:b/>
+        </w:rPr>
+        <w:t xml:space="preserve">+ Buat Tahun Ajaran [nama]</w:t>
+      </w:r>
+      <w:r>
+        <w:t xml:space="preserve"> — Semester Ganjil &amp; Genap tahun baru terbuat sekaligus.</w:t>
+      </w:r>
+    </w:p>
+    <w:p>
+      <w:pPr>
+        <w:numPr>
+          <w:ilvl w:val="0"/>
+          <w:numId w:val="2"/>
+        </w:numPr>
+        <w:spacing w:after="80" w:line="276" w:lineRule="auto"/>
+      </w:pPr>
+      <w:r>
+        <w:t xml:space="preserve">Pada baris </w:t>
+      </w:r>
+      <w:r>
+        <w:rPr>
+          <w:b/>
+        </w:rPr>
+        <w:t xml:space="preserve">Semester Genap tahun LAMA</w:t>
+      </w:r>
+      <w:r>
+        <w:t xml:space="preserve">, klik </w:t>
+      </w:r>
+      <w:r>
+        <w:rPr>
+          <w:b/>
+        </w:rPr>
+        <w:t xml:space="preserve">Salin Data</w:t>
+      </w:r>
+      <w:r>
+        <w:t xml:space="preserve"> → tujuan </w:t>
+      </w:r>
+      <w:r>
+        <w:rPr>
+          <w:b/>
+        </w:rPr>
+        <w:t xml:space="preserve">Semester Ganjil tahun BARU</w:t>
+      </w:r>
+      <w:r>
+        <w:t xml:space="preserve"> → periksa Pratinjau → </w:t>
+      </w:r>
+      <w:r>
+        <w:rPr>
+          <w:b/>
+        </w:rPr>
+        <w:t xml:space="preserve">Salin Sekarang</w:t>
+      </w:r>
+      <w:r>
+        <w:t xml:space="preserve">.</w:t>
+      </w:r>
+    </w:p>
+    <w:p>
+      <w:pPr>
+        <w:numPr>
+          <w:ilvl w:val="0"/>
+          <w:numId w:val="2"/>
+        </w:numPr>
+        <w:spacing w:after="80" w:line="276" w:lineRule="auto"/>
+      </w:pPr>
+      <w:r>
+        <w:t xml:space="preserve">Klik </w:t>
+      </w:r>
+      <w:r>
+        <w:rPr>
+          <w:b/>
+        </w:rPr>
+        <w:t xml:space="preserve">Aktifkan</w:t>
+      </w:r>
+      <w:r>
+        <w:t xml:space="preserve"> pada Semester Ganjil tahun baru. Mulai saat itu seluruh menu menampilkan data tahun baru.</w:t>
+      </w:r>
+    </w:p>
+    <w:p>
+      <w:pPr>
+        <w:numPr>
+          <w:ilvl w:val="0"/>
+          <w:numId w:val="2"/>
+        </w:numPr>
+        <w:spacing w:after="80" w:line="276" w:lineRule="auto"/>
+      </w:pPr>
+      <w:r>
+        <w:t xml:space="preserve">Buka Data Kelas → sesuaikan wali kelas. Periksa Guru Mengajar &amp; Jadwal.</w:t>
+      </w:r>
+    </w:p>
+    <w:p>
+      <w:pPr>
+        <w:numPr>
+          <w:ilvl w:val="0"/>
+          <w:numId w:val="2"/>
+        </w:numPr>
+        <w:spacing w:after="80" w:line="276" w:lineRule="auto"/>
+      </w:pPr>
+      <w:r>
+        <w:t xml:space="preserve">Buka </w:t>
+      </w:r>
+      <w:r>
+        <w:rPr>
+          <w:b/>
+        </w:rPr>
+        <w:t xml:space="preserve">Data Siswa → Import Excel</w:t>
+      </w:r>
+      <w:r>
+        <w:t xml:space="preserve"> dengan </w:t>
+      </w:r>
+      <w:r>
+        <w:rPr>
+          <w:rFonts w:ascii="Consolas" w:hAnsi="Consolas"/>
+          <w:color w:val="B03060"/>
+        </w:rPr>
+        <w:t xml:space="preserve">kode_kelas</w:t>
+      </w:r>
+      <w:r>
+        <w:t xml:space="preserve"> kelas barunya: kelas 7 lama menjadi 8, kelas 8 lama menjadi 9, ditambah siswa baru kelas 7.</w:t>
+      </w:r>
+    </w:p>
+    <w:p>
+      <w:pPr>
+        <w:numPr>
+          <w:ilvl w:val="0"/>
+          <w:numId w:val="2"/>
+        </w:numPr>
+        <w:spacing w:after="80" w:line="276" w:lineRule="auto"/>
+      </w:pPr>
+      <w:r>
+        <w:t xml:space="preserve">Buka Ekstrakurikuler → isi kembali daftar anggotanya.</w:t>
+      </w:r>
+    </w:p>
+    <w:tbl>
+      <w:tblPr>
+        <w:tblW w:w="5000" w:type="pct"/>
+        <w:tblBorders>
+          <w:top w:val="single" w:sz="4" w:color="E0C878"/>
+          <w:left w:val="single" w:sz="18" w:color="E0A800"/>
+          <w:bottom w:val="single" w:sz="4" w:color="E0C878"/>
+          <w:right w:val="single" w:sz="4" w:color="E0C878"/>
+        </w:tblBorders>
+        <w:tblCellMar>
+          <w:top w:w="140" w:type="dxa"/>
+          <w:left w:w="200" w:type="dxa"/>
+          <w:bottom w:w="140" w:type="dxa"/>
+          <w:right w:w="200" w:type="dxa"/>
+        </w:tblCellMar>
+      </w:tblPr>
+      <w:tr>
+        <w:tc>
+          <w:tcPr>
+            <w:shd w:val="clear" w:fill="E7F3E7"/>
+          </w:tcPr>
+          <w:p>
+            <w:pPr>
+              <w:spacing w:after="60"/>
+            </w:pPr>
+            <w:r>
+              <w:rPr>
+                <w:b/>
+              </w:rPr>
+              <w:t xml:space="preserve">Siswa kelas 9 yang lulus tidak perlu dinonaktifkan satu per satu</w:t>
+            </w:r>
+          </w:p>
+          <w:p>
+            <w:pPr>
+              <w:spacing w:after="0"/>
+              <w:jc w:val="both"/>
+            </w:pPr>
+            <w:r>
+              <w:t xml:space="preserve">Cukup tidak diikutkan pada berkas import di langkah 6. Karena setiap menu hanya menampilkan siswa yang kelasnya milik periode aktif, mereka otomatis berhenti muncul — sementara seluruh riwayat, nilai, dan catatan BK-nya tetap tersimpan dan bisa dibuka kapan saja lewat pemilih periode.</w:t>
+            </w:r>
+          </w:p>
+        </w:tc>
+      </w:tr>
+    </w:tbl>
+    <w:p>
+      <w:pPr>
+        <w:spacing w:after="140"/>
+      </w:pPr>
+    </w:p>
+    <w:p>
+      <w:pPr>
+        <w:pStyle w:val="Heading1"/>
+        <w:pageBreakBefore/>
+      </w:pPr>
+      <w:r>
+        <w:t xml:space="preserve">Bagian H — Import Data lewat Excel</w:t>
+      </w:r>
+    </w:p>
+    <w:p>
+      <w:pPr>
+        <w:spacing w:after="140" w:line="276" w:lineRule="auto"/>
+        <w:jc w:val="both"/>
+      </w:pPr>
+      <w:r>
+        <w:t xml:space="preserve">Lima menu menyediakan import: Mata Pelajaran, Data Kelas, Data Siswa, Pemetaan Guru Mengajar, dan Jadwal Pelajaran. Cara pakainya sama persis.</w:t>
+      </w:r>
+    </w:p>
+    <w:p>
+      <w:pPr>
+        <w:pStyle w:val="Heading2"/>
+      </w:pPr>
+      <w:r>
+        <w:t xml:space="preserve">H.1 Langkah umum</w:t>
+      </w:r>
+    </w:p>
+    <w:p>
+      <w:pPr>
+        <w:numPr>
+          <w:ilvl w:val="0"/>
+          <w:numId w:val="2"/>
+        </w:numPr>
+        <w:spacing w:after="80" w:line="276" w:lineRule="auto"/>
+      </w:pPr>
+      <w:r>
+        <w:t xml:space="preserve">Buka menu yang bersangkutan, klik tombol </w:t>
+      </w:r>
+      <w:r>
+        <w:rPr>
+          <w:b/>
+        </w:rPr>
+        <w:t xml:space="preserve">Import Excel</w:t>
+      </w:r>
+      <w:r>
+        <w:t xml:space="preserve">.</w:t>
+      </w:r>
+    </w:p>
+    <w:p>
+      <w:pPr>
+        <w:numPr>
+          <w:ilvl w:val="0"/>
+          <w:numId w:val="2"/>
+        </w:numPr>
+        <w:spacing w:after="80" w:line="276" w:lineRule="auto"/>
+      </w:pPr>
+      <w:r>
+        <w:t xml:space="preserve">Klik </w:t>
+      </w:r>
+      <w:r>
+        <w:rPr>
+          <w:b/>
+        </w:rPr>
+        <w:t xml:space="preserve">Unduh Templat</w:t>
+      </w:r>
+      <w:r>
+        <w:t xml:space="preserve">. Jangan membuat berkas sendiri dari nol.</w:t>
+      </w:r>
+    </w:p>
+    <w:p>
+      <w:pPr>
+        <w:numPr>
+          <w:ilvl w:val="0"/>
+          <w:numId w:val="2"/>
+        </w:numPr>
+        <w:spacing w:after="80" w:line="276" w:lineRule="auto"/>
+      </w:pPr>
+      <w:r>
+        <w:t xml:space="preserve">Isi templat itu </w:t>
+      </w:r>
+      <w:r>
+        <w:rPr>
+          <w:b/>
+        </w:rPr>
+        <w:t xml:space="preserve">tanpa mengubah baris judul di baris pertama</w:t>
+      </w:r>
+      <w:r>
+        <w:t xml:space="preserve">.</w:t>
+      </w:r>
+    </w:p>
+    <w:p>
+      <w:pPr>
+        <w:numPr>
+          <w:ilvl w:val="0"/>
+          <w:numId w:val="2"/>
+        </w:numPr>
+        <w:spacing w:after="80" w:line="276" w:lineRule="auto"/>
+      </w:pPr>
+      <w:r>
+        <w:t xml:space="preserve">Simpan sebagai </w:t>
+      </w:r>
+      <w:r>
+        <w:rPr>
+          <w:rFonts w:ascii="Consolas" w:hAnsi="Consolas"/>
+          <w:color w:val="B03060"/>
+        </w:rPr>
+        <w:t xml:space="preserve">.xlsx</w:t>
+      </w:r>
+      <w:r>
+        <w:t xml:space="preserve"> atau </w:t>
+      </w:r>
+      <w:r>
+        <w:rPr>
+          <w:rFonts w:ascii="Consolas" w:hAnsi="Consolas"/>
+          <w:color w:val="B03060"/>
+        </w:rPr>
+        <w:t xml:space="preserve">.csv</w:t>
+      </w:r>
+      <w:r>
+        <w:t xml:space="preserve">, ukuran maksimal 10 MB.</w:t>
+      </w:r>
+    </w:p>
+    <w:p>
+      <w:pPr>
+        <w:numPr>
+          <w:ilvl w:val="0"/>
+          <w:numId w:val="2"/>
+        </w:numPr>
+        <w:spacing w:after="80" w:line="276" w:lineRule="auto"/>
+      </w:pPr>
+      <w:r>
+        <w:t xml:space="preserve">Kembali ke halaman import, pilih berkasnya, klik </w:t>
+      </w:r>
+      <w:r>
+        <w:rPr>
+          <w:b/>
+        </w:rPr>
+        <w:t xml:space="preserve">Import</w:t>
+      </w:r>
+      <w:r>
+        <w:t xml:space="preserve">.</w:t>
+      </w:r>
+    </w:p>
+    <w:p>
+      <w:pPr>
+        <w:numPr>
+          <w:ilvl w:val="0"/>
+          <w:numId w:val="2"/>
+        </w:numPr>
+        <w:spacing w:after="80" w:line="276" w:lineRule="auto"/>
+      </w:pPr>
+      <w:r>
+        <w:t xml:space="preserve">Baca panel hasilnya: berapa baris dibuat, berapa diperbarui, dan baris mana yang dilewati beserta alasannya.</w:t>
+      </w:r>
+    </w:p>
+    <w:p>
+      <w:pPr>
+        <w:pStyle w:val="Heading2"/>
+      </w:pPr>
+      <w:r>
+        <w:t xml:space="preserve">H.2 Kolom tiap templat</w:t>
+      </w:r>
+    </w:p>
+    <w:tbl>
+      <w:tblPr>
+        <w:tblW w:w="5000" w:type="pct"/>
+        <w:tblBorders>
+          <w:top w:val="single" w:sz="4" w:color="BFBFBF"/>
+          <w:left w:val="single" w:sz="4" w:color="BFBFBF"/>
+          <w:bottom w:val="single" w:sz="4" w:color="BFBFBF"/>
+          <w:right w:val="single" w:sz="4" w:color="BFBFBF"/>
+          <w:insideH w:val="single" w:sz="4" w:color="BFBFBF"/>
+          <w:insideV w:val="single" w:sz="4" w:color="BFBFBF"/>
+        </w:tblBorders>
+        <w:tblCellMar>
+          <w:top w:w="90" w:type="dxa"/>
+          <w:left w:w="130" w:type="dxa"/>
+          <w:bottom w:w="90" w:type="dxa"/>
+          <w:right w:w="130" w:type="dxa"/>
+        </w:tblCellMar>
+      </w:tblPr>
+      <w:tr>
+        <w:trPr>
+          <w:tblHeader/>
+        </w:trPr>
+        <w:tc>
+          <w:tcPr>
+            <w:tcW w:w="1500" w:type="pct"/>
+            <w:shd w:val="clear" w:fill="1F4E79"/>
+          </w:tcPr>
+          <w:p>
+            <w:pPr>
+              <w:spacing w:after="0"/>
+            </w:pPr>
+            <w:r>
+              <w:rPr>
+                <w:b/>
+                <w:color w:val="FFFFFF"/>
+                <w:sz w:val="19"/>
+              </w:rPr>
+              <w:t xml:space="preserve">Menu</w:t>
+            </w:r>
+          </w:p>
+        </w:tc>
+        <w:tc>
+          <w:tcPr>
+            <w:tcW w:w="3500" w:type="pct"/>
+            <w:shd w:val="clear" w:fill="1F4E79"/>
+          </w:tcPr>
+          <w:p>
+            <w:pPr>
+              <w:spacing w:after="0"/>
+            </w:pPr>
+            <w:r>
+              <w:rPr>
+                <w:b/>
+                <w:color w:val="FFFFFF"/>
+                <w:sz w:val="19"/>
+              </w:rPr>
+              <w:t xml:space="preserve">Kolom wajib</w:t>
+            </w:r>
+          </w:p>
+        </w:tc>
+      </w:tr>
+      <w:tr>
+        <w:tc>
+          <w:tcPr>
+            <w:tcW w:w="1500" w:type="pct"/>
+          </w:tcPr>
+          <w:p>
+            <w:pPr>
+              <w:spacing w:after="0"/>
+            </w:pPr>
+            <w:r>
+              <w:rPr>
+                <w:sz w:val="19"/>
+              </w:rPr>
+              <w:t xml:space="preserve">Mata Pelajaran</w:t>
+            </w:r>
+          </w:p>
+        </w:tc>
+        <w:tc>
+          <w:tcPr>
+            <w:tcW w:w="3500" w:type="pct"/>
+          </w:tcPr>
+          <w:p>
+            <w:pPr>
+              <w:spacing w:after="0"/>
+            </w:pPr>
+            <w:r>
+              <w:rPr>
+                <w:rFonts w:ascii="Consolas" w:hAnsi="Consolas"/>
+                <w:color w:val="B03060"/>
+                <w:sz w:val="19"/>
+              </w:rPr>
+              <w:t xml:space="preserve">kode</w:t>
+            </w:r>
+            <w:r>
+              <w:rPr>
+                <w:sz w:val="19"/>
+              </w:rPr>
+              <w:t xml:space="preserve">, </w:t>
+            </w:r>
+            <w:r>
+              <w:rPr>
+                <w:rFonts w:ascii="Consolas" w:hAnsi="Consolas"/>
+                <w:color w:val="B03060"/>
+                <w:sz w:val="19"/>
+              </w:rPr>
+              <w:t xml:space="preserve">nama_mapel</w:t>
+            </w:r>
+          </w:p>
+        </w:tc>
+      </w:tr>
+      <w:tr>
+        <w:tc>
+          <w:tcPr>
+            <w:tcW w:w="1500" w:type="pct"/>
+            <w:shd w:val="clear" w:fill="F7F9FC"/>
+          </w:tcPr>
+          <w:p>
+            <w:pPr>
+              <w:spacing w:after="0"/>
+            </w:pPr>
+            <w:r>
+              <w:rPr>
+                <w:sz w:val="19"/>
+              </w:rPr>
+              <w:t xml:space="preserve">Data Kelas</w:t>
+            </w:r>
+          </w:p>
+        </w:tc>
+        <w:tc>
+          <w:tcPr>
+            <w:tcW w:w="3500" w:type="pct"/>
+            <w:shd w:val="clear" w:fill="F7F9FC"/>
+          </w:tcPr>
+          <w:p>
+            <w:pPr>
+              <w:spacing w:after="0"/>
+            </w:pPr>
+            <w:r>
+              <w:rPr>
+                <w:rFonts w:ascii="Consolas" w:hAnsi="Consolas"/>
+                <w:color w:val="B03060"/>
+                <w:sz w:val="19"/>
+              </w:rPr>
+              <w:t xml:space="preserve">nama_kelas</w:t>
+            </w:r>
+            <w:r>
+              <w:rPr>
+                <w:sz w:val="19"/>
+              </w:rPr>
+              <w:t xml:space="preserve">, </w:t>
+            </w:r>
+            <w:r>
+              <w:rPr>
+                <w:rFonts w:ascii="Consolas" w:hAnsi="Consolas"/>
+                <w:color w:val="B03060"/>
+                <w:sz w:val="19"/>
+              </w:rPr>
+              <w:t xml:space="preserve">tingkat</w:t>
+            </w:r>
+            <w:r>
+              <w:rPr>
+                <w:sz w:val="19"/>
+              </w:rPr>
+              <w:t xml:space="preserve"> — </w:t>
+            </w:r>
+            <w:r>
+              <w:rPr>
+                <w:rFonts w:ascii="Consolas" w:hAnsi="Consolas"/>
+                <w:color w:val="B03060"/>
+                <w:sz w:val="19"/>
+              </w:rPr>
+              <w:t xml:space="preserve">nip_wali_kelas</w:t>
+            </w:r>
+            <w:r>
+              <w:rPr>
+                <w:sz w:val="19"/>
+              </w:rPr>
+              <w:t xml:space="preserve"> opsional</w:t>
+            </w:r>
+          </w:p>
+        </w:tc>
+      </w:tr>
+      <w:tr>
+        <w:tc>
+          <w:tcPr>
+            <w:tcW w:w="1500" w:type="pct"/>
+          </w:tcPr>
+          <w:p>
+            <w:pPr>
+              <w:spacing w:after="0"/>
+            </w:pPr>
+            <w:r>
+              <w:rPr>
+                <w:sz w:val="19"/>
+              </w:rPr>
+              <w:t xml:space="preserve">Data Siswa</w:t>
+            </w:r>
+          </w:p>
+        </w:tc>
+        <w:tc>
+          <w:tcPr>
+            <w:tcW w:w="3500" w:type="pct"/>
+          </w:tcPr>
+          <w:p>
+            <w:pPr>
+              <w:spacing w:after="0"/>
+            </w:pPr>
+            <w:r>
+              <w:rPr>
+                <w:rFonts w:ascii="Consolas" w:hAnsi="Consolas"/>
+                <w:color w:val="B03060"/>
+                <w:sz w:val="19"/>
+              </w:rPr>
+              <w:t xml:space="preserve">nis</w:t>
+            </w:r>
+            <w:r>
+              <w:rPr>
+                <w:sz w:val="19"/>
+              </w:rPr>
+              <w:t xml:space="preserve">, </w:t>
+            </w:r>
+            <w:r>
+              <w:rPr>
+                <w:rFonts w:ascii="Consolas" w:hAnsi="Consolas"/>
+                <w:color w:val="B03060"/>
+                <w:sz w:val="19"/>
+              </w:rPr>
+              <w:t xml:space="preserve">nama</w:t>
+            </w:r>
+            <w:r>
+              <w:rPr>
+                <w:sz w:val="19"/>
+              </w:rPr>
+              <w:t xml:space="preserve">, </w:t>
+            </w:r>
+            <w:r>
+              <w:rPr>
+                <w:rFonts w:ascii="Consolas" w:hAnsi="Consolas"/>
+                <w:color w:val="B03060"/>
+                <w:sz w:val="19"/>
+              </w:rPr>
+              <w:t xml:space="preserve">kode_kelas</w:t>
+            </w:r>
+            <w:r>
+              <w:rPr>
+                <w:sz w:val="19"/>
+              </w:rPr>
+              <w:t xml:space="preserve"> (kolom lain opsional)</w:t>
+            </w:r>
+          </w:p>
+        </w:tc>
+      </w:tr>
+      <w:tr>
+        <w:tc>
+          <w:tcPr>
+            <w:tcW w:w="1500" w:type="pct"/>
+            <w:shd w:val="clear" w:fill="F7F9FC"/>
+          </w:tcPr>
+          <w:p>
+            <w:pPr>
+              <w:spacing w:after="0"/>
+            </w:pPr>
+            <w:r>
+              <w:rPr>
+                <w:sz w:val="19"/>
+              </w:rPr>
+              <w:t xml:space="preserve">Guru Mengajar</w:t>
+            </w:r>
+          </w:p>
+        </w:tc>
+        <w:tc>
+          <w:tcPr>
+            <w:tcW w:w="3500" w:type="pct"/>
+            <w:shd w:val="clear" w:fill="F7F9FC"/>
+          </w:tcPr>
+          <w:p>
+            <w:pPr>
+              <w:spacing w:after="0"/>
+            </w:pPr>
+            <w:r>
+              <w:rPr>
+                <w:rFonts w:ascii="Consolas" w:hAnsi="Consolas"/>
+                <w:color w:val="B03060"/>
+                <w:sz w:val="19"/>
+              </w:rPr>
+              <w:t xml:space="preserve">nip_guru</w:t>
+            </w:r>
+            <w:r>
+              <w:rPr>
+                <w:sz w:val="19"/>
+              </w:rPr>
+              <w:t xml:space="preserve">, </w:t>
+            </w:r>
+            <w:r>
+              <w:rPr>
+                <w:rFonts w:ascii="Consolas" w:hAnsi="Consolas"/>
+                <w:color w:val="B03060"/>
+                <w:sz w:val="19"/>
+              </w:rPr>
+              <w:t xml:space="preserve">kode_kelas</w:t>
+            </w:r>
+            <w:r>
+              <w:rPr>
+                <w:sz w:val="19"/>
+              </w:rPr>
+              <w:t xml:space="preserve">, </w:t>
+            </w:r>
+            <w:r>
+              <w:rPr>
+                <w:rFonts w:ascii="Consolas" w:hAnsi="Consolas"/>
+                <w:color w:val="B03060"/>
+                <w:sz w:val="19"/>
+              </w:rPr>
+              <w:t xml:space="preserve">kode_mapel</w:t>
+            </w:r>
+          </w:p>
+        </w:tc>
+      </w:tr>
+      <w:tr>
+        <w:tc>
+          <w:tcPr>
+            <w:tcW w:w="1500" w:type="pct"/>
+          </w:tcPr>
+          <w:p>
+            <w:pPr>
+              <w:spacing w:after="0"/>
+            </w:pPr>
+            <w:r>
+              <w:rPr>
+                <w:sz w:val="19"/>
+              </w:rPr>
+              <w:t xml:space="preserve">Jadwal Pelajaran</w:t>
+            </w:r>
+          </w:p>
+        </w:tc>
+        <w:tc>
+          <w:tcPr>
+            <w:tcW w:w="3500" w:type="pct"/>
+          </w:tcPr>
+          <w:p>
+            <w:pPr>
+              <w:spacing w:after="0"/>
+            </w:pPr>
+            <w:r>
+              <w:rPr>
+                <w:rFonts w:ascii="Consolas" w:hAnsi="Consolas"/>
+                <w:color w:val="B03060"/>
+                <w:sz w:val="19"/>
+              </w:rPr>
+              <w:t xml:space="preserve">hari</w:t>
+            </w:r>
+            <w:r>
+              <w:rPr>
+                <w:sz w:val="19"/>
+              </w:rPr>
+              <w:t xml:space="preserve">, </w:t>
+            </w:r>
+            <w:r>
+              <w:rPr>
+                <w:rFonts w:ascii="Consolas" w:hAnsi="Consolas"/>
+                <w:color w:val="B03060"/>
+                <w:sz w:val="19"/>
+              </w:rPr>
+              <w:t xml:space="preserve">kode_kelas</w:t>
+            </w:r>
+            <w:r>
+              <w:rPr>
+                <w:sz w:val="19"/>
+              </w:rPr>
+              <w:t xml:space="preserve">, </w:t>
+            </w:r>
+            <w:r>
+              <w:rPr>
+                <w:rFonts w:ascii="Consolas" w:hAnsi="Consolas"/>
+                <w:color w:val="B03060"/>
+                <w:sz w:val="19"/>
+              </w:rPr>
+              <w:t xml:space="preserve">jam_ke</w:t>
+            </w:r>
+            <w:r>
+              <w:rPr>
+                <w:sz w:val="19"/>
+              </w:rPr>
+              <w:t xml:space="preserve">, </w:t>
+            </w:r>
+            <w:r>
+              <w:rPr>
+                <w:rFonts w:ascii="Consolas" w:hAnsi="Consolas"/>
+                <w:color w:val="B03060"/>
+                <w:sz w:val="19"/>
+              </w:rPr>
+              <w:t xml:space="preserve">kode_mapel</w:t>
+            </w:r>
+            <w:r>
+              <w:rPr>
+                <w:sz w:val="19"/>
+              </w:rPr>
+              <w:t xml:space="preserve">, </w:t>
+            </w:r>
+            <w:r>
+              <w:rPr>
+                <w:rFonts w:ascii="Consolas" w:hAnsi="Consolas"/>
+                <w:color w:val="B03060"/>
+                <w:sz w:val="19"/>
+              </w:rPr>
+              <w:t xml:space="preserve">nip_guru</w:t>
+            </w:r>
+          </w:p>
+        </w:tc>
+      </w:tr>
+    </w:tbl>
+    <w:p>
+      <w:pPr>
+        <w:spacing w:after="140"/>
+      </w:pPr>
+    </w:p>
+    <w:p>
+      <w:pPr>
+        <w:spacing w:after="140" w:line="276" w:lineRule="auto"/>
+        <w:jc w:val="both"/>
+      </w:pPr>
+      <w:r>
+        <w:t xml:space="preserve">Kolom </w:t>
+      </w:r>
+      <w:r>
+        <w:rPr>
+          <w:rFonts w:ascii="Consolas" w:hAnsi="Consolas"/>
+          <w:color w:val="B03060"/>
+        </w:rPr>
+        <w:t xml:space="preserve">kode_kelas</w:t>
+      </w:r>
+      <w:r>
+        <w:t xml:space="preserve"> diisi </w:t>
+      </w:r>
+      <w:r>
+        <w:rPr>
+          <w:b/>
+        </w:rPr>
+        <w:t xml:space="preserve">nama kelas</w:t>
+      </w:r>
+      <w:r>
+        <w:t xml:space="preserve"> persis seperti tertulis di menu Data Kelas, misalnya </w:t>
+      </w:r>
+      <w:r>
+        <w:rPr>
+          <w:rFonts w:ascii="Consolas" w:hAnsi="Consolas"/>
+          <w:color w:val="B03060"/>
+        </w:rPr>
+        <w:t xml:space="preserve">7A</w:t>
+      </w:r>
+      <w:r>
+        <w:t xml:space="preserve">. Kolom </w:t>
+      </w:r>
+      <w:r>
+        <w:rPr>
+          <w:rFonts w:ascii="Consolas" w:hAnsi="Consolas"/>
+          <w:color w:val="B03060"/>
+        </w:rPr>
+        <w:t xml:space="preserve">nip_guru</w:t>
+      </w:r>
+      <w:r>
+        <w:t xml:space="preserve"> diisi NIP persis seperti di menu Kelola Pengguna, dan </w:t>
+      </w:r>
+      <w:r>
+        <w:rPr>
+          <w:rFonts w:ascii="Consolas" w:hAnsi="Consolas"/>
+          <w:color w:val="B03060"/>
+        </w:rPr>
+        <w:t xml:space="preserve">kode_mapel</w:t>
+      </w:r>
+      <w:r>
+        <w:t xml:space="preserve"> diisi kode dari menu Mata Pelajaran.</w:t>
+      </w:r>
+    </w:p>
+    <w:p>
+      <w:pPr>
+        <w:pStyle w:val="Heading2"/>
+      </w:pPr>
+      <w:r>
+        <w:t xml:space="preserve">H.3 Hal penting tentang import</w:t>
+      </w:r>
+    </w:p>
+    <w:p>
+      <w:pPr>
+        <w:numPr>
+          <w:ilvl w:val="0"/>
+          <w:numId w:val="1"/>
+        </w:numPr>
+        <w:spacing w:after="60" w:line="276" w:lineRule="auto"/>
+      </w:pPr>
+      <w:r>
+        <w:t xml:space="preserve">Import </w:t>
+      </w:r>
+      <w:r>
+        <w:rPr>
+          <w:b/>
+        </w:rPr>
+        <w:t xml:space="preserve">aman diulang</w:t>
+      </w:r>
+      <w:r>
+        <w:t xml:space="preserve">. Baris yang sudah ada akan diperbarui, bukan digandakan.</w:t>
+      </w:r>
+    </w:p>
+    <w:p>
+      <w:pPr>
+        <w:numPr>
+          <w:ilvl w:val="0"/>
+          <w:numId w:val="1"/>
+        </w:numPr>
+        <w:spacing w:after="60" w:line="276" w:lineRule="auto"/>
+      </w:pPr>
+      <w:r>
+        <w:t xml:space="preserve">Import selalu masuk ke </w:t>
+      </w:r>
+      <w:r>
+        <w:rPr>
+          <w:b/>
+        </w:rPr>
+        <w:t xml:space="preserve">periode yang sedang berjalan</w:t>
+      </w:r>
+      <w:r>
+        <w:t xml:space="preserve">, tidak pernah ke periode lain.</w:t>
+      </w:r>
+    </w:p>
+    <w:p>
+      <w:pPr>
+        <w:numPr>
+          <w:ilvl w:val="0"/>
+          <w:numId w:val="1"/>
+        </w:numPr>
+        <w:spacing w:after="60" w:line="276" w:lineRule="auto"/>
+      </w:pPr>
+      <w:r>
+        <w:t xml:space="preserve">Untuk Data Siswa, NIS yang sudah ada akan </w:t>
+      </w:r>
+      <w:r>
+        <w:rPr>
+          <w:b/>
+        </w:rPr>
+        <w:t xml:space="preserve">dipindahkan</w:t>
+      </w:r>
+      <w:r>
+        <w:t xml:space="preserve"> ke kelas yang tertulis — inilah cara menaikkan kelas massal. Riwayat kelasnya tercatat otomatis.</w:t>
+      </w:r>
+    </w:p>
+    <w:p>
+      <w:pPr>
+        <w:numPr>
+          <w:ilvl w:val="0"/>
+          <w:numId w:val="1"/>
+        </w:numPr>
+        <w:spacing w:after="60" w:line="276" w:lineRule="auto"/>
+      </w:pPr>
+      <w:r>
+        <w:t xml:space="preserve">Baris yang bermasalah dilewati dan dilaporkan lengkap dengan </w:t>
+      </w:r>
+      <w:r>
+        <w:rPr>
+          <w:b/>
+        </w:rPr>
+        <w:t xml:space="preserve">nomor barisnya di Excel</w:t>
+      </w:r>
+      <w:r>
+        <w:t xml:space="preserve">, sehingga mudah diperbaiki.</w:t>
+      </w:r>
+    </w:p>
+    <w:p>
+      <w:pPr>
+        <w:pStyle w:val="Heading1"/>
+        <w:pageBreakBefore/>
+      </w:pPr>
+      <w:r>
+        <w:t xml:space="preserve">Bagian I — Bila Terjadi Masalah</w:t>
+      </w:r>
+    </w:p>
+    <w:p>
+      <w:pPr>
+        <w:spacing w:after="140" w:line="276" w:lineRule="auto"/>
+        <w:jc w:val="both"/>
+      </w:pPr>
+      <w:r>
+        <w:t xml:space="preserve">Aplikasi ini sengaja menjelaskan sebab penolakan, bukan sekadar menolak. Berikut pesan yang paling sering muncul dan artinya.</w:t>
+      </w:r>
+    </w:p>
+    <w:tbl>
+      <w:tblPr>
+        <w:tblW w:w="5000" w:type="pct"/>
+        <w:tblBorders>
+          <w:top w:val="single" w:sz="4" w:color="BFBFBF"/>
+          <w:left w:val="single" w:sz="4" w:color="BFBFBF"/>
+          <w:bottom w:val="single" w:sz="4" w:color="BFBFBF"/>
+          <w:right w:val="single" w:sz="4" w:color="BFBFBF"/>
+          <w:insideH w:val="single" w:sz="4" w:color="BFBFBF"/>
+          <w:insideV w:val="single" w:sz="4" w:color="BFBFBF"/>
+        </w:tblBorders>
+        <w:tblCellMar>
+          <w:top w:w="90" w:type="dxa"/>
+          <w:left w:w="130" w:type="dxa"/>
+          <w:bottom w:w="90" w:type="dxa"/>
+          <w:right w:w="130" w:type="dxa"/>
+        </w:tblCellMar>
+      </w:tblPr>
+      <w:tr>
+        <w:trPr>
+          <w:tblHeader/>
+        </w:trPr>
+        <w:tc>
+          <w:tcPr>
+            <w:tcW w:w="1500" w:type="pct"/>
+            <w:shd w:val="clear" w:fill="1F4E79"/>
+          </w:tcPr>
+          <w:p>
+            <w:pPr>
+              <w:spacing w:after="0"/>
+            </w:pPr>
+            <w:r>
+              <w:rPr>
+                <w:b/>
+                <w:color w:val="FFFFFF"/>
+                <w:sz w:val="19"/>
+              </w:rPr>
+              <w:t xml:space="preserve">Pesan</w:t>
+            </w:r>
+          </w:p>
+        </w:tc>
+        <w:tc>
+          <w:tcPr>
+            <w:tcW w:w="1700" w:type="pct"/>
+            <w:shd w:val="clear" w:fill="1F4E79"/>
+          </w:tcPr>
+          <w:p>
+            <w:pPr>
+              <w:spacing w:after="0"/>
+            </w:pPr>
+            <w:r>
+              <w:rPr>
+                <w:b/>
+                <w:color w:val="FFFFFF"/>
+                <w:sz w:val="19"/>
+              </w:rPr>
+              <w:t xml:space="preserve">Artinya</w:t>
+            </w:r>
+          </w:p>
+        </w:tc>
+        <w:tc>
+          <w:tcPr>
+            <w:tcW w:w="1800" w:type="pct"/>
+            <w:shd w:val="clear" w:fill="1F4E79"/>
+          </w:tcPr>
+          <w:p>
+            <w:pPr>
+              <w:spacing w:after="0"/>
+            </w:pPr>
+            <w:r>
+              <w:rPr>
+                <w:b/>
+                <w:color w:val="FFFFFF"/>
+                <w:sz w:val="19"/>
+              </w:rPr>
+              <w:t xml:space="preserve">Yang harus dilakukan</w:t>
+            </w:r>
+          </w:p>
+        </w:tc>
+      </w:tr>
+      <w:tr>
+        <w:tc>
+          <w:tcPr>
+            <w:tcW w:w="1500" w:type="pct"/>
+          </w:tcPr>
+          <w:p>
+            <w:pPr>
+              <w:spacing w:after="0"/>
+            </w:pPr>
+            <w:r>
+              <w:rPr>
+                <w:sz w:val="19"/>
+              </w:rPr>
+              <w:t xml:space="preserve">Tanggal berada di luar [periode]</w:t>
+            </w:r>
+          </w:p>
+        </w:tc>
+        <w:tc>
+          <w:tcPr>
+            <w:tcW w:w="1700" w:type="pct"/>
+          </w:tcPr>
+          <w:p>
+            <w:pPr>
+              <w:spacing w:after="0"/>
+            </w:pPr>
+            <w:r>
+              <w:rPr>
+                <w:sz w:val="19"/>
+              </w:rPr>
+              <w:t xml:space="preserve">Tanggal yang diisi bukan milik semester yang berjalan</w:t>
+            </w:r>
+          </w:p>
+        </w:tc>
+        <w:tc>
+          <w:tcPr>
+            <w:tcW w:w="1800" w:type="pct"/>
+          </w:tcPr>
+          <w:p>
+            <w:pPr>
+              <w:spacing w:after="0"/>
+            </w:pPr>
+            <w:r>
+              <w:rPr>
+                <w:sz w:val="19"/>
+              </w:rPr>
+              <w:t xml:space="preserve">Perbaiki tanggalnya, atau minta Admin mengaktifkan periode yang sesuai</w:t>
+            </w:r>
+          </w:p>
+        </w:tc>
+      </w:tr>
+      <w:tr>
+        <w:tc>
+          <w:tcPr>
+            <w:tcW w:w="1500" w:type="pct"/>
+            <w:shd w:val="clear" w:fill="F7F9FC"/>
+          </w:tcPr>
+          <w:p>
+            <w:pPr>
+              <w:spacing w:after="0"/>
+            </w:pPr>
+            <w:r>
+              <w:rPr>
+                <w:sz w:val="19"/>
+              </w:rPr>
+              <w:t xml:space="preserve">Mode lihat saja</w:t>
+            </w:r>
+          </w:p>
+        </w:tc>
+        <w:tc>
+          <w:tcPr>
+            <w:tcW w:w="1700" w:type="pct"/>
+            <w:shd w:val="clear" w:fill="F7F9FC"/>
+          </w:tcPr>
+          <w:p>
+            <w:pPr>
+              <w:spacing w:after="0"/>
+            </w:pPr>
+            <w:r>
+              <w:rPr>
+                <w:sz w:val="19"/>
+              </w:rPr>
+              <w:t xml:space="preserve">Anda sedang menengok periode lampau</w:t>
+            </w:r>
+          </w:p>
+        </w:tc>
+        <w:tc>
+          <w:tcPr>
+            <w:tcW w:w="1800" w:type="pct"/>
+            <w:shd w:val="clear" w:fill="F7F9FC"/>
+          </w:tcPr>
+          <w:p>
+            <w:pPr>
+              <w:spacing w:after="0"/>
+            </w:pPr>
+            <w:r>
+              <w:rPr>
+                <w:sz w:val="19"/>
+              </w:rPr>
+              <w:t xml:space="preserve">Kembali ke periode berjalan lewat kotak di kanan atas</w:t>
+            </w:r>
+          </w:p>
+        </w:tc>
+      </w:tr>
+      <w:tr>
+        <w:tc>
+          <w:tcPr>
+            <w:tcW w:w="1500" w:type="pct"/>
+          </w:tcPr>
+          <w:p>
+            <w:pPr>
+              <w:spacing w:after="0"/>
+            </w:pPr>
+            <w:r>
+              <w:rPr>
+                <w:sz w:val="19"/>
+              </w:rPr>
+              <w:t xml:space="preserve">Periode ini sudah ditutup dan terkunci</w:t>
+            </w:r>
+          </w:p>
+        </w:tc>
+        <w:tc>
+          <w:tcPr>
+            <w:tcW w:w="1700" w:type="pct"/>
+          </w:tcPr>
+          <w:p>
+            <w:pPr>
+              <w:spacing w:after="0"/>
+            </w:pPr>
+            <w:r>
+              <w:rPr>
+                <w:sz w:val="19"/>
+              </w:rPr>
+              <w:t xml:space="preserve">Semester sudah ditutup Admin</w:t>
+            </w:r>
+          </w:p>
+        </w:tc>
+        <w:tc>
+          <w:tcPr>
+            <w:tcW w:w="1800" w:type="pct"/>
+          </w:tcPr>
+          <w:p>
+            <w:pPr>
+              <w:spacing w:after="0"/>
+            </w:pPr>
+            <w:r>
+              <w:rPr>
+                <w:sz w:val="19"/>
+              </w:rPr>
+              <w:t xml:space="preserve">Hubungi Admin bila benar-benar perlu dibuka kembali</w:t>
+            </w:r>
+          </w:p>
+        </w:tc>
+      </w:tr>
+      <w:tr>
+        <w:tc>
+          <w:tcPr>
+            <w:tcW w:w="1500" w:type="pct"/>
+            <w:shd w:val="clear" w:fill="F7F9FC"/>
+          </w:tcPr>
+          <w:p>
+            <w:pPr>
+              <w:spacing w:after="0"/>
+            </w:pPr>
+            <w:r>
+              <w:rPr>
+                <w:sz w:val="19"/>
+              </w:rPr>
+              <w:t xml:space="preserve">… tidak dapat dihapus — masih dipakai …</w:t>
+            </w:r>
+          </w:p>
+        </w:tc>
+        <w:tc>
+          <w:tcPr>
+            <w:tcW w:w="1700" w:type="pct"/>
+            <w:shd w:val="clear" w:fill="F7F9FC"/>
+          </w:tcPr>
+          <w:p>
+            <w:pPr>
+              <w:spacing w:after="0"/>
+            </w:pPr>
+            <w:r>
+              <w:rPr>
+                <w:sz w:val="19"/>
+              </w:rPr>
+              <w:t xml:space="preserve">Data masih menjadi rujukan data lain</w:t>
+            </w:r>
+          </w:p>
+        </w:tc>
+        <w:tc>
+          <w:tcPr>
+            <w:tcW w:w="1800" w:type="pct"/>
+            <w:shd w:val="clear" w:fill="F7F9FC"/>
+          </w:tcPr>
+          <w:p>
+            <w:pPr>
+              <w:spacing w:after="0"/>
+            </w:pPr>
+            <w:r>
+              <w:rPr>
+                <w:sz w:val="19"/>
+              </w:rPr>
+              <w:t xml:space="preserve">Pesan menyebut jumlah &amp; jenisnya; bereskan dulu, atau nonaktifkan saja</w:t>
+            </w:r>
+          </w:p>
+        </w:tc>
+      </w:tr>
+      <w:tr>
+        <w:tc>
+          <w:tcPr>
+            <w:tcW w:w="1500" w:type="pct"/>
+          </w:tcPr>
+          <w:p>
+            <w:pPr>
+              <w:spacing w:after="0"/>
+            </w:pPr>
+            <w:r>
+              <w:rPr>
+                <w:sz w:val="19"/>
+              </w:rPr>
+              <w:t xml:space="preserve">Guru tersebut tidak terdaftar mengajar mapel ini</w:t>
+            </w:r>
+          </w:p>
+        </w:tc>
+        <w:tc>
+          <w:tcPr>
+            <w:tcW w:w="1700" w:type="pct"/>
+          </w:tcPr>
+          <w:p>
+            <w:pPr>
+              <w:spacing w:after="0"/>
+            </w:pPr>
+            <w:r>
+              <w:rPr>
+                <w:sz w:val="19"/>
+              </w:rPr>
+              <w:t xml:space="preserve">Pemetaan Guru Mengajar belum dibuat</w:t>
+            </w:r>
+          </w:p>
+        </w:tc>
+        <w:tc>
+          <w:tcPr>
+            <w:tcW w:w="1800" w:type="pct"/>
+          </w:tcPr>
+          <w:p>
+            <w:pPr>
+              <w:spacing w:after="0"/>
+            </w:pPr>
+            <w:r>
+              <w:rPr>
+                <w:sz w:val="19"/>
+              </w:rPr>
+              <w:t xml:space="preserve">Buat dulu pemetaannya (Langkah 9)</w:t>
+            </w:r>
+          </w:p>
+        </w:tc>
+      </w:tr>
+      <w:tr>
+        <w:tc>
+          <w:tcPr>
+            <w:tcW w:w="1500" w:type="pct"/>
+            <w:shd w:val="clear" w:fill="F7F9FC"/>
+          </w:tcPr>
+          <w:p>
+            <w:pPr>
+              <w:spacing w:after="0"/>
+            </w:pPr>
+            <w:r>
+              <w:rPr>
+                <w:sz w:val="19"/>
+              </w:rPr>
+              <w:t xml:space="preserve">Kelas ini sudah punya jadwal lain di jam yang sama</w:t>
+            </w:r>
+          </w:p>
+        </w:tc>
+        <w:tc>
+          <w:tcPr>
+            <w:tcW w:w="1700" w:type="pct"/>
+            <w:shd w:val="clear" w:fill="F7F9FC"/>
+          </w:tcPr>
+          <w:p>
+            <w:pPr>
+              <w:spacing w:after="0"/>
+            </w:pPr>
+            <w:r>
+              <w:rPr>
+                <w:sz w:val="19"/>
+              </w:rPr>
+              <w:t xml:space="preserve">Bentrok jadwal kelas atau guru</w:t>
+            </w:r>
+          </w:p>
+        </w:tc>
+        <w:tc>
+          <w:tcPr>
+            <w:tcW w:w="1800" w:type="pct"/>
+            <w:shd w:val="clear" w:fill="F7F9FC"/>
+          </w:tcPr>
+          <w:p>
+            <w:pPr>
+              <w:spacing w:after="0"/>
+            </w:pPr>
+            <w:r>
+              <w:rPr>
+                <w:sz w:val="19"/>
+              </w:rPr>
+              <w:t xml:space="preserve">Pilih jam atau kelas lain</w:t>
+            </w:r>
+          </w:p>
+        </w:tc>
+      </w:tr>
+      <w:tr>
+        <w:tc>
+          <w:tcPr>
+            <w:tcW w:w="1500" w:type="pct"/>
+          </w:tcPr>
+          <w:p>
+            <w:pPr>
+              <w:spacing w:after="0"/>
+            </w:pPr>
+            <w:r>
+              <w:rPr>
+                <w:sz w:val="19"/>
+              </w:rPr>
+              <w:t xml:space="preserve">Kelas [X] milik [periode lain]</w:t>
+            </w:r>
+          </w:p>
+        </w:tc>
+        <w:tc>
+          <w:tcPr>
+            <w:tcW w:w="1700" w:type="pct"/>
+          </w:tcPr>
+          <w:p>
+            <w:pPr>
+              <w:spacing w:after="0"/>
+            </w:pPr>
+            <w:r>
+              <w:rPr>
+                <w:sz w:val="19"/>
+              </w:rPr>
+              <w:t xml:space="preserve">Tautan menunjuk kelas dari semester berbeda</w:t>
+            </w:r>
+          </w:p>
+        </w:tc>
+        <w:tc>
+          <w:tcPr>
+            <w:tcW w:w="1800" w:type="pct"/>
+          </w:tcPr>
+          <w:p>
+            <w:pPr>
+              <w:spacing w:after="0"/>
+            </w:pPr>
+            <w:r>
+              <w:rPr>
+                <w:sz w:val="19"/>
+              </w:rPr>
+              <w:t xml:space="preserve">Ganti periode di kanan atas</w:t>
+            </w:r>
+          </w:p>
+        </w:tc>
+      </w:tr>
+      <w:tr>
+        <w:tc>
+          <w:tcPr>
+            <w:tcW w:w="1500" w:type="pct"/>
+            <w:shd w:val="clear" w:fill="F7F9FC"/>
+          </w:tcPr>
+          <w:p>
+            <w:pPr>
+              <w:spacing w:after="0"/>
+            </w:pPr>
+            <w:r>
+              <w:rPr>
+                <w:sz w:val="19"/>
+              </w:rPr>
+              <w:t xml:space="preserve">Belum ada mata pelajaran yang dipetakan</w:t>
+            </w:r>
+          </w:p>
+        </w:tc>
+        <w:tc>
+          <w:tcPr>
+            <w:tcW w:w="1700" w:type="pct"/>
+            <w:shd w:val="clear" w:fill="F7F9FC"/>
+          </w:tcPr>
+          <w:p>
+            <w:pPr>
+              <w:spacing w:after="0"/>
+            </w:pPr>
+            <w:r>
+              <w:rPr>
+                <w:sz w:val="19"/>
+              </w:rPr>
+              <w:t xml:space="preserve">Kelas ini belum punya pemetaan guru mengajar pada periode ini</w:t>
+            </w:r>
+          </w:p>
+        </w:tc>
+        <w:tc>
+          <w:tcPr>
+            <w:tcW w:w="1800" w:type="pct"/>
+            <w:shd w:val="clear" w:fill="F7F9FC"/>
+          </w:tcPr>
+          <w:p>
+            <w:pPr>
+              <w:spacing w:after="0"/>
+            </w:pPr>
+            <w:r>
+              <w:rPr>
+                <w:sz w:val="19"/>
+              </w:rPr>
+              <w:t xml:space="preserve">Lengkapi lewat Pemetaan Guru Mengajar</w:t>
+            </w:r>
+          </w:p>
+        </w:tc>
+      </w:tr>
+      <w:tr>
+        <w:tc>
+          <w:tcPr>
+            <w:tcW w:w="1500" w:type="pct"/>
+          </w:tcPr>
+          <w:p>
+            <w:pPr>
+              <w:spacing w:after="0"/>
+            </w:pPr>
+            <w:r>
+              <w:rPr>
+                <w:sz w:val="19"/>
+              </w:rPr>
+              <w:t xml:space="preserve">Terlalu banyak percobaan masuk</w:t>
+            </w:r>
+          </w:p>
+        </w:tc>
+        <w:tc>
+          <w:tcPr>
+            <w:tcW w:w="1700" w:type="pct"/>
+          </w:tcPr>
+          <w:p>
+            <w:pPr>
+              <w:spacing w:after="0"/>
+            </w:pPr>
+            <w:r>
+              <w:rPr>
+                <w:sz w:val="19"/>
+              </w:rPr>
+              <w:t xml:space="preserve">Salah kata sandi lebih dari 5 kali dalam semenit</w:t>
+            </w:r>
+          </w:p>
+        </w:tc>
+        <w:tc>
+          <w:tcPr>
+            <w:tcW w:w="1800" w:type="pct"/>
+          </w:tcPr>
+          <w:p>
+            <w:pPr>
+              <w:spacing w:after="0"/>
+            </w:pPr>
+            <w:r>
+              <w:rPr>
+                <w:sz w:val="19"/>
+              </w:rPr>
+              <w:t xml:space="preserve">Tunggu satu menit, lalu coba lagi</w:t>
+            </w:r>
+          </w:p>
+        </w:tc>
+      </w:tr>
+      <w:tr>
+        <w:tc>
+          <w:tcPr>
+            <w:tcW w:w="1500" w:type="pct"/>
+            <w:shd w:val="clear" w:fill="F7F9FC"/>
+          </w:tcPr>
+          <w:p>
+            <w:pPr>
+              <w:spacing w:after="0"/>
+            </w:pPr>
+            <w:r>
+              <w:rPr>
+                <w:sz w:val="19"/>
+              </w:rPr>
+              <w:t xml:space="preserve">Aplikasi belum diaktifkan</w:t>
+            </w:r>
+          </w:p>
+        </w:tc>
+        <w:tc>
+          <w:tcPr>
+            <w:tcW w:w="1700" w:type="pct"/>
+            <w:shd w:val="clear" w:fill="F7F9FC"/>
+          </w:tcPr>
+          <w:p>
+            <w:pPr>
+              <w:spacing w:after="0"/>
+            </w:pPr>
+            <w:r>
+              <w:rPr>
+                <w:sz w:val="19"/>
+              </w:rPr>
+              <w:t xml:space="preserve">Nomor seri belum dimasukkan di server ini</w:t>
+            </w:r>
+          </w:p>
+        </w:tc>
+        <w:tc>
+          <w:tcPr>
+            <w:tcW w:w="1800" w:type="pct"/>
+            <w:shd w:val="clear" w:fill="F7F9FC"/>
+          </w:tcPr>
+          <w:p>
+            <w:pPr>
+              <w:spacing w:after="0"/>
+            </w:pPr>
+            <w:r>
+              <w:rPr>
+                <w:sz w:val="19"/>
+              </w:rPr>
+              <w:t xml:space="preserve">Masukkan nomor seri di halaman Aktivasi</w:t>
+            </w:r>
+          </w:p>
+        </w:tc>
+      </w:tr>
+      <w:tr>
+        <w:tc>
+          <w:tcPr>
+            <w:tcW w:w="1500" w:type="pct"/>
+          </w:tcPr>
+          <w:p>
+            <w:pPr>
+              <w:spacing w:after="0"/>
+            </w:pPr>
+            <w:r>
+              <w:rPr>
+                <w:sz w:val="19"/>
+              </w:rPr>
+              <w:t xml:space="preserve">Nomor WhatsApp guru belum diisi</w:t>
+            </w:r>
+          </w:p>
+        </w:tc>
+        <w:tc>
+          <w:tcPr>
+            <w:tcW w:w="1700" w:type="pct"/>
+          </w:tcPr>
+          <w:p>
+            <w:pPr>
+              <w:spacing w:after="0"/>
+            </w:pPr>
+            <w:r>
+              <w:rPr>
+                <w:sz w:val="19"/>
+              </w:rPr>
+              <w:t xml:space="preserve">Pengingat jurnal tidak punya nomor tujuan</w:t>
+            </w:r>
+          </w:p>
+        </w:tc>
+        <w:tc>
+          <w:tcPr>
+            <w:tcW w:w="1800" w:type="pct"/>
+          </w:tcPr>
+          <w:p>
+            <w:pPr>
+              <w:spacing w:after="0"/>
+            </w:pPr>
+            <w:r>
+              <w:rPr>
+                <w:sz w:val="19"/>
+              </w:rPr>
+              <w:t xml:space="preserve">Isi kolom No. HP guru di menu Kelola Pengguna</w:t>
+            </w:r>
+          </w:p>
+        </w:tc>
+      </w:tr>
+      <w:tr>
+        <w:tc>
+          <w:tcPr>
+            <w:tcW w:w="1500" w:type="pct"/>
+            <w:shd w:val="clear" w:fill="F7F9FC"/>
+          </w:tcPr>
+          <w:p>
+            <w:pPr>
+              <w:spacing w:after="0"/>
+            </w:pPr>
+            <w:r>
+              <w:rPr>
+                <w:sz w:val="19"/>
+              </w:rPr>
+              <w:t xml:space="preserve">Token perangkat WhatsApp kepala sekolah belum diisi</w:t>
+            </w:r>
+          </w:p>
+        </w:tc>
+        <w:tc>
+          <w:tcPr>
+            <w:tcW w:w="1700" w:type="pct"/>
+            <w:shd w:val="clear" w:fill="F7F9FC"/>
+          </w:tcPr>
+          <w:p>
+            <w:pPr>
+              <w:spacing w:after="0"/>
+            </w:pPr>
+            <w:r>
+              <w:rPr>
+                <w:sz w:val="19"/>
+              </w:rPr>
+              <w:t xml:space="preserve">Pengingat dinyalakan tanpa token</w:t>
+            </w:r>
+          </w:p>
+        </w:tc>
+        <w:tc>
+          <w:tcPr>
+            <w:tcW w:w="1800" w:type="pct"/>
+            <w:shd w:val="clear" w:fill="F7F9FC"/>
+          </w:tcPr>
+          <w:p>
+            <w:pPr>
+              <w:spacing w:after="0"/>
+            </w:pPr>
+            <w:r>
+              <w:rPr>
+                <w:sz w:val="19"/>
+              </w:rPr>
+              <w:t xml:space="preserve">Isi tokennya di Pengaturan → Pengingat Guru (WA)</w:t>
+            </w:r>
+          </w:p>
+        </w:tc>
+      </w:tr>
+    </w:tbl>
+    <w:p>
+      <w:pPr>
+        <w:spacing w:after="140"/>
+      </w:pPr>
+    </w:p>
+    <w:p>
+      <w:pPr>
+        <w:pStyle w:val="Heading2"/>
+      </w:pPr>
+      <w:r>
+        <w:t xml:space="preserve">I.1 Bila halaman tidak mau terbuka sama sekali</w:t>
+      </w:r>
+    </w:p>
+    <w:p>
+      <w:pPr>
+        <w:numPr>
+          <w:ilvl w:val="0"/>
+          <w:numId w:val="2"/>
+        </w:numPr>
+        <w:spacing w:after="80" w:line="276" w:lineRule="auto"/>
+      </w:pPr>
+      <w:r>
+        <w:t xml:space="preserve">Periksa apakah Anda sudah masuk. Bila sesi kedaluwarsa, aplikasi mengarahkan ke halaman masuk.</w:t>
+      </w:r>
+    </w:p>
+    <w:p>
+      <w:pPr>
+        <w:numPr>
+          <w:ilvl w:val="0"/>
+          <w:numId w:val="2"/>
+        </w:numPr>
+        <w:spacing w:after="80" w:line="276" w:lineRule="auto"/>
+      </w:pPr>
+      <w:r>
+        <w:t xml:space="preserve">Periksa kotak periode di kanan atas — mungkin Anda sedang menengok periode yang datanya memang belum ada.</w:t>
+      </w:r>
+    </w:p>
+    <w:p>
+      <w:pPr>
+        <w:numPr>
+          <w:ilvl w:val="0"/>
+          <w:numId w:val="2"/>
+        </w:numPr>
+        <w:spacing w:after="80" w:line="276" w:lineRule="auto"/>
+      </w:pPr>
+      <w:r>
+        <w:t xml:space="preserve">Bila muncul halaman Aktivasi, berarti aplikasi belum diaktifkan di server itu.</w:t>
+      </w:r>
+    </w:p>
+    <w:p>
+      <w:pPr>
+        <w:numPr>
+          <w:ilvl w:val="0"/>
+          <w:numId w:val="2"/>
+        </w:numPr>
+        <w:spacing w:after="80" w:line="276" w:lineRule="auto"/>
+      </w:pPr>
+      <w:r>
+        <w:t xml:space="preserve">Bila masih bermasalah, hubungi Admin dengan menyebutkan </w:t>
+      </w:r>
+      <w:r>
+        <w:rPr>
+          <w:b/>
+        </w:rPr>
+        <w:t xml:space="preserve">menu apa</w:t>
+      </w:r>
+      <w:r>
+        <w:t xml:space="preserve">, </w:t>
+      </w:r>
+      <w:r>
+        <w:rPr>
+          <w:b/>
+        </w:rPr>
+        <w:t xml:space="preserve">peran akun Anda</w:t>
+      </w:r>
+      <w:r>
+        <w:t xml:space="preserve">, dan </w:t>
+      </w:r>
+      <w:r>
+        <w:rPr>
+          <w:b/>
+        </w:rPr>
+        <w:t xml:space="preserve">pesan yang muncul</w:t>
+      </w:r>
+      <w:r>
+        <w:t xml:space="preserve">.</w:t>
+      </w:r>
+    </w:p>
+    <w:p>
+      <w:pPr>
+        <w:pStyle w:val="Heading1"/>
+        <w:pageBreakBefore/>
+      </w:pPr>
+      <w:r>
+        <w:t xml:space="preserve">Bagian J — Keamanan &amp; Pemeliharaan</w:t>
+      </w:r>
+    </w:p>
+    <w:p>
+      <w:pPr>
+        <w:pStyle w:val="Heading2"/>
+      </w:pPr>
+      <w:r>
+        <w:t xml:space="preserve">J.1 Kebiasaan yang wajib dijaga</w:t>
+      </w:r>
+    </w:p>
+    <w:p>
+      <w:pPr>
+        <w:numPr>
+          <w:ilvl w:val="0"/>
+          <w:numId w:val="1"/>
+        </w:numPr>
+        <w:spacing w:after="60" w:line="276" w:lineRule="auto"/>
+      </w:pPr>
+      <w:r>
+        <w:t xml:space="preserve">Setiap orang memakai </w:t>
+      </w:r>
+      <w:r>
+        <w:rPr>
+          <w:b/>
+        </w:rPr>
+        <w:t xml:space="preserve">akunnya sendiri</w:t>
+      </w:r>
+      <w:r>
+        <w:t xml:space="preserve">. Jangan pernah berbagi akun — seluruh catatan aplikasi menyimpan siapa yang mengerjakan apa.</w:t>
+      </w:r>
+    </w:p>
+    <w:p>
+      <w:pPr>
+        <w:numPr>
+          <w:ilvl w:val="0"/>
+          <w:numId w:val="1"/>
+        </w:numPr>
+        <w:spacing w:after="60" w:line="276" w:lineRule="auto"/>
+      </w:pPr>
+      <w:r>
+        <w:t xml:space="preserve">Ganti kata sandi awal segera setelah akun dibuat.</w:t>
+      </w:r>
+    </w:p>
+    <w:p>
+      <w:pPr>
+        <w:numPr>
+          <w:ilvl w:val="0"/>
+          <w:numId w:val="1"/>
+        </w:numPr>
+        <w:spacing w:after="60" w:line="276" w:lineRule="auto"/>
+      </w:pPr>
+      <w:r>
+        <w:t xml:space="preserve">Guru yang pindah atau pensiun: </w:t>
+      </w:r>
+      <w:r>
+        <w:rPr>
+          <w:b/>
+        </w:rPr>
+        <w:t xml:space="preserve">nonaktifkan</w:t>
+      </w:r>
+      <w:r>
+        <w:t xml:space="preserve"> akunnya, jangan dihapus.</w:t>
+      </w:r>
+    </w:p>
+    <w:p>
+      <w:pPr>
+        <w:numPr>
+          <w:ilvl w:val="0"/>
+          <w:numId w:val="1"/>
+        </w:numPr>
+        <w:spacing w:after="60" w:line="276" w:lineRule="auto"/>
+      </w:pPr>
+      <w:r>
+        <w:t xml:space="preserve">Pastikan orang tua benar-benar mengganti kata sandi bawaan. Kolom "Akun Ortu" di Data Siswa menunjukkan statusnya.</w:t>
+      </w:r>
+    </w:p>
+    <w:p>
+      <w:pPr>
+        <w:numPr>
+          <w:ilvl w:val="0"/>
+          <w:numId w:val="1"/>
+        </w:numPr>
+        <w:spacing w:after="60" w:line="276" w:lineRule="auto"/>
+      </w:pPr>
+      <w:r>
+        <w:t xml:space="preserve">Tutup semester tepat waktu — data yang sudah ditutup tidak bisa diubah siapa pun, termasuk karena kekeliruan.</w:t>
+      </w:r>
+    </w:p>
+    <w:p>
+      <w:pPr>
+        <w:numPr>
+          <w:ilvl w:val="0"/>
+          <w:numId w:val="1"/>
+        </w:numPr>
+        <w:spacing w:after="60" w:line="276" w:lineRule="auto"/>
+      </w:pPr>
+      <w:r>
+        <w:t xml:space="preserve">Jaga agar </w:t>
+      </w:r>
+      <w:r>
+        <w:rPr>
+          <w:b/>
+        </w:rPr>
+        <w:t xml:space="preserve">nomor WhatsApp guru</w:t>
+      </w:r>
+      <w:r>
+        <w:t xml:space="preserve"> di Kelola Pengguna selalu benar — itu yang dipakai pengingat jurnal otomatis.</w:t>
+      </w:r>
+    </w:p>
+    <w:p>
+      <w:pPr>
+        <w:numPr>
+          <w:ilvl w:val="0"/>
+          <w:numId w:val="1"/>
+        </w:numPr>
+        <w:spacing w:after="60" w:line="276" w:lineRule="auto"/>
+      </w:pPr>
+      <w:r>
+        <w:t xml:space="preserve">Token perangkat WhatsApp kepala sekolah adalah rahasia setara kata sandi. Siapa pun yang memegangnya bisa mengirim pesan atas nama kepala sekolah.</w:t>
+      </w:r>
+    </w:p>
+    <w:p>
+      <w:pPr>
+        <w:pStyle w:val="Heading2"/>
+      </w:pPr>
+      <w:r>
+        <w:t xml:space="preserve">J.2 Cadangan data (backup)</w:t>
+      </w:r>
+    </w:p>
+    <w:p>
+      <w:pPr>
+        <w:spacing w:after="140" w:line="276" w:lineRule="auto"/>
+        <w:jc w:val="both"/>
+      </w:pPr>
+      <w:r>
+        <w:t xml:space="preserve">Cadangkan database </w:t>
+      </w:r>
+      <w:r>
+        <w:rPr>
+          <w:b/>
+        </w:rPr>
+        <w:t xml:space="preserve">setiap minggu</w:t>
+      </w:r>
+      <w:r>
+        <w:t xml:space="preserve">, dan </w:t>
+      </w:r>
+      <w:r>
+        <w:rPr>
+          <w:b/>
+        </w:rPr>
+        <w:t xml:space="preserve">wajib</w:t>
+      </w:r>
+      <w:r>
+        <w:t xml:space="preserve"> sebelum pergantian semester atau tahun ajaran.</w:t>
+      </w:r>
+    </w:p>
+    <w:tbl>
+      <w:tblPr>
+        <w:tblW w:w="5000" w:type="pct"/>
+        <w:tblBorders>
+          <w:top w:val="single" w:sz="4" w:color="D9D9D9"/>
+          <w:left w:val="single" w:sz="4" w:color="D9D9D9"/>
+          <w:bottom w:val="single" w:sz="4" w:color="D9D9D9"/>
+          <w:right w:val="single" w:sz="4" w:color="D9D9D9"/>
+        </w:tblBorders>
+        <w:tblCellMar>
+          <w:top w:w="120" w:type="dxa"/>
+          <w:left w:w="160" w:type="dxa"/>
+          <w:bottom w:w="120" w:type="dxa"/>
+          <w:right w:w="160" w:type="dxa"/>
+        </w:tblCellMar>
+      </w:tblPr>
+      <w:tr>
+        <w:tc>
+          <w:tcPr>
+            <w:shd w:val="clear" w:fill="F5F5F5"/>
+          </w:tcPr>
+          <w:p>
+            <w:pPr>
+              <w:spacing w:after="0" w:line="240" w:lineRule="auto"/>
+            </w:pPr>
+            <w:r>
+              <w:rPr>
+                <w:rFonts w:ascii="Consolas" w:hAnsi="Consolas"/>
+                <w:sz w:val="18"/>
+              </w:rPr>
+              <w:t xml:space="preserve">mysqldump -u pengguna -p --no-tablespaces --single-transaction sim_spenga &gt; cadangan-2026-08-29.sql</w:t>
+            </w:r>
+          </w:p>
+        </w:tc>
+      </w:tr>
+    </w:tbl>
+    <w:p>
+      <w:pPr>
+        <w:spacing w:after="140"/>
+      </w:pPr>
+    </w:p>
+    <w:p>
+      <w:pPr>
+        <w:spacing w:after="140" w:line="276" w:lineRule="auto"/>
+        <w:jc w:val="both"/>
+      </w:pPr>
+      <w:r>
+        <w:t xml:space="preserve">Cadangkan juga folder </w:t>
+      </w:r>
+      <w:r>
+        <w:rPr>
+          <w:rFonts w:ascii="Consolas" w:hAnsi="Consolas"/>
+          <w:color w:val="B03060"/>
+        </w:rPr>
+        <w:t xml:space="preserve">storage/app/public</w:t>
+      </w:r>
+      <w:r>
+        <w:t xml:space="preserve"> yang berisi berkas unggahan: logo sekolah, ikon aplikasi, bukti pelanggaran &amp; pembinaan BK, dan lampiran surat. Database saja belum lengkap — bila foldernya tidak ikut, catatan BK akan pulih tanpa foto buktinya dan kop surat kehilangan logonya.</w:t>
+      </w:r>
+    </w:p>
+    <w:tbl>
+      <w:tblPr>
+        <w:tblW w:w="5000" w:type="pct"/>
+        <w:tblBorders>
+          <w:top w:val="single" w:sz="4" w:color="E0C878"/>
+          <w:left w:val="single" w:sz="18" w:color="E0A800"/>
+          <w:bottom w:val="single" w:sz="4" w:color="E0C878"/>
+          <w:right w:val="single" w:sz="4" w:color="E0C878"/>
+        </w:tblBorders>
+        <w:tblCellMar>
+          <w:top w:w="140" w:type="dxa"/>
+          <w:left w:w="200" w:type="dxa"/>
+          <w:bottom w:w="140" w:type="dxa"/>
+          <w:right w:w="200" w:type="dxa"/>
+        </w:tblCellMar>
+      </w:tblPr>
+      <w:tr>
+        <w:tc>
+          <w:tcPr>
+            <w:shd w:val="clear" w:fill="FFF4CE"/>
+          </w:tcPr>
+          <w:p>
+            <w:pPr>
+              <w:spacing w:after="60"/>
+            </w:pPr>
+            <w:r>
+              <w:rPr>
+                <w:b/>
+              </w:rPr>
+              <w:t xml:space="preserve">Langkah lengkapnya ada di dokumen terpisah</w:t>
+            </w:r>
+          </w:p>
+          <w:p>
+            <w:pPr>
+              <w:spacing w:after="0"/>
+              <w:jc w:val="both"/>
+            </w:pPr>
+            <w:r>
+              <w:t xml:space="preserve">Cara mencadangkan lewat phpMyAdmin selangkah demi selangkah, cara memulihkan, cara mengosongkan data uji coba tanpa menghilangkan master data, dan perawatan berkala dibahas tuntas di </w:t>
+            </w:r>
+            <w:r>
+              <w:rPr>
+                <w:b/>
+              </w:rPr>
+              <w:t xml:space="preserve">Panduan Database SIM-SPENGA</w:t>
+            </w:r>
+            <w:r>
+              <w:t xml:space="preserve">.</w:t>
+            </w:r>
+          </w:p>
+        </w:tc>
+      </w:tr>
+    </w:tbl>
+    <w:p>
+      <w:pPr>
+        <w:spacing w:after="140"/>
+      </w:pPr>
+    </w:p>
+    <w:p>
+      <w:pPr>
+        <w:pStyle w:val="Heading2"/>
+      </w:pPr>
+      <w:r>
+        <w:t xml:space="preserve">J.3 Yang sudah dijaga aplikasi</w:t>
+      </w:r>
+    </w:p>
+    <w:tbl>
+      <w:tblPr>
+        <w:tblW w:w="5000" w:type="pct"/>
+        <w:tblBorders>
+          <w:top w:val="single" w:sz="4" w:color="BFBFBF"/>
+          <w:left w:val="single" w:sz="4" w:color="BFBFBF"/>
+          <w:bottom w:val="single" w:sz="4" w:color="BFBFBF"/>
+          <w:right w:val="single" w:sz="4" w:color="BFBFBF"/>
+          <w:insideH w:val="single" w:sz="4" w:color="BFBFBF"/>
+          <w:insideV w:val="single" w:sz="4" w:color="BFBFBF"/>
+        </w:tblBorders>
+        <w:tblCellMar>
+          <w:top w:w="90" w:type="dxa"/>
+          <w:left w:w="130" w:type="dxa"/>
+          <w:bottom w:w="90" w:type="dxa"/>
+          <w:right w:w="130" w:type="dxa"/>
+        </w:tblCellMar>
+      </w:tblPr>
+      <w:tr>
+        <w:trPr>
+          <w:tblHeader/>
+        </w:trPr>
+        <w:tc>
+          <w:tcPr>
+            <w:tcW w:w="1500" w:type="pct"/>
+            <w:shd w:val="clear" w:fill="1F4E79"/>
+          </w:tcPr>
+          <w:p>
+            <w:pPr>
+              <w:spacing w:after="0"/>
+            </w:pPr>
+            <w:r>
+              <w:rPr>
+                <w:b/>
+                <w:color w:val="FFFFFF"/>
+                <w:sz w:val="19"/>
+              </w:rPr>
+              <w:t xml:space="preserve">Perlindungan</w:t>
+            </w:r>
+          </w:p>
+        </w:tc>
+        <w:tc>
+          <w:tcPr>
+            <w:tcW w:w="3500" w:type="pct"/>
+            <w:shd w:val="clear" w:fill="1F4E79"/>
+          </w:tcPr>
+          <w:p>
+            <w:pPr>
+              <w:spacing w:after="0"/>
+            </w:pPr>
+            <w:r>
+              <w:rPr>
+                <w:b/>
+                <w:color w:val="FFFFFF"/>
+                <w:sz w:val="19"/>
+              </w:rPr>
+              <w:t xml:space="preserve">Keterangan</w:t>
+            </w:r>
+          </w:p>
+        </w:tc>
+      </w:tr>
+      <w:tr>
+        <w:tc>
+          <w:tcPr>
+            <w:tcW w:w="1500" w:type="pct"/>
+          </w:tcPr>
+          <w:p>
+            <w:pPr>
+              <w:spacing w:after="0"/>
+            </w:pPr>
+            <w:r>
+              <w:rPr>
+                <w:sz w:val="19"/>
+              </w:rPr>
+              <w:t xml:space="preserve">Batas percobaan masuk</w:t>
+            </w:r>
+          </w:p>
+        </w:tc>
+        <w:tc>
+          <w:tcPr>
+            <w:tcW w:w="3500" w:type="pct"/>
+          </w:tcPr>
+          <w:p>
+            <w:pPr>
+              <w:spacing w:after="0"/>
+            </w:pPr>
+            <w:r>
+              <w:rPr>
+                <w:sz w:val="19"/>
+              </w:rPr>
+              <w:t xml:space="preserve">5 percobaan per menit per akun &amp; alamat</w:t>
+            </w:r>
+          </w:p>
+        </w:tc>
+      </w:tr>
+      <w:tr>
+        <w:tc>
+          <w:tcPr>
+            <w:tcW w:w="1500" w:type="pct"/>
+            <w:shd w:val="clear" w:fill="F7F9FC"/>
+          </w:tcPr>
+          <w:p>
+            <w:pPr>
+              <w:spacing w:after="0"/>
+            </w:pPr>
+            <w:r>
+              <w:rPr>
+                <w:sz w:val="19"/>
+              </w:rPr>
+              <w:t xml:space="preserve">Kata sandi</w:t>
+            </w:r>
+          </w:p>
+        </w:tc>
+        <w:tc>
+          <w:tcPr>
+            <w:tcW w:w="3500" w:type="pct"/>
+            <w:shd w:val="clear" w:fill="F7F9FC"/>
+          </w:tcPr>
+          <w:p>
+            <w:pPr>
+              <w:spacing w:after="0"/>
+            </w:pPr>
+            <w:r>
+              <w:rPr>
+                <w:sz w:val="19"/>
+              </w:rPr>
+              <w:t xml:space="preserve">Disimpan teracak (hash), tidak bisa dibaca balik</w:t>
+            </w:r>
+          </w:p>
+        </w:tc>
+      </w:tr>
+      <w:tr>
+        <w:tc>
+          <w:tcPr>
+            <w:tcW w:w="1500" w:type="pct"/>
+          </w:tcPr>
+          <w:p>
+            <w:pPr>
+              <w:spacing w:after="0"/>
+            </w:pPr>
+            <w:r>
+              <w:rPr>
+                <w:sz w:val="19"/>
+              </w:rPr>
+              <w:t xml:space="preserve">Batas antar peran</w:t>
+            </w:r>
+          </w:p>
+        </w:tc>
+        <w:tc>
+          <w:tcPr>
+            <w:tcW w:w="3500" w:type="pct"/>
+          </w:tcPr>
+          <w:p>
+            <w:pPr>
+              <w:spacing w:after="0"/>
+            </w:pPr>
+            <w:r>
+              <w:rPr>
+                <w:sz w:val="19"/>
+              </w:rPr>
+              <w:t xml:space="preserve">Guru tidak bisa membuka menu Admin, TU tidak bisa membuka BK, dan seterusnya</w:t>
+            </w:r>
+          </w:p>
+        </w:tc>
+      </w:tr>
+      <w:tr>
+        <w:tc>
+          <w:tcPr>
+            <w:tcW w:w="1500" w:type="pct"/>
+            <w:shd w:val="clear" w:fill="F7F9FC"/>
+          </w:tcPr>
+          <w:p>
+            <w:pPr>
+              <w:spacing w:after="0"/>
+            </w:pPr>
+            <w:r>
+              <w:rPr>
+                <w:sz w:val="19"/>
+              </w:rPr>
+              <w:t xml:space="preserve">Batas antar pemilik</w:t>
+            </w:r>
+          </w:p>
+        </w:tc>
+        <w:tc>
+          <w:tcPr>
+            <w:tcW w:w="3500" w:type="pct"/>
+            <w:shd w:val="clear" w:fill="F7F9FC"/>
+          </w:tcPr>
+          <w:p>
+            <w:pPr>
+              <w:spacing w:after="0"/>
+            </w:pPr>
+            <w:r>
+              <w:rPr>
+                <w:sz w:val="19"/>
+              </w:rPr>
+              <w:t xml:space="preserve">Guru hanya bisa membuka kelas &amp; mapel yang benar-benar diampunya</w:t>
+            </w:r>
+          </w:p>
+        </w:tc>
+      </w:tr>
+      <w:tr>
+        <w:tc>
+          <w:tcPr>
+            <w:tcW w:w="1500" w:type="pct"/>
+          </w:tcPr>
+          <w:p>
+            <w:pPr>
+              <w:spacing w:after="0"/>
+            </w:pPr>
+            <w:r>
+              <w:rPr>
+                <w:sz w:val="19"/>
+              </w:rPr>
+              <w:t xml:space="preserve">Portal orang tua</w:t>
+            </w:r>
+          </w:p>
+        </w:tc>
+        <w:tc>
+          <w:tcPr>
+            <w:tcW w:w="3500" w:type="pct"/>
+          </w:tcPr>
+          <w:p>
+            <w:pPr>
+              <w:spacing w:after="0"/>
+            </w:pPr>
+            <w:r>
+              <w:rPr>
+                <w:sz w:val="19"/>
+              </w:rPr>
+              <w:t xml:space="preserve">Terpisah penuh dari area staf; hanya menampilkan data anaknya sendiri</w:t>
+            </w:r>
+          </w:p>
+        </w:tc>
+      </w:tr>
+      <w:tr>
+        <w:tc>
+          <w:tcPr>
+            <w:tcW w:w="1500" w:type="pct"/>
+            <w:shd w:val="clear" w:fill="F7F9FC"/>
+          </w:tcPr>
+          <w:p>
+            <w:pPr>
+              <w:spacing w:after="0"/>
+            </w:pPr>
+            <w:r>
+              <w:rPr>
+                <w:sz w:val="19"/>
+              </w:rPr>
+              <w:t xml:space="preserve">Perlindungan data</w:t>
+            </w:r>
+          </w:p>
+        </w:tc>
+        <w:tc>
+          <w:tcPr>
+            <w:tcW w:w="3500" w:type="pct"/>
+            <w:shd w:val="clear" w:fill="F7F9FC"/>
+          </w:tcPr>
+          <w:p>
+            <w:pPr>
+              <w:spacing w:after="0"/>
+            </w:pPr>
+            <w:r>
+              <w:rPr>
+                <w:sz w:val="19"/>
+              </w:rPr>
+              <w:t xml:space="preserve">Menghapus master data yang masih dipakai ditolak, bukan dihapus diam-diam</w:t>
+            </w:r>
+          </w:p>
+        </w:tc>
+      </w:tr>
+      <w:tr>
+        <w:tc>
+          <w:tcPr>
+            <w:tcW w:w="1500" w:type="pct"/>
+          </w:tcPr>
+          <w:p>
+            <w:pPr>
+              <w:spacing w:after="0"/>
+            </w:pPr>
+            <w:r>
+              <w:rPr>
+                <w:sz w:val="19"/>
+              </w:rPr>
+              <w:t xml:space="preserve">Lisensi</w:t>
+            </w:r>
+          </w:p>
+        </w:tc>
+        <w:tc>
+          <w:tcPr>
+            <w:tcW w:w="3500" w:type="pct"/>
+          </w:tcPr>
+          <w:p>
+            <w:pPr>
+              <w:spacing w:after="0"/>
+            </w:pPr>
+            <w:r>
+              <w:rPr>
+                <w:sz w:val="19"/>
+              </w:rPr>
+              <w:t xml:space="preserve">Aplikasi tidak berjalan tanpa nomor seri yang sah</w:t>
+            </w:r>
+          </w:p>
+        </w:tc>
+      </w:tr>
+      <w:tr>
+        <w:tc>
+          <w:tcPr>
+            <w:tcW w:w="1500" w:type="pct"/>
+            <w:shd w:val="clear" w:fill="F7F9FC"/>
+          </w:tcPr>
+          <w:p>
+            <w:pPr>
+              <w:spacing w:after="0"/>
+            </w:pPr>
+            <w:r>
+              <w:rPr>
+                <w:sz w:val="19"/>
+              </w:rPr>
+              <w:t xml:space="preserve">Token WhatsApp</w:t>
+            </w:r>
+          </w:p>
+        </w:tc>
+        <w:tc>
+          <w:tcPr>
+            <w:tcW w:w="3500" w:type="pct"/>
+            <w:shd w:val="clear" w:fill="F7F9FC"/>
+          </w:tcPr>
+          <w:p>
+            <w:pPr>
+              <w:spacing w:after="0"/>
+            </w:pPr>
+            <w:r>
+              <w:rPr>
+                <w:sz w:val="19"/>
+              </w:rPr>
+              <w:t xml:space="preserve">Token perangkat kepala sekolah disimpan terenkripsi; membaca database langsung tidak memberikan tokennya</w:t>
+            </w:r>
+          </w:p>
+        </w:tc>
+      </w:tr>
+    </w:tbl>
+    <w:p>
+      <w:pPr>
+        <w:spacing w:after="140"/>
+      </w:pPr>
+    </w:p>
+    <w:p>
+      <w:pPr>
+        <w:pStyle w:val="Heading1"/>
+        <w:pageBreakBefore/>
+      </w:pPr>
+      <w:r>
+        <w:t xml:space="preserve">Bagian K — Lampiran: Daftar Menu per Peran</w:t>
+      </w:r>
+    </w:p>
+    <w:p>
+      <w:pPr>
+        <w:pStyle w:val="Heading2"/>
+      </w:pPr>
+      <w:r>
+        <w:t xml:space="preserve">Admin</w:t>
+      </w:r>
+    </w:p>
+    <w:tbl>
+      <w:tblPr>
+        <w:tblW w:w="5000" w:type="pct"/>
+        <w:tblBorders>
+          <w:top w:val="single" w:sz="4" w:color="BFBFBF"/>
+          <w:left w:val="single" w:sz="4" w:color="BFBFBF"/>
+          <w:bottom w:val="single" w:sz="4" w:color="BFBFBF"/>
+          <w:right w:val="single" w:sz="4" w:color="BFBFBF"/>
+          <w:insideH w:val="single" w:sz="4" w:color="BFBFBF"/>
+          <w:insideV w:val="single" w:sz="4" w:color="BFBFBF"/>
+        </w:tblBorders>
+        <w:tblCellMar>
+          <w:top w:w="90" w:type="dxa"/>
+          <w:left w:w="130" w:type="dxa"/>
+          <w:bottom w:w="90" w:type="dxa"/>
+          <w:right w:w="130" w:type="dxa"/>
+        </w:tblCellMar>
+      </w:tblPr>
+      <w:tr>
+        <w:trPr>
+          <w:tblHeader/>
+        </w:trPr>
+        <w:tc>
+          <w:tcPr>
             <w:tcW w:w="1300" w:type="pct"/>
             <w:shd w:val="clear" w:fill="1F4E79"/>
           </w:tcPr>
@@ -8789,7 +11891,20 @@
               <w:rPr>
                 <w:sz w:val="19"/>
               </w:rPr>
-              <w:t xml:space="preserve">Pengaturan Sekolah, Jenis Pelanggaran, Pengaturan Penilaian, Jam Pelajaran, Kelola Pengguna</w:t>
+              <w:t xml:space="preserve">Pengaturan Sekolah, </w:t>
+            </w:r>
+            <w:r>
+              <w:rPr>
+                <w:b/>
+                <w:sz w:val="19"/>
+              </w:rPr>
+              <w:t xml:space="preserve">Pengingat Guru (WA)</w:t>
+            </w:r>
+            <w:r>
+              <w:rPr>
+                <w:sz w:val="19"/>
+              </w:rPr>
+              <w:t xml:space="preserve">, Jenis Pelanggaran, Pengaturan Penilaian, Jam Pelajaran, Kelola Pengguna</w:t>
             </w:r>
           </w:p>
         </w:tc>

--- a/docs/Panduan-SIM-SPENGA.docx
+++ b/docs/Panduan-SIM-SPENGA.docx
@@ -6961,6 +6961,287 @@
           </w:p>
         </w:tc>
       </w:tr>
+      <w:tr>
+        <w:tc>
+          <w:tcPr>
+            <w:tcW w:w="1500" w:type="pct"/>
+            <w:shd w:val="clear" w:fill="F7F9FC"/>
+          </w:tcPr>
+          <w:p>
+            <w:pPr>
+              <w:spacing w:after="0"/>
+            </w:pPr>
+            <w:r>
+              <w:rPr>
+                <w:b/>
+                <w:sz w:val="19"/>
+              </w:rPr>
+              <w:t xml:space="preserve">Hari Kegiatan Sekolah dikecualikan</w:t>
+            </w:r>
+          </w:p>
+        </w:tc>
+        <w:tc>
+          <w:tcPr>
+            <w:tcW w:w="3500" w:type="pct"/>
+            <w:shd w:val="clear" w:fill="F7F9FC"/>
+          </w:tcPr>
+          <w:p>
+            <w:pPr>
+              <w:spacing w:after="0"/>
+            </w:pPr>
+            <w:r>
+              <w:rPr>
+                <w:sz w:val="19"/>
+              </w:rPr>
+              <w:t xml:space="preserve">Pada hari lomba, classmeeting, tryout, atau pesantren, KBM biasa tidak berjalan — kehadiran diisi </w:t>
+            </w:r>
+            <w:r>
+              <w:rPr>
+                <w:b/>
+                <w:sz w:val="19"/>
+              </w:rPr>
+              <w:t xml:space="preserve">wali kelas</w:t>
+            </w:r>
+            <w:r>
+              <w:rPr>
+                <w:sz w:val="19"/>
+              </w:rPr>
+              <w:t xml:space="preserve"> lewat Absensi Kegiatan. Guru mata pelajaran tidak diingatkan sama sekali untuk kelas yang sedang berkegiatan.</w:t>
+            </w:r>
+          </w:p>
+        </w:tc>
+      </w:tr>
+      <w:tr>
+        <w:tc>
+          <w:tcPr>
+            <w:tcW w:w="1500" w:type="pct"/>
+          </w:tcPr>
+          <w:p>
+            <w:pPr>
+              <w:spacing w:after="0"/>
+            </w:pPr>
+            <w:r>
+              <w:rPr>
+                <w:b/>
+                <w:sz w:val="19"/>
+              </w:rPr>
+              <w:t xml:space="preserve">Tidak pernah menyusul ke hari berikutnya</w:t>
+            </w:r>
+          </w:p>
+        </w:tc>
+        <w:tc>
+          <w:tcPr>
+            <w:tcW w:w="3500" w:type="pct"/>
+          </w:tcPr>
+          <w:p>
+            <w:pPr>
+              <w:spacing w:after="0"/>
+            </w:pPr>
+            <w:r>
+              <w:rPr>
+                <w:sz w:val="19"/>
+              </w:rPr>
+              <w:t xml:space="preserve">Pengingat hanya berlaku pada hari mengajarnya. Bila harinya keburu lewat sebelum pesannya sempat keluar, pesan itu </w:t>
+            </w:r>
+            <w:r>
+              <w:rPr>
+                <w:b/>
+                <w:sz w:val="19"/>
+              </w:rPr>
+              <w:t xml:space="preserve">dibatalkan</w:t>
+            </w:r>
+            <w:r>
+              <w:rPr>
+                <w:sz w:val="19"/>
+              </w:rPr>
+              <w:t xml:space="preserve"> dan ditandai Kedaluwarsa — bukan dikirim terlambat.</w:t>
+            </w:r>
+          </w:p>
+        </w:tc>
+      </w:tr>
+    </w:tbl>
+    <w:p>
+      <w:pPr>
+        <w:spacing w:after="140"/>
+      </w:pPr>
+    </w:p>
+    <w:tbl>
+      <w:tblPr>
+        <w:tblW w:w="5000" w:type="pct"/>
+        <w:tblBorders>
+          <w:top w:val="single" w:sz="4" w:color="E0C878"/>
+          <w:left w:val="single" w:sz="18" w:color="E0A800"/>
+          <w:bottom w:val="single" w:sz="4" w:color="E0C878"/>
+          <w:right w:val="single" w:sz="4" w:color="E0C878"/>
+        </w:tblBorders>
+        <w:tblCellMar>
+          <w:top w:w="140" w:type="dxa"/>
+          <w:left w:w="200" w:type="dxa"/>
+          <w:bottom w:w="140" w:type="dxa"/>
+          <w:right w:w="200" w:type="dxa"/>
+        </w:tblCellMar>
+      </w:tblPr>
+      <w:tr>
+        <w:tc>
+          <w:tcPr>
+            <w:shd w:val="clear" w:fill="FFF4CE"/>
+          </w:tcPr>
+          <w:p>
+            <w:pPr>
+              <w:spacing w:after="60"/>
+            </w:pPr>
+            <w:r>
+              <w:rPr>
+                <w:b/>
+              </w:rPr>
+              <w:t xml:space="preserve">Cakupan kegiatan dihormati apa adanya</w:t>
+            </w:r>
+          </w:p>
+          <w:p>
+            <w:pPr>
+              <w:spacing w:after="0"/>
+              <w:jc w:val="both"/>
+            </w:pPr>
+            <w:r>
+              <w:t xml:space="preserve">Kegiatan yang hanya untuk kelas 7 </w:t>
+            </w:r>
+            <w:r>
+              <w:rPr>
+                <w:b/>
+              </w:rPr>
+              <w:t xml:space="preserve">tidak</w:t>
+            </w:r>
+            <w:r>
+              <w:t xml:space="preserve"> membebaskan kelas 8 dan 9 — guru yang mengajar kelas 8 hari itu tetap diingatkan seperti biasa. Begitu pula kegiatan yang hanya berlaku pada hari tertentu (mis. lomba tiap Sabtu selama Agustus): di luar hari itu pengingat berjalan normal. Kegiatan yang statusnya </w:t>
+            </w:r>
+            <w:r>
+              <w:rPr>
+                <w:b/>
+              </w:rPr>
+              <w:t xml:space="preserve">Nonaktif</w:t>
+            </w:r>
+            <w:r>
+              <w:t xml:space="preserve"> tidak membebaskan siapa pun.</w:t>
+            </w:r>
+          </w:p>
+        </w:tc>
+      </w:tr>
+    </w:tbl>
+    <w:p>
+      <w:pPr>
+        <w:spacing w:after="140"/>
+      </w:pPr>
+    </w:p>
+    <w:tbl>
+      <w:tblPr>
+        <w:tblW w:w="5000" w:type="pct"/>
+        <w:tblBorders>
+          <w:top w:val="single" w:sz="4" w:color="E0C878"/>
+          <w:left w:val="single" w:sz="18" w:color="E0A800"/>
+          <w:bottom w:val="single" w:sz="4" w:color="E0C878"/>
+          <w:right w:val="single" w:sz="4" w:color="E0C878"/>
+        </w:tblBorders>
+        <w:tblCellMar>
+          <w:top w:w="140" w:type="dxa"/>
+          <w:left w:w="200" w:type="dxa"/>
+          <w:bottom w:w="140" w:type="dxa"/>
+          <w:right w:w="200" w:type="dxa"/>
+        </w:tblCellMar>
+      </w:tblPr>
+      <w:tr>
+        <w:tc>
+          <w:tcPr>
+            <w:shd w:val="clear" w:fill="FFF4CE"/>
+          </w:tcPr>
+          <w:p>
+            <w:pPr>
+              <w:spacing w:after="60"/>
+            </w:pPr>
+            <w:r>
+              <w:rPr>
+                <w:b/>
+              </w:rPr>
+              <w:t xml:space="preserve">Kegiatan yang baru dicatat setelah berjalan tetap terkejar</w:t>
+            </w:r>
+          </w:p>
+          <w:p>
+            <w:pPr>
+              <w:spacing w:after="0"/>
+              <w:jc w:val="both"/>
+            </w:pPr>
+            <w:r>
+              <w:t xml:space="preserve">Kesiswaan sering baru memasukkan kegiatannya ke aplikasi setelah acaranya dimulai — misalnya lomba mulai pukul 07.00 tetapi baru diinput pukul 10.00. Pengingat untuk jam-jam pertama mungkin sudah terlanjur masuk antrian. Sistem memeriksa ulang tepat sebelum pesannya keluar, jadi pesan itu </w:t>
+            </w:r>
+            <w:r>
+              <w:rPr>
+                <w:b/>
+              </w:rPr>
+              <w:t xml:space="preserve">dibatalkan</w:t>
+            </w:r>
+            <w:r>
+              <w:t xml:space="preserve"> dan ditandai Dilewati. Guru tidak akan menerima teguran untuk hari yang KBM-nya memang ditiadakan.</w:t>
+            </w:r>
+          </w:p>
+        </w:tc>
+      </w:tr>
+    </w:tbl>
+    <w:p>
+      <w:pPr>
+        <w:spacing w:after="140"/>
+      </w:pPr>
+    </w:p>
+    <w:tbl>
+      <w:tblPr>
+        <w:tblW w:w="5000" w:type="pct"/>
+        <w:tblBorders>
+          <w:top w:val="single" w:sz="4" w:color="E0C878"/>
+          <w:left w:val="single" w:sz="18" w:color="E0A800"/>
+          <w:bottom w:val="single" w:sz="4" w:color="E0C878"/>
+          <w:right w:val="single" w:sz="4" w:color="E0C878"/>
+        </w:tblBorders>
+        <w:tblCellMar>
+          <w:top w:w="140" w:type="dxa"/>
+          <w:left w:w="200" w:type="dxa"/>
+          <w:bottom w:w="140" w:type="dxa"/>
+          <w:right w:w="200" w:type="dxa"/>
+        </w:tblCellMar>
+      </w:tblPr>
+      <w:tr>
+        <w:tc>
+          <w:tcPr>
+            <w:shd w:val="clear" w:fill="FFF4CE"/>
+          </w:tcPr>
+          <w:p>
+            <w:pPr>
+              <w:spacing w:after="60"/>
+            </w:pPr>
+            <w:r>
+              <w:rPr>
+                <w:b/>
+              </w:rPr>
+              <w:t xml:space="preserve">Kenapa tidak boleh menyusul keesokan harinya</w:t>
+            </w:r>
+          </w:p>
+          <w:p>
+            <w:pPr>
+              <w:spacing w:after="0"/>
+              <w:jc w:val="both"/>
+            </w:pPr>
+            <w:r>
+              <w:t xml:space="preserve">Pengingat itu cepat basi. Gunanya menyuruh guru mengisi jurnal </w:t>
+            </w:r>
+            <w:r>
+              <w:rPr>
+                <w:b/>
+              </w:rPr>
+              <w:t xml:space="preserve">selagi ingatannya masih segar</w:t>
+            </w:r>
+            <w:r>
+              <w:t xml:space="preserve"> dan datanya masih bisa dipertanggungjawabkan. Sesudah harinya lewat, pesan yang sama berubah sifat: bukan lagi pengingat, melainkan teguran atas sesuatu yang sudah tidak bisa diperbaiki hari itu juga — dan yang paling buruk, bisa tiba pada hari libur atau pagi-pagi keesokan harinya. Pengingat semacam itu justru membuat seluruh fiturnya mulai diabaikan guru.</w:t>
+            </w:r>
+          </w:p>
+        </w:tc>
+      </w:tr>
     </w:tbl>
     <w:p>
       <w:pPr>
@@ -8021,7 +8302,7 @@
               <w:rPr>
                 <w:sz w:val="19"/>
               </w:rPr>
-              <w:t xml:space="preserve">Guru keburu mengisi jurnalnya, atau pengingat dimatikan sebelum terkirim</w:t>
+              <w:t xml:space="preserve">Guru keburu mengisi jurnalnya, kelasnya sedang ada Kegiatan Sekolah, atau pengingat dimatikan sebelum terkirim. Kolom Keterangan menyebut yang mana</w:t>
             </w:r>
           </w:p>
         </w:tc>
@@ -8104,6 +8385,120 @@
                 <w:sz w:val="19"/>
               </w:rPr>
               <w:t xml:space="preserve"> pada barisnya</w:t>
+            </w:r>
+          </w:p>
+        </w:tc>
+      </w:tr>
+      <w:tr>
+        <w:tc>
+          <w:tcPr>
+            <w:tcW w:w="800" w:type="pct"/>
+          </w:tcPr>
+          <w:p>
+            <w:pPr>
+              <w:spacing w:after="0"/>
+            </w:pPr>
+            <w:r>
+              <w:rPr>
+                <w:sz w:val="19"/>
+              </w:rPr>
+              <w:t xml:space="preserve">Kedaluwarsa</w:t>
+            </w:r>
+          </w:p>
+        </w:tc>
+        <w:tc>
+          <w:tcPr>
+            <w:tcW w:w="2200" w:type="pct"/>
+          </w:tcPr>
+          <w:p>
+            <w:pPr>
+              <w:spacing w:after="0"/>
+            </w:pPr>
+            <w:r>
+              <w:rPr>
+                <w:sz w:val="19"/>
+              </w:rPr>
+              <w:t xml:space="preserve">Hari mengajarnya sudah lewat sebelum pesannya sempat keluar dari antrian</w:t>
+            </w:r>
+          </w:p>
+        </w:tc>
+        <w:tc>
+          <w:tcPr>
+            <w:tcW w:w="2000" w:type="pct"/>
+          </w:tcPr>
+          <w:p>
+            <w:pPr>
+              <w:spacing w:after="0"/>
+            </w:pPr>
+            <w:r>
+              <w:rPr>
+                <w:sz w:val="19"/>
+              </w:rPr>
+              <w:t xml:space="preserve">Ini pertanda pekerja antrian di server sempat mati. Periksa servernya — jurnal yang bersangkutan kemungkinan besar memang belum terisi</w:t>
+            </w:r>
+          </w:p>
+        </w:tc>
+      </w:tr>
+    </w:tbl>
+    <w:p>
+      <w:pPr>
+        <w:spacing w:after="140"/>
+      </w:pPr>
+    </w:p>
+    <w:tbl>
+      <w:tblPr>
+        <w:tblW w:w="5000" w:type="pct"/>
+        <w:tblBorders>
+          <w:top w:val="single" w:sz="4" w:color="E0C878"/>
+          <w:left w:val="single" w:sz="18" w:color="E0A800"/>
+          <w:bottom w:val="single" w:sz="4" w:color="E0C878"/>
+          <w:right w:val="single" w:sz="4" w:color="E0C878"/>
+        </w:tblBorders>
+        <w:tblCellMar>
+          <w:top w:w="140" w:type="dxa"/>
+          <w:left w:w="200" w:type="dxa"/>
+          <w:bottom w:w="140" w:type="dxa"/>
+          <w:right w:w="200" w:type="dxa"/>
+        </w:tblCellMar>
+      </w:tblPr>
+      <w:tr>
+        <w:tc>
+          <w:tcPr>
+            <w:shd w:val="clear" w:fill="FFF4CE"/>
+          </w:tcPr>
+          <w:p>
+            <w:pPr>
+              <w:spacing w:after="60"/>
+            </w:pPr>
+            <w:r>
+              <w:rPr>
+                <w:b/>
+              </w:rPr>
+              <w:t xml:space="preserve">Beda "Dilewati" dan "Kedaluwarsa" — keduanya sama-sama tidak dikirim</w:t>
+            </w:r>
+          </w:p>
+          <w:p>
+            <w:pPr>
+              <w:spacing w:after="0"/>
+              <w:jc w:val="both"/>
+            </w:pPr>
+            <w:r>
+              <w:rPr>
+                <w:b/>
+              </w:rPr>
+              <w:t xml:space="preserve">Dilewati</w:t>
+            </w:r>
+            <w:r>
+              <w:t xml:space="preserve"> adalah kabar baik: gurunya sudah mengisi jurnal, jadi tidak perlu diganggu. </w:t>
+            </w:r>
+            <w:r>
+              <w:rPr>
+                <w:b/>
+              </w:rPr>
+              <w:t xml:space="preserve">Kedaluwarsa</w:t>
+            </w:r>
+            <w:r>
+              <w:t xml:space="preserve"> adalah kabar buruk: jurnalnya kemungkinan besar masih kosong, tetapi pesannya sudah telanjur basi karena harinya lewat. Bila angka Kedaluwarsa mulai banyak, yang bermasalah bukan gurunya melainkan servernya — lihat E.6.</w:t>
             </w:r>
           </w:p>
         </w:tc>
@@ -8445,6 +8840,49 @@
           </w:p>
         </w:tc>
       </w:tr>
+      <w:tr>
+        <w:tc>
+          <w:tcPr>
+            <w:tcW w:w="2250" w:type="pct"/>
+            <w:shd w:val="clear" w:fill="F7F9FC"/>
+          </w:tcPr>
+          <w:p>
+            <w:pPr>
+              <w:spacing w:after="0"/>
+            </w:pPr>
+            <w:r>
+              <w:rPr>
+                <w:sz w:val="19"/>
+              </w:rPr>
+              <w:t xml:space="preserve">Banyak berstatus </w:t>
+            </w:r>
+            <w:r>
+              <w:rPr>
+                <w:b/>
+                <w:sz w:val="19"/>
+              </w:rPr>
+              <w:t xml:space="preserve">Kedaluwarsa</w:t>
+            </w:r>
+          </w:p>
+        </w:tc>
+        <w:tc>
+          <w:tcPr>
+            <w:tcW w:w="2750" w:type="pct"/>
+            <w:shd w:val="clear" w:fill="F7F9FC"/>
+          </w:tcPr>
+          <w:p>
+            <w:pPr>
+              <w:spacing w:after="0"/>
+            </w:pPr>
+            <w:r>
+              <w:rPr>
+                <w:sz w:val="19"/>
+              </w:rPr>
+              <w:t xml:space="preserve">Pekerja antrian sempat mati berjam-jam atau semalaman, sehingga pesannya baru diproses setelah harinya lewat</w:t>
+            </w:r>
+          </w:p>
+        </w:tc>
+      </w:tr>
     </w:tbl>
     <w:p>
       <w:pPr>
@@ -11112,18 +11550,124 @@
         <w:jc w:val="both"/>
       </w:pPr>
       <w:r>
-        <w:t xml:space="preserve">Cadangkan juga folder </w:t>
+        <w:t xml:space="preserve">Cadangkan juga seluruh folder </w:t>
       </w:r>
       <w:r>
         <w:rPr>
           <w:rFonts w:ascii="Consolas" w:hAnsi="Consolas"/>
           <w:color w:val="B03060"/>
         </w:rPr>
-        <w:t xml:space="preserve">storage/app/public</w:t>
-      </w:r>
-      <w:r>
-        <w:t xml:space="preserve"> yang berisi berkas unggahan: logo sekolah, ikon aplikasi, bukti pelanggaran &amp; pembinaan BK, dan lampiran surat. Database saja belum lengkap — bila foldernya tidak ikut, catatan BK akan pulih tanpa foto buktinya dan kop surat kehilangan logonya.</w:t>
-      </w:r>
+        <w:t xml:space="preserve">storage/app</w:t>
+      </w:r>
+      <w:r>
+        <w:t xml:space="preserve"> yang berisi berkas unggahan. Di dalamnya ada </w:t>
+      </w:r>
+      <w:r>
+        <w:rPr>
+          <w:b/>
+        </w:rPr>
+        <w:t xml:space="preserve">dua</w:t>
+      </w:r>
+      <w:r>
+        <w:t xml:space="preserve"> folder dan keduanya sama-sama wajib: </w:t>
+      </w:r>
+      <w:r>
+        <w:rPr>
+          <w:rFonts w:ascii="Consolas" w:hAnsi="Consolas"/>
+          <w:color w:val="B03060"/>
+        </w:rPr>
+        <w:t xml:space="preserve">public</w:t>
+      </w:r>
+      <w:r>
+        <w:t xml:space="preserve"> (logo sekolah &amp; ikon aplikasi) dan </w:t>
+      </w:r>
+      <w:r>
+        <w:rPr>
+          <w:rFonts w:ascii="Consolas" w:hAnsi="Consolas"/>
+          <w:color w:val="B03060"/>
+        </w:rPr>
+        <w:t xml:space="preserve">private</w:t>
+      </w:r>
+      <w:r>
+        <w:t xml:space="preserve"> (foto bukti pelanggaran &amp; pembinaan BK, serta lampiran surat). Database saja belum lengkap — bila foldernya tidak ikut, catatan BK akan pulih tanpa foto buktinya dan kop surat kehilangan logonya.</w:t>
+      </w:r>
+    </w:p>
+    <w:tbl>
+      <w:tblPr>
+        <w:tblW w:w="5000" w:type="pct"/>
+        <w:tblBorders>
+          <w:top w:val="single" w:sz="4" w:color="E0C878"/>
+          <w:left w:val="single" w:sz="18" w:color="E0A800"/>
+          <w:bottom w:val="single" w:sz="4" w:color="E0C878"/>
+          <w:right w:val="single" w:sz="4" w:color="E0C878"/>
+        </w:tblBorders>
+        <w:tblCellMar>
+          <w:top w:w="140" w:type="dxa"/>
+          <w:left w:w="200" w:type="dxa"/>
+          <w:bottom w:w="140" w:type="dxa"/>
+          <w:right w:w="200" w:type="dxa"/>
+        </w:tblCellMar>
+      </w:tblPr>
+      <w:tr>
+        <w:tc>
+          <w:tcPr>
+            <w:shd w:val="clear" w:fill="FFF4CE"/>
+          </w:tcPr>
+          <w:p>
+            <w:pPr>
+              <w:spacing w:after="60"/>
+            </w:pPr>
+            <w:r>
+              <w:rPr>
+                <w:b/>
+              </w:rPr>
+              <w:t xml:space="preserve">Kenapa berkas BK terpisah di folder </w:t>
+            </w:r>
+            <w:r>
+              <w:rPr>
+                <w:b/>
+                <w:rFonts w:ascii="Consolas" w:hAnsi="Consolas"/>
+                <w:color w:val="B03060"/>
+              </w:rPr>
+              <w:t xml:space="preserve">private</w:t>
+            </w:r>
+          </w:p>
+          <w:p>
+            <w:pPr>
+              <w:spacing w:after="0"/>
+              <w:jc w:val="both"/>
+            </w:pPr>
+            <w:r>
+              <w:t xml:space="preserve">Berkas di </w:t>
+            </w:r>
+            <w:r>
+              <w:rPr>
+                <w:rFonts w:ascii="Consolas" w:hAnsi="Consolas"/>
+                <w:color w:val="B03060"/>
+              </w:rPr>
+              <w:t xml:space="preserve">public</w:t>
+            </w:r>
+            <w:r>
+              <w:t xml:space="preserve"> dilayani langsung oleh peladen web, tanpa pemeriksaan login — itu memang perlu untuk logo, yang harus tampil di halaman masuk. Foto bukti pelanggaran siswa tidak boleh begitu: siapa pun yang memegang alamatnya akan bisa membukanya selamanya, bahkan setelah tidak lagi bekerja di sekolah. Karena itu berkas rahasia disimpan di </w:t>
+            </w:r>
+            <w:r>
+              <w:rPr>
+                <w:rFonts w:ascii="Consolas" w:hAnsi="Consolas"/>
+                <w:color w:val="B03060"/>
+              </w:rPr>
+              <w:t xml:space="preserve">private</w:t>
+            </w:r>
+            <w:r>
+              <w:t xml:space="preserve">, di luar jangkauan peladen web, dan hanya bisa dibuka lewat aplikasi oleh pengguna yang sudah masuk.</w:t>
+            </w:r>
+          </w:p>
+        </w:tc>
+      </w:tr>
+    </w:tbl>
+    <w:p>
+      <w:pPr>
+        <w:spacing w:after="140"/>
+      </w:pPr>
     </w:p>
     <w:tbl>
       <w:tblPr>
